--- a/Практическая работа 2/ПР_2_Канат_П-24-67б.docx
+++ b/Практическая работа 2/ПР_2_Канат_П-24-67б.docx
@@ -286,6 +286,7 @@
             <w:pPr>
               <w:spacing w:before="60" w:after="60" w:line="240" w:lineRule="auto"/>
               <w:rPr>
+                <w:rFonts w:hint="default"/>
                 <w:lang w:val="ru-RU"/>
               </w:rPr>
             </w:pPr>
@@ -294,7 +295,7 @@
                 <w:sz w:val="22"/>
                 <w:szCs w:val="22"/>
               </w:rPr>
-              <w:t>Выполнил(а)</w:t>
+              <w:t>Выполнил</w:t>
             </w:r>
           </w:p>
           <w:p>
@@ -310,7 +311,7 @@
                 <w:sz w:val="22"/>
                 <w:szCs w:val="22"/>
               </w:rPr>
-              <w:t>студент(ка) группы</w:t>
+              <w:t>студент группы</w:t>
             </w:r>
             <w:r>
               <w:rPr>
@@ -426,14 +427,6 @@
         </w:tc>
       </w:tr>
     </w:tbl>
-    <w:p>
-      <w:pPr>
-        <w:spacing w:before="600" w:after="100" w:line="240" w:lineRule="auto"/>
-        <w:rPr>
-          <w:lang w:val="ru-RU"/>
-        </w:rPr>
-      </w:pPr>
-    </w:p>
     <w:p>
       <w:pPr>
         <w:spacing w:before="600" w:after="100" w:line="240" w:lineRule="auto"/>
@@ -520,6 +513,12 @@
         <w:sectPr>
           <w:pgSz w:w="11906" w:h="16838"/>
           <w:pgMar w:top="1134" w:right="850" w:bottom="1134" w:left="1701" w:header="708" w:footer="708" w:gutter="0"/>
+          <w:pgBorders>
+            <w:top w:val="none" w:sz="0" w:space="0"/>
+            <w:left w:val="none" w:sz="0" w:space="0"/>
+            <w:bottom w:val="none" w:sz="0" w:space="0"/>
+            <w:right w:val="none" w:sz="0" w:space="0"/>
+          </w:pgBorders>
           <w:pgNumType w:fmt="decimal"/>
           <w:cols w:space="720" w:num="1"/>
           <w:docGrid w:linePitch="360" w:charSpace="0"/>
@@ -541,6 +540,14 @@
           <w:docPartUnique/>
         </w:docPartObj>
       </w:sdtPr>
+      <w:sdtEndPr>
+        <w:rPr>
+          <w:rFonts w:ascii="SimSun" w:hAnsi="SimSun" w:eastAsia="SimSun" w:cs="Times New Roman"/>
+          <w:sz w:val="21"/>
+          <w:szCs w:val="24"/>
+          <w:lang w:val="zh-CN" w:eastAsia="zh-CN" w:bidi="ar-SA"/>
+        </w:rPr>
+      </w:sdtEndPr>
       <w:sdtContent>
         <w:p>
           <w:pPr>
@@ -564,7 +571,7 @@
         </w:p>
         <w:p>
           <w:pPr>
-            <w:pStyle w:val="26"/>
+            <w:pStyle w:val="27"/>
             <w:tabs>
               <w:tab w:val="right" w:leader="dot" w:pos="9355"/>
             </w:tabs>
@@ -690,7 +697,7 @@
         </w:p>
         <w:p>
           <w:pPr>
-            <w:pStyle w:val="26"/>
+            <w:pStyle w:val="27"/>
             <w:tabs>
               <w:tab w:val="right" w:leader="dot" w:pos="9355"/>
             </w:tabs>
@@ -791,7 +798,7 @@
         </w:p>
         <w:p>
           <w:pPr>
-            <w:pStyle w:val="26"/>
+            <w:pStyle w:val="27"/>
             <w:tabs>
               <w:tab w:val="right" w:leader="dot" w:pos="9355"/>
             </w:tabs>
@@ -902,7 +909,7 @@
         </w:p>
         <w:p>
           <w:pPr>
-            <w:pStyle w:val="26"/>
+            <w:pStyle w:val="27"/>
             <w:tabs>
               <w:tab w:val="right" w:leader="dot" w:pos="9355"/>
             </w:tabs>
@@ -1013,7 +1020,7 @@
         </w:p>
         <w:p>
           <w:pPr>
-            <w:pStyle w:val="26"/>
+            <w:pStyle w:val="27"/>
             <w:tabs>
               <w:tab w:val="right" w:leader="dot" w:pos="9355"/>
             </w:tabs>
@@ -1124,7 +1131,7 @@
         </w:p>
         <w:p>
           <w:pPr>
-            <w:pStyle w:val="26"/>
+            <w:pStyle w:val="27"/>
             <w:tabs>
               <w:tab w:val="right" w:leader="dot" w:pos="9355"/>
             </w:tabs>
@@ -1238,6 +1245,12 @@
               <w:footerReference r:id="rId5" w:type="default"/>
               <w:pgSz w:w="11906" w:h="16838"/>
               <w:pgMar w:top="1134" w:right="850" w:bottom="1134" w:left="1701" w:header="708" w:footer="708" w:gutter="0"/>
+              <w:pgBorders>
+                <w:top w:val="none" w:sz="0" w:space="0"/>
+                <w:left w:val="none" w:sz="0" w:space="0"/>
+                <w:bottom w:val="none" w:sz="0" w:space="0"/>
+                <w:right w:val="none" w:sz="0" w:space="0"/>
+              </w:pgBorders>
               <w:pgNumType w:fmt="decimal" w:start="2"/>
               <w:cols w:space="720" w:num="1"/>
               <w:docGrid w:linePitch="360" w:charSpace="0"/>
@@ -1256,23 +1269,6 @@
     </w:sdt>
     <w:p>
       <w:pPr>
-        <w:tabs>
-          <w:tab w:val="left" w:pos="720"/>
-          <w:tab w:val="left" w:pos="1440"/>
-          <w:tab w:val="left" w:pos="2160"/>
-          <w:tab w:val="left" w:pos="2880"/>
-          <w:tab w:val="left" w:pos="3600"/>
-          <w:tab w:val="left" w:pos="4320"/>
-          <w:tab w:val="center" w:pos="4677"/>
-          <w:tab w:val="left" w:pos="5040"/>
-          <w:tab w:val="left" w:pos="5760"/>
-          <w:tab w:val="left" w:pos="7020"/>
-        </w:tabs>
-        <w:spacing w:line="240" w:lineRule="auto"/>
-      </w:pPr>
-    </w:p>
-    <w:p>
-      <w:pPr>
         <w:pStyle w:val="2"/>
         <w:numPr>
           <w:ilvl w:val="0"/>
@@ -1340,12 +1336,7 @@
         <w:jc w:val="both"/>
       </w:pPr>
       <w:r>
-        <w:t>В рамках работы исследуется сторонний веб-сервис Restful-Booker API, представляющий собой забагованную среду для имитации системы бронирования номеров в отеле. Основное назначение проекта —</w:t>
-      </w:r>
-      <w:bookmarkStart w:id="6" w:name="_GoBack"/>
-      <w:bookmarkEnd w:id="6"/>
-      <w:r>
-        <w:t xml:space="preserve"> предоставление платформы для отработки навыков ручного и автоматизированного тестирования бэкенд-разработки. Проект содержит набор эндпоинтов для управления данными в формате JSON посредством HTTP-запросов. Перечень функций включает в себя авторизацию администратора (POST /auth), получение списка броней (GET /booking), создание новых записей (POST /booking), а также их обновление (PUT/PATCH) и удаление (DELETE).</w:t>
+        <w:t>В рамках работы исследуется сторонний веб-сервис Restful-Booker API, представляющий собой забагованную среду для имитации системы бронирования номеров в отеле. Основное назначение проекта — предоставление платформы для отработки навыков ручного и автоматизированного тестирования бэкенд-разработки. Проект содержит набор эндпоинтов для управления данными в формате JSON посредством HTTP-запросов. Перечень функций включает в себя авторизацию администратора (POST /auth), получение списка броней (GET /booking), создание новых записей (POST /booking), а также их обновление (PUT/PATCH) и удаление (DELETE).</w:t>
       </w:r>
     </w:p>
     <w:p>
@@ -1378,76 +1369,18 @@
         <w:pStyle w:val="20"/>
         <w:keepNext w:val="0"/>
         <w:keepLines w:val="0"/>
-        <w:pageBreakBefore w:val="0"/>
         <w:widowControl/>
-        <w:numPr>
-          <w:ilvl w:val="0"/>
-          <w:numId w:val="2"/>
-        </w:numPr>
         <w:suppressLineNumbers w:val="0"/>
-        <w:kinsoku/>
-        <w:wordWrap/>
-        <w:overflowPunct/>
-        <w:topLinePunct w:val="0"/>
-        <w:autoSpaceDE/>
-        <w:autoSpaceDN/>
-        <w:bidi w:val="0"/>
-        <w:adjustRightInd/>
-        <w:snapToGrid/>
-        <w:spacing w:before="0" w:beforeAutospacing="0" w:after="160" w:afterAutospacing="0" w:line="360" w:lineRule="auto"/>
-        <w:ind w:left="720" w:leftChars="300" w:firstLine="0" w:firstLineChars="0"/>
-        <w:jc w:val="both"/>
-        <w:textAlignment w:val="auto"/>
-        <w:rPr>
-          <w:rFonts w:hint="default" w:ascii="Times New Roman" w:hAnsi="Times New Roman" w:cs="Times New Roman"/>
-          <w:i w:val="0"/>
-          <w:iCs w:val="0"/>
-          <w:color w:val="000000"/>
-          <w:sz w:val="20"/>
-          <w:szCs w:val="20"/>
-          <w:u w:val="none"/>
-        </w:rPr>
-      </w:pPr>
-      <w:r>
-        <w:rPr>
-          <w:rFonts w:hint="default" w:ascii="Times New Roman" w:hAnsi="Times New Roman" w:cs="Times New Roman"/>
-          <w:i w:val="0"/>
-          <w:iCs w:val="0"/>
-          <w:color w:val="000000"/>
-          <w:sz w:val="24"/>
-          <w:szCs w:val="24"/>
-          <w:u w:val="none"/>
-          <w:vertAlign w:val="baseline"/>
-        </w:rPr>
-        <w:t xml:space="preserve">Используя ранее выбранное приложение (или выбрать новое), определить </w:t>
-      </w:r>
-      <w:r>
-        <w:rPr>
-          <w:rFonts w:hint="default" w:ascii="Times New Roman" w:hAnsi="Times New Roman" w:cs="Times New Roman"/>
-          <w:b w:val="0"/>
-          <w:bCs w:val="0"/>
-          <w:i w:val="0"/>
-          <w:iCs w:val="0"/>
-          <w:color w:val="000000"/>
-          <w:sz w:val="24"/>
-          <w:szCs w:val="24"/>
-          <w:u w:val="none"/>
-          <w:vertAlign w:val="baseline"/>
-        </w:rPr>
-        <w:t>2–3 ключевые функции</w:t>
-      </w:r>
-      <w:r>
-        <w:rPr>
-          <w:rFonts w:hint="default" w:ascii="Times New Roman" w:hAnsi="Times New Roman" w:cs="Times New Roman"/>
-          <w:i w:val="0"/>
-          <w:iCs w:val="0"/>
-          <w:color w:val="000000"/>
-          <w:sz w:val="24"/>
-          <w:szCs w:val="24"/>
-          <w:u w:val="none"/>
-          <w:vertAlign w:val="baseline"/>
-        </w:rPr>
-        <w:t>, например:</w:t>
+      </w:pPr>
+      <w:r>
+        <w:rPr>
+          <w:b/>
+          <w:bCs/>
+        </w:rPr>
+        <w:t>ЧАСТЬ 1. Составление тест-кейсов</w:t>
+      </w:r>
+      <w:r>
+        <w:t xml:space="preserve"> Используя ранее выбранное приложение (или выбрать новое), определить 2–3 ключевые функции, например:</w:t>
       </w:r>
     </w:p>
     <w:p>
@@ -1455,44 +1388,12 @@
         <w:pStyle w:val="20"/>
         <w:keepNext w:val="0"/>
         <w:keepLines w:val="0"/>
-        <w:pageBreakBefore w:val="0"/>
         <w:widowControl/>
         <w:suppressLineNumbers w:val="0"/>
-        <w:kinsoku/>
-        <w:wordWrap/>
-        <w:overflowPunct/>
-        <w:topLinePunct w:val="0"/>
-        <w:autoSpaceDE/>
-        <w:autoSpaceDN/>
-        <w:bidi w:val="0"/>
-        <w:adjustRightInd/>
-        <w:snapToGrid/>
-        <w:spacing w:before="0" w:beforeAutospacing="0" w:after="160" w:afterAutospacing="0" w:line="360" w:lineRule="auto"/>
-        <w:ind w:left="1200" w:leftChars="500" w:firstLine="0" w:firstLineChars="0"/>
-        <w:jc w:val="both"/>
-        <w:textAlignment w:val="auto"/>
-        <w:rPr>
-          <w:rFonts w:hint="default" w:ascii="Times New Roman" w:hAnsi="Times New Roman" w:cs="Times New Roman"/>
-          <w:i w:val="0"/>
-          <w:iCs w:val="0"/>
-          <w:color w:val="000000"/>
-          <w:sz w:val="20"/>
-          <w:szCs w:val="20"/>
-          <w:u w:val="none"/>
-        </w:rPr>
-      </w:pPr>
-      <w:r>
-        <w:rPr>
-          <w:rFonts w:hint="default" w:ascii="Times New Roman" w:hAnsi="Times New Roman" w:cs="Times New Roman"/>
-          <w:i w:val="0"/>
-          <w:iCs w:val="0"/>
-          <w:color w:val="000000"/>
-          <w:sz w:val="24"/>
-          <w:szCs w:val="24"/>
-          <w:u w:val="none"/>
-          <w:vertAlign w:val="baseline"/>
-        </w:rPr>
-        <w:t>регистрация / авторизация </w:t>
+        <w:ind w:left="720"/>
+      </w:pPr>
+      <w:r>
+        <w:t>регистрация / авторизация</w:t>
       </w:r>
     </w:p>
     <w:p>
@@ -1500,44 +1401,12 @@
         <w:pStyle w:val="20"/>
         <w:keepNext w:val="0"/>
         <w:keepLines w:val="0"/>
-        <w:pageBreakBefore w:val="0"/>
         <w:widowControl/>
         <w:suppressLineNumbers w:val="0"/>
-        <w:kinsoku/>
-        <w:wordWrap/>
-        <w:overflowPunct/>
-        <w:topLinePunct w:val="0"/>
-        <w:autoSpaceDE/>
-        <w:autoSpaceDN/>
-        <w:bidi w:val="0"/>
-        <w:adjustRightInd/>
-        <w:snapToGrid/>
-        <w:spacing w:before="0" w:beforeAutospacing="0" w:after="160" w:afterAutospacing="0" w:line="360" w:lineRule="auto"/>
-        <w:ind w:left="1200" w:leftChars="500" w:firstLine="0" w:firstLineChars="0"/>
-        <w:jc w:val="both"/>
-        <w:textAlignment w:val="auto"/>
-        <w:rPr>
-          <w:rFonts w:hint="default" w:ascii="Times New Roman" w:hAnsi="Times New Roman" w:cs="Times New Roman"/>
-          <w:i w:val="0"/>
-          <w:iCs w:val="0"/>
-          <w:color w:val="000000"/>
-          <w:sz w:val="20"/>
-          <w:szCs w:val="20"/>
-          <w:u w:val="none"/>
-        </w:rPr>
-      </w:pPr>
-      <w:r>
-        <w:rPr>
-          <w:rFonts w:hint="default" w:ascii="Times New Roman" w:hAnsi="Times New Roman" w:cs="Times New Roman"/>
-          <w:i w:val="0"/>
-          <w:iCs w:val="0"/>
-          <w:color w:val="000000"/>
-          <w:sz w:val="24"/>
-          <w:szCs w:val="24"/>
-          <w:u w:val="none"/>
-          <w:vertAlign w:val="baseline"/>
-        </w:rPr>
-        <w:t>добавление данных (задача, товар, запись) </w:t>
+        <w:ind w:left="720"/>
+      </w:pPr>
+      <w:r>
+        <w:t>добавление данных (задача, товар, запись)</w:t>
       </w:r>
     </w:p>
     <w:p>
@@ -1545,44 +1414,12 @@
         <w:pStyle w:val="20"/>
         <w:keepNext w:val="0"/>
         <w:keepLines w:val="0"/>
-        <w:pageBreakBefore w:val="0"/>
         <w:widowControl/>
         <w:suppressLineNumbers w:val="0"/>
-        <w:kinsoku/>
-        <w:wordWrap/>
-        <w:overflowPunct/>
-        <w:topLinePunct w:val="0"/>
-        <w:autoSpaceDE/>
-        <w:autoSpaceDN/>
-        <w:bidi w:val="0"/>
-        <w:adjustRightInd/>
-        <w:snapToGrid/>
-        <w:spacing w:before="0" w:beforeAutospacing="0" w:after="160" w:afterAutospacing="0" w:line="360" w:lineRule="auto"/>
-        <w:ind w:left="1200" w:leftChars="500" w:firstLine="0" w:firstLineChars="0"/>
-        <w:jc w:val="both"/>
-        <w:textAlignment w:val="auto"/>
-        <w:rPr>
-          <w:rFonts w:hint="default" w:ascii="Times New Roman" w:hAnsi="Times New Roman" w:cs="Times New Roman"/>
-          <w:i w:val="0"/>
-          <w:iCs w:val="0"/>
-          <w:color w:val="000000"/>
-          <w:sz w:val="20"/>
-          <w:szCs w:val="20"/>
-          <w:u w:val="none"/>
-        </w:rPr>
-      </w:pPr>
-      <w:r>
-        <w:rPr>
-          <w:rFonts w:hint="default" w:ascii="Times New Roman" w:hAnsi="Times New Roman" w:cs="Times New Roman"/>
-          <w:i w:val="0"/>
-          <w:iCs w:val="0"/>
-          <w:color w:val="000000"/>
-          <w:sz w:val="24"/>
-          <w:szCs w:val="24"/>
-          <w:u w:val="none"/>
-          <w:vertAlign w:val="baseline"/>
-        </w:rPr>
-        <w:t>поиск / фильтрация </w:t>
+        <w:ind w:left="720"/>
+      </w:pPr>
+      <w:r>
+        <w:t>поиск / фильтрация</w:t>
       </w:r>
     </w:p>
     <w:p>
@@ -1590,35 +1427,12 @@
         <w:pStyle w:val="20"/>
         <w:keepNext w:val="0"/>
         <w:keepLines w:val="0"/>
-        <w:pageBreakBefore w:val="0"/>
         <w:widowControl/>
         <w:suppressLineNumbers w:val="0"/>
-        <w:kinsoku/>
-        <w:wordWrap/>
-        <w:overflowPunct/>
-        <w:topLinePunct w:val="0"/>
-        <w:autoSpaceDE/>
-        <w:autoSpaceDN/>
-        <w:bidi w:val="0"/>
-        <w:adjustRightInd/>
-        <w:snapToGrid/>
-        <w:spacing w:before="0" w:beforeAutospacing="0" w:after="160" w:afterAutospacing="0" w:line="360" w:lineRule="auto"/>
-        <w:ind w:left="1200" w:leftChars="500" w:firstLine="0" w:firstLineChars="0"/>
-        <w:jc w:val="both"/>
-        <w:textAlignment w:val="auto"/>
-      </w:pPr>
-      <w:r>
-        <w:rPr>
-          <w:rFonts w:hint="default" w:ascii="Times New Roman" w:hAnsi="Times New Roman" w:cs="Times New Roman"/>
-          <w:i w:val="0"/>
-          <w:iCs w:val="0"/>
-          <w:color w:val="000000"/>
-          <w:sz w:val="24"/>
-          <w:szCs w:val="24"/>
-          <w:u w:val="none"/>
-          <w:vertAlign w:val="baseline"/>
-        </w:rPr>
-        <w:t>вычисления (если это калькулятор) </w:t>
+        <w:ind w:left="720"/>
+      </w:pPr>
+      <w:r>
+        <w:t>вычисления (если это калькулятор)</w:t>
       </w:r>
     </w:p>
     <w:p>
@@ -1626,50 +1440,15 @@
         <w:pStyle w:val="20"/>
         <w:keepNext w:val="0"/>
         <w:keepLines w:val="0"/>
-        <w:pageBreakBefore w:val="0"/>
         <w:widowControl/>
-        <w:numPr>
-          <w:ilvl w:val="0"/>
-          <w:numId w:val="2"/>
-        </w:numPr>
         <w:suppressLineNumbers w:val="0"/>
-        <w:kinsoku/>
-        <w:wordWrap/>
-        <w:overflowPunct/>
-        <w:topLinePunct w:val="0"/>
-        <w:autoSpaceDE/>
-        <w:autoSpaceDN/>
-        <w:bidi w:val="0"/>
-        <w:adjustRightInd/>
-        <w:snapToGrid/>
-        <w:spacing w:before="0" w:beforeAutospacing="0" w:after="160" w:afterAutospacing="0" w:line="360" w:lineRule="auto"/>
-        <w:ind w:left="720" w:leftChars="300" w:firstLine="0" w:firstLineChars="0"/>
-        <w:jc w:val="both"/>
-        <w:textAlignment w:val="auto"/>
-        <w:rPr>
-          <w:rFonts w:hint="default" w:ascii="Times New Roman" w:hAnsi="Times New Roman" w:cs="Times New Roman"/>
-          <w:i w:val="0"/>
-          <w:iCs w:val="0"/>
-          <w:color w:val="000000"/>
-          <w:sz w:val="24"/>
-          <w:szCs w:val="24"/>
-          <w:u w:val="none"/>
-          <w:vertAlign w:val="baseline"/>
-          <w:lang w:val="ru-RU"/>
-        </w:rPr>
-      </w:pPr>
-      <w:r>
-        <w:rPr>
-          <w:rFonts w:hint="default" w:ascii="Times New Roman" w:hAnsi="Times New Roman" w:cs="Times New Roman"/>
-          <w:i w:val="0"/>
-          <w:iCs w:val="0"/>
-          <w:color w:val="000000"/>
-          <w:sz w:val="24"/>
-          <w:szCs w:val="24"/>
-          <w:u w:val="none"/>
-          <w:vertAlign w:val="baseline"/>
-        </w:rPr>
-        <w:t>Выполнить все разработанные тест-кейсы вручную.</w:t>
+      </w:pPr>
+      <w:r>
+        <w:rPr>
+          <w:i/>
+          <w:iCs/>
+        </w:rPr>
+        <w:t>Что нужно сделать:</w:t>
       </w:r>
     </w:p>
     <w:p>
@@ -1677,58 +1456,12 @@
         <w:pStyle w:val="20"/>
         <w:keepNext w:val="0"/>
         <w:keepLines w:val="0"/>
-        <w:pageBreakBefore w:val="0"/>
         <w:widowControl/>
-        <w:numPr>
-          <w:ilvl w:val="0"/>
-          <w:numId w:val="2"/>
-        </w:numPr>
         <w:suppressLineNumbers w:val="0"/>
-        <w:kinsoku/>
-        <w:wordWrap/>
-        <w:overflowPunct/>
-        <w:topLinePunct w:val="0"/>
-        <w:autoSpaceDE/>
-        <w:autoSpaceDN/>
-        <w:bidi w:val="0"/>
-        <w:adjustRightInd/>
-        <w:snapToGrid/>
-        <w:spacing w:before="0" w:beforeAutospacing="0" w:after="160" w:afterAutospacing="0" w:line="360" w:lineRule="auto"/>
-        <w:ind w:left="720" w:leftChars="300" w:firstLine="0" w:firstLineChars="0"/>
-        <w:jc w:val="both"/>
-        <w:textAlignment w:val="auto"/>
-        <w:rPr>
-          <w:b w:val="0"/>
-          <w:bCs w:val="0"/>
-        </w:rPr>
-      </w:pPr>
-      <w:r>
-        <w:rPr>
-          <w:rFonts w:hint="default" w:ascii="Times New Roman" w:hAnsi="Times New Roman" w:cs="Times New Roman"/>
-          <w:i w:val="0"/>
-          <w:iCs w:val="0"/>
-          <w:color w:val="000000"/>
-          <w:sz w:val="24"/>
-          <w:szCs w:val="24"/>
-          <w:u w:val="none"/>
-          <w:vertAlign w:val="baseline"/>
-        </w:rPr>
-        <w:t xml:space="preserve">Добавить </w:t>
-      </w:r>
-      <w:r>
-        <w:rPr>
-          <w:rFonts w:hint="default" w:ascii="Times New Roman" w:hAnsi="Times New Roman" w:cs="Times New Roman"/>
-          <w:b w:val="0"/>
-          <w:bCs w:val="0"/>
-          <w:i w:val="0"/>
-          <w:iCs w:val="0"/>
-          <w:color w:val="000000"/>
-          <w:sz w:val="24"/>
-          <w:szCs w:val="24"/>
-          <w:u w:val="none"/>
-          <w:vertAlign w:val="baseline"/>
-        </w:rPr>
-        <w:t>простую автоматизацию на Python, подтверждающую часть тестов.</w:t>
+        <w:ind w:left="720"/>
+      </w:pPr>
+      <w:r>
+        <w:t>Определить сценарии тестирования. Для каждой функции: позитивные сценарии, негативные сценарии, граничные случаи (edge cases).</w:t>
       </w:r>
     </w:p>
     <w:p>
@@ -1736,41 +1469,12 @@
         <w:pStyle w:val="20"/>
         <w:keepNext w:val="0"/>
         <w:keepLines w:val="0"/>
-        <w:pageBreakBefore w:val="0"/>
         <w:widowControl/>
         <w:suppressLineNumbers w:val="0"/>
-        <w:kinsoku/>
-        <w:wordWrap/>
-        <w:overflowPunct/>
-        <w:topLinePunct w:val="0"/>
-        <w:autoSpaceDE/>
-        <w:autoSpaceDN/>
-        <w:bidi w:val="0"/>
-        <w:adjustRightInd/>
-        <w:snapToGrid/>
-        <w:spacing w:before="0" w:beforeAutospacing="0" w:after="160" w:afterAutospacing="0" w:line="360" w:lineRule="auto"/>
-        <w:ind w:left="720" w:leftChars="300" w:firstLine="0" w:firstLineChars="0"/>
-        <w:jc w:val="both"/>
-        <w:textAlignment w:val="auto"/>
-        <w:rPr>
-          <w:b w:val="0"/>
-          <w:bCs w:val="0"/>
-        </w:rPr>
-      </w:pPr>
-      <w:r>
-        <w:rPr>
-          <w:rFonts w:hint="default" w:ascii="Times New Roman" w:hAnsi="Times New Roman" w:cs="Times New Roman"/>
-          <w:b w:val="0"/>
-          <w:bCs w:val="0"/>
-          <w:i w:val="0"/>
-          <w:iCs w:val="0"/>
-          <w:color w:val="000000"/>
-          <w:sz w:val="24"/>
-          <w:szCs w:val="24"/>
-          <w:u w:val="none"/>
-          <w:vertAlign w:val="baseline"/>
-        </w:rPr>
-        <w:t>Варианты реализации</w:t>
+        <w:ind w:left="720"/>
+      </w:pPr>
+      <w:r>
+        <w:t>Составить тест-кейсы. Минимум: 10–15 тест-кейсов. Формат: ID, Название, Предусловие, Шаги, Ожидаемый результат. Требования к качеству: четкие формулировки, отсутствие двусмысленности, проверяемость результата.</w:t>
       </w:r>
     </w:p>
     <w:p>
@@ -1778,41 +1482,25 @@
         <w:pStyle w:val="20"/>
         <w:keepNext w:val="0"/>
         <w:keepLines w:val="0"/>
-        <w:pageBreakBefore w:val="0"/>
         <w:widowControl/>
         <w:suppressLineNumbers w:val="0"/>
-        <w:kinsoku/>
-        <w:wordWrap/>
-        <w:overflowPunct/>
-        <w:topLinePunct w:val="0"/>
-        <w:autoSpaceDE/>
-        <w:autoSpaceDN/>
-        <w:bidi w:val="0"/>
-        <w:adjustRightInd/>
-        <w:snapToGrid/>
-        <w:spacing w:before="0" w:beforeAutospacing="0" w:after="160" w:afterAutospacing="0" w:line="360" w:lineRule="auto"/>
-        <w:ind w:left="1200" w:leftChars="500" w:firstLine="0" w:firstLineChars="0"/>
-        <w:jc w:val="both"/>
-        <w:textAlignment w:val="auto"/>
-        <w:rPr>
-          <w:b w:val="0"/>
-          <w:bCs w:val="0"/>
-        </w:rPr>
-      </w:pPr>
-      <w:r>
-        <w:rPr>
-          <w:rFonts w:hint="default" w:ascii="Times New Roman" w:hAnsi="Times New Roman" w:cs="Times New Roman"/>
-          <w:b w:val="0"/>
-          <w:bCs w:val="0"/>
-          <w:i w:val="0"/>
-          <w:iCs w:val="0"/>
-          <w:color w:val="000000"/>
-          <w:sz w:val="24"/>
-          <w:szCs w:val="24"/>
-          <w:u w:val="none"/>
-          <w:vertAlign w:val="baseline"/>
-        </w:rPr>
-        <w:t>Часть 1: Тест логики функции</w:t>
+      </w:pPr>
+      <w:r>
+        <w:rPr>
+          <w:b/>
+          <w:bCs/>
+        </w:rPr>
+        <w:t>ЧАСТЬ 2. Проведение ручного тестирования</w:t>
+      </w:r>
+      <w:r>
+        <w:t xml:space="preserve"> Выполнить все разработанные тест-кейсы вручную. </w:t>
+      </w:r>
+      <w:r>
+        <w:rPr>
+          <w:i/>
+          <w:iCs/>
+        </w:rPr>
+        <w:t>Что нужно сделать:</w:t>
       </w:r>
     </w:p>
     <w:p>
@@ -1820,41 +1508,12 @@
         <w:pStyle w:val="20"/>
         <w:keepNext w:val="0"/>
         <w:keepLines w:val="0"/>
-        <w:pageBreakBefore w:val="0"/>
         <w:widowControl/>
         <w:suppressLineNumbers w:val="0"/>
-        <w:kinsoku/>
-        <w:wordWrap/>
-        <w:overflowPunct/>
-        <w:topLinePunct w:val="0"/>
-        <w:autoSpaceDE/>
-        <w:autoSpaceDN/>
-        <w:bidi w:val="0"/>
-        <w:adjustRightInd/>
-        <w:snapToGrid/>
-        <w:spacing w:before="0" w:beforeAutospacing="0" w:after="160" w:afterAutospacing="0" w:line="360" w:lineRule="auto"/>
-        <w:ind w:left="1200" w:leftChars="500" w:firstLine="0" w:firstLineChars="0"/>
-        <w:jc w:val="both"/>
-        <w:textAlignment w:val="auto"/>
-        <w:rPr>
-          <w:b w:val="0"/>
-          <w:bCs w:val="0"/>
-        </w:rPr>
-      </w:pPr>
-      <w:r>
-        <w:rPr>
-          <w:rFonts w:hint="default" w:ascii="Times New Roman" w:hAnsi="Times New Roman" w:cs="Times New Roman"/>
-          <w:b w:val="0"/>
-          <w:bCs w:val="0"/>
-          <w:i w:val="0"/>
-          <w:iCs w:val="0"/>
-          <w:color w:val="000000"/>
-          <w:sz w:val="24"/>
-          <w:szCs w:val="24"/>
-          <w:u w:val="none"/>
-          <w:vertAlign w:val="baseline"/>
-        </w:rPr>
-        <w:t>Часть 2: Проверка API</w:t>
+        <w:ind w:left="720"/>
+      </w:pPr>
+      <w:r>
+        <w:t>Прогон тест-кейсов. Добавить к таблице: Ожидаемый результат | Фактический результат | Статус (Pass/Fail) |</w:t>
       </w:r>
     </w:p>
     <w:p>
@@ -1862,53 +1521,34 @@
         <w:pStyle w:val="20"/>
         <w:keepNext w:val="0"/>
         <w:keepLines w:val="0"/>
-        <w:pageBreakBefore w:val="0"/>
         <w:widowControl/>
         <w:suppressLineNumbers w:val="0"/>
-        <w:kinsoku/>
-        <w:wordWrap/>
-        <w:overflowPunct/>
-        <w:topLinePunct w:val="0"/>
-        <w:autoSpaceDE/>
-        <w:autoSpaceDN/>
-        <w:bidi w:val="0"/>
-        <w:adjustRightInd/>
-        <w:snapToGrid/>
-        <w:spacing w:before="0" w:beforeAutospacing="0" w:after="160" w:afterAutospacing="0" w:line="360" w:lineRule="auto"/>
-        <w:ind w:left="1200" w:leftChars="500" w:firstLine="0" w:firstLineChars="0"/>
-        <w:jc w:val="both"/>
-        <w:textAlignment w:val="auto"/>
-        <w:rPr>
-          <w:rFonts w:hint="default" w:ascii="Times New Roman" w:hAnsi="Times New Roman" w:cs="Times New Roman"/>
-          <w:b w:val="0"/>
-          <w:bCs w:val="0"/>
-          <w:i w:val="0"/>
-          <w:iCs w:val="0"/>
-          <w:color w:val="000000"/>
-          <w:sz w:val="24"/>
-          <w:szCs w:val="24"/>
-          <w:u w:val="none"/>
-          <w:vertAlign w:val="baseline"/>
-        </w:rPr>
-      </w:pPr>
-      <w:r>
-        <w:rPr>
-          <w:rFonts w:hint="default" w:ascii="Times New Roman" w:hAnsi="Times New Roman" w:cs="Times New Roman"/>
-          <w:b w:val="0"/>
-          <w:bCs w:val="0"/>
-          <w:i w:val="0"/>
-          <w:iCs w:val="0"/>
-          <w:color w:val="000000"/>
-          <w:sz w:val="24"/>
-          <w:szCs w:val="24"/>
-          <w:u w:val="none"/>
-          <w:vertAlign w:val="baseline"/>
-        </w:rPr>
-        <w:t>Часть 3: Использование pytest</w:t>
-      </w:r>
-    </w:p>
-    <w:p>
-      <w:pPr>
+        <w:ind w:left="720"/>
+      </w:pPr>
+      <w:r>
+        <w:t>Фиксация багов. Если найден баг: описать его отдельно. Формат баг-репорта: ID, Описание, Шаги воспроизведения, Ожидаемый результат, Фактический результат, Приоритет (Low / Medium / High).</w:t>
+      </w:r>
+    </w:p>
+    <w:p>
+      <w:pPr>
+        <w:pStyle w:val="20"/>
+        <w:keepNext w:val="0"/>
+        <w:keepLines w:val="0"/>
+        <w:widowControl/>
+        <w:suppressLineNumbers w:val="0"/>
+        <w:ind w:left="720"/>
+      </w:pPr>
+      <w:r>
+        <w:t>Скриншоты (обязательно). Сделать минимум: 2 успешных теста, 2 теста с ошибками. Требования: скриншоты подписаны, видно контекст, есть пояснение под каждым.</w:t>
+      </w:r>
+    </w:p>
+    <w:p>
+      <w:pPr>
+        <w:pStyle w:val="20"/>
+        <w:keepNext w:val="0"/>
+        <w:keepLines w:val="0"/>
+        <w:widowControl/>
+        <w:suppressLineNumbers w:val="0"/>
         <w:rPr>
           <w:rFonts w:hint="default"/>
           <w:lang w:val="ru-RU"/>
@@ -1916,10 +1556,13 @@
       </w:pPr>
       <w:r>
         <w:rPr>
-          <w:rFonts w:hint="default"/>
-          <w:lang w:val="ru-RU"/>
-        </w:rPr>
-        <w:br w:type="page"/>
+          <w:b/>
+          <w:bCs/>
+        </w:rPr>
+        <w:t>ЧАСТЬ 3. Python-проверки и анализ</w:t>
+      </w:r>
+      <w:r>
+        <w:t xml:space="preserve"> Добавить простую автоматизацию на Python, подтверждающую часть тестов. Провести анализ результатов тестирования, ответить на вопросы: Насколько хорошо покрыты тестами функции? Что стоит улучшить в тест-кейсах? Дать логическую оценку качества продукта.</w:t>
       </w:r>
     </w:p>
     <w:p>
@@ -1949,122 +1592,35 @@
     </w:p>
     <w:p>
       <w:pPr>
-        <w:keepNext w:val="0"/>
-        <w:keepLines w:val="0"/>
-        <w:pageBreakBefore w:val="0"/>
-        <w:widowControl/>
-        <w:kinsoku/>
-        <w:wordWrap/>
-        <w:overflowPunct/>
-        <w:topLinePunct w:val="0"/>
-        <w:autoSpaceDE/>
-        <w:autoSpaceDN/>
         <w:bidi w:val="0"/>
-        <w:adjustRightInd/>
-        <w:snapToGrid/>
-        <w:spacing w:after="240" w:line="360" w:lineRule="auto"/>
-        <w:jc w:val="both"/>
-        <w:textAlignment w:val="auto"/>
-        <w:rPr>
-          <w:rFonts w:hint="default" w:ascii="Times New Roman" w:hAnsi="Times New Roman" w:eastAsia="SimSun" w:cs="Times New Roman"/>
-          <w:sz w:val="24"/>
-          <w:szCs w:val="24"/>
-          <w:lang w:val="ru-RU"/>
-        </w:rPr>
-      </w:pPr>
-      <w:r>
-        <w:rPr>
-          <w:rFonts w:hint="default"/>
-          <w:lang w:val="ru-RU"/>
-        </w:rPr>
-        <w:t xml:space="preserve">Тест-кейс </w:t>
-      </w:r>
-      <w:r>
-        <w:rPr>
-          <w:rFonts w:hint="default" w:ascii="Times New Roman" w:hAnsi="Times New Roman" w:eastAsia="SimSun" w:cs="Times New Roman"/>
-          <w:sz w:val="24"/>
-          <w:szCs w:val="24"/>
-        </w:rPr>
-        <w:t>—</w:t>
-      </w:r>
-      <w:r>
-        <w:rPr>
-          <w:rFonts w:hint="default" w:ascii="Times New Roman" w:hAnsi="Times New Roman" w:eastAsia="SimSun" w:cs="Times New Roman"/>
-          <w:sz w:val="24"/>
-          <w:szCs w:val="24"/>
-          <w:lang w:val="en-US"/>
-        </w:rPr>
-        <w:t xml:space="preserve"> </w:t>
-      </w:r>
-      <w:r>
-        <w:rPr>
-          <w:rFonts w:hint="default" w:ascii="Times New Roman" w:hAnsi="Times New Roman" w:eastAsia="SimSun" w:cs="Times New Roman"/>
-          <w:sz w:val="24"/>
-          <w:szCs w:val="24"/>
-          <w:lang w:val="ru-RU"/>
-        </w:rPr>
-        <w:t>сценарий, описывающий набор шагов, условий и входных параметров, которые необходимы для проверки конкретной функции ПО и подтверждение её соответствия с заявленными требованиями.</w:t>
-      </w:r>
-    </w:p>
-    <w:p>
-      <w:pPr>
-        <w:keepNext w:val="0"/>
-        <w:keepLines w:val="0"/>
-        <w:pageBreakBefore w:val="0"/>
-        <w:widowControl/>
-        <w:kinsoku/>
-        <w:wordWrap/>
-        <w:overflowPunct/>
-        <w:topLinePunct w:val="0"/>
-        <w:autoSpaceDE/>
-        <w:autoSpaceDN/>
+      </w:pPr>
+      <w:bookmarkStart w:id="4" w:name="_Toc18190"/>
+      <w:r>
+        <w:t>Тестирование программного обеспечения представляет собой процесс проверки соответствия реального поведения системы ожиданиям заказчика и требованиям технической документации. В рамках данной работы фокус направлен на тестирование программных интерфейсов (API), которые обеспечивают взаимодействие между различными компонентами распределенных систем посредством передачи структурированных запросов и ответов (чаще всего в формате JSON).</w:t>
+      </w:r>
+    </w:p>
+    <w:p>
+      <w:pPr>
         <w:bidi w:val="0"/>
-        <w:adjustRightInd/>
-        <w:snapToGrid/>
-        <w:spacing w:after="240" w:line="360" w:lineRule="auto"/>
-        <w:jc w:val="both"/>
-        <w:textAlignment w:val="auto"/>
-        <w:rPr>
-          <w:rFonts w:hint="default" w:eastAsia="SimSun" w:cs="Times New Roman"/>
-          <w:sz w:val="24"/>
-          <w:szCs w:val="24"/>
-          <w:lang w:val="ru-RU"/>
-        </w:rPr>
-      </w:pPr>
-      <w:r>
-        <w:rPr>
-          <w:rFonts w:hint="default" w:ascii="Times New Roman" w:hAnsi="Times New Roman" w:eastAsia="SimSun" w:cs="Times New Roman"/>
-          <w:sz w:val="24"/>
-          <w:szCs w:val="24"/>
-          <w:lang w:val="ru-RU"/>
-        </w:rPr>
-        <w:t xml:space="preserve">Тест-дизайн </w:t>
-      </w:r>
-      <w:r>
-        <w:rPr>
-          <w:rFonts w:hint="default" w:ascii="Times New Roman" w:hAnsi="Times New Roman" w:eastAsia="SimSun" w:cs="Times New Roman"/>
-          <w:sz w:val="24"/>
-          <w:szCs w:val="24"/>
-        </w:rPr>
-        <w:t>—</w:t>
-      </w:r>
-      <w:r>
-        <w:rPr>
-          <w:rFonts w:hint="default" w:ascii="Times New Roman" w:hAnsi="Times New Roman" w:eastAsia="SimSun" w:cs="Times New Roman"/>
-          <w:sz w:val="24"/>
-          <w:szCs w:val="24"/>
-          <w:lang w:val="en-US"/>
-        </w:rPr>
-        <w:t xml:space="preserve"> </w:t>
-      </w:r>
-      <w:r>
-        <w:rPr>
-          <w:rFonts w:hint="default" w:eastAsia="SimSun" w:cs="Times New Roman"/>
-          <w:sz w:val="24"/>
-          <w:szCs w:val="24"/>
-          <w:lang w:val="ru-RU"/>
-        </w:rPr>
-        <w:t>это проектирование самих тест. Главная цель тест-дизайна:  обеспечить максимальное покрытие ПО проверками при минимальном количестве тестов, что экономит время и ресурсы.</w:t>
+      </w:pPr>
+      <w:r>
+        <w:t>Ключевым элементом проектирования проверок является тест-кейс (Test Case) — строго регламентированная совокупность условий, шагов и ожидаемого результата, разработанная для проверки конкретной функции или ветки логики приложения. Процесс создания тест-кейсов базируется на методах тест-дизайна. Среди них выделяются техники эквивалентного разделения (группировка входных данных по признаку однотипности обработки) и анализа граничных значений (проверка поведения системы на границах допустимых диапазонов).</w:t>
+      </w:r>
+    </w:p>
+    <w:p>
+      <w:pPr>
+        <w:bidi w:val="0"/>
+      </w:pPr>
+      <w:r>
+        <w:t>Документирование дефектов осуществляется с помощью баг-репортов (Bug Report). Это официальный технический документ, содержащий уникальный идентификатор, краткое описание проблемы, точную последовательность шагов для воспроизведения аномального поведения, а также сравнение ожидаемого (валидного) и фактического (ошибочного) результатов с указанием приоритета устранения дефекта.</w:t>
+      </w:r>
+    </w:p>
+    <w:p>
+      <w:pPr>
+        <w:bidi w:val="0"/>
+      </w:pPr>
+      <w:r>
+        <w:t>Автоматизация тестирования на уровне API позволяет ускорить процесс регрессионного анализа. С использованием языка программирования Python и фреймворка pytest рутинные проверки преобразуются в программные сценарии (скрипты), выполняющие HTTP-запросы (GET, POST, PUT), валидирующие статус-коды ответов сервера и структуру возвращаемых данных в автоматическом режиме без участия оператора.</w:t>
       </w:r>
     </w:p>
     <w:p>
@@ -2080,7 +1636,6 @@
           <w:lang w:val="ru-RU"/>
         </w:rPr>
       </w:pPr>
-      <w:bookmarkStart w:id="4" w:name="_Toc18190"/>
       <w:r>
         <w:rPr>
           <w:rFonts w:hint="default"/>
@@ -2157,6 +1712,313 @@
           <w:szCs w:val="24"/>
         </w:rPr>
         <w:t>POST /booking</w:t>
+      </w:r>
+      <w:r>
+        <w:rPr>
+          <w:rFonts w:hint="default" w:ascii="Times New Roman" w:hAnsi="Times New Roman" w:cs="Times New Roman"/>
+          <w:b/>
+          <w:bCs/>
+          <w:sz w:val="24"/>
+          <w:szCs w:val="24"/>
+        </w:rPr>
+        <w:t>)</w:t>
+      </w:r>
+    </w:p>
+    <w:p>
+      <w:pPr>
+        <w:keepNext w:val="0"/>
+        <w:keepLines w:val="0"/>
+        <w:widowControl/>
+        <w:numPr>
+          <w:ilvl w:val="0"/>
+          <w:numId w:val="2"/>
+        </w:numPr>
+        <w:suppressLineNumbers w:val="0"/>
+        <w:tabs>
+          <w:tab w:val="clear" w:pos="420"/>
+        </w:tabs>
+        <w:spacing w:before="0" w:beforeAutospacing="1" w:after="0" w:afterAutospacing="1"/>
+        <w:ind w:left="1440" w:leftChars="0" w:hanging="420" w:firstLineChars="0"/>
+        <w:jc w:val="both"/>
+        <w:rPr>
+          <w:rFonts w:hint="default" w:ascii="Times New Roman" w:hAnsi="Times New Roman" w:cs="Times New Roman"/>
+          <w:sz w:val="24"/>
+          <w:szCs w:val="24"/>
+        </w:rPr>
+      </w:pPr>
+      <w:r>
+        <w:rPr>
+          <w:rFonts w:hint="default" w:ascii="Times New Roman" w:hAnsi="Times New Roman" w:cs="Times New Roman"/>
+          <w:b/>
+          <w:bCs/>
+          <w:sz w:val="24"/>
+          <w:szCs w:val="24"/>
+        </w:rPr>
+        <w:t>Позитивный сценарий:</w:t>
+      </w:r>
+      <w:r>
+        <w:rPr>
+          <w:rFonts w:hint="default" w:ascii="Times New Roman" w:hAnsi="Times New Roman" w:cs="Times New Roman"/>
+          <w:sz w:val="24"/>
+          <w:szCs w:val="24"/>
+        </w:rPr>
+        <w:t xml:space="preserve"> </w:t>
+      </w:r>
+      <w:r>
+        <w:rPr>
+          <w:rFonts w:hint="default" w:ascii="Times New Roman" w:hAnsi="Times New Roman" w:cs="Times New Roman"/>
+          <w:sz w:val="24"/>
+          <w:szCs w:val="24"/>
+          <w:lang w:val="ru-RU"/>
+        </w:rPr>
+        <w:t>о</w:t>
+      </w:r>
+      <w:r>
+        <w:rPr>
+          <w:rFonts w:hint="default" w:ascii="Times New Roman" w:hAnsi="Times New Roman" w:cs="Times New Roman"/>
+          <w:sz w:val="24"/>
+          <w:szCs w:val="24"/>
+        </w:rPr>
+        <w:t>тправка полного корректного JSON, содержащего строковые, числовые и булевы значения, для успешной регистрации новой брони в системе.</w:t>
+      </w:r>
+    </w:p>
+    <w:p>
+      <w:pPr>
+        <w:keepNext w:val="0"/>
+        <w:keepLines w:val="0"/>
+        <w:widowControl/>
+        <w:numPr>
+          <w:ilvl w:val="0"/>
+          <w:numId w:val="2"/>
+        </w:numPr>
+        <w:suppressLineNumbers w:val="0"/>
+        <w:tabs>
+          <w:tab w:val="clear" w:pos="420"/>
+        </w:tabs>
+        <w:spacing w:before="0" w:beforeAutospacing="1" w:after="0" w:afterAutospacing="1"/>
+        <w:ind w:left="1440" w:leftChars="0" w:hanging="420" w:firstLineChars="0"/>
+        <w:jc w:val="both"/>
+        <w:rPr>
+          <w:rFonts w:hint="default" w:ascii="Times New Roman" w:hAnsi="Times New Roman" w:cs="Times New Roman"/>
+          <w:sz w:val="24"/>
+          <w:szCs w:val="24"/>
+        </w:rPr>
+      </w:pPr>
+      <w:r>
+        <w:rPr>
+          <w:rFonts w:hint="default" w:ascii="Times New Roman" w:hAnsi="Times New Roman" w:cs="Times New Roman"/>
+          <w:b/>
+          <w:bCs/>
+          <w:sz w:val="24"/>
+          <w:szCs w:val="24"/>
+        </w:rPr>
+        <w:t>Негативный сценарий:</w:t>
+      </w:r>
+      <w:r>
+        <w:rPr>
+          <w:rFonts w:hint="default" w:ascii="Times New Roman" w:hAnsi="Times New Roman" w:cs="Times New Roman"/>
+          <w:sz w:val="24"/>
+          <w:szCs w:val="24"/>
+        </w:rPr>
+        <w:t xml:space="preserve"> </w:t>
+      </w:r>
+      <w:r>
+        <w:rPr>
+          <w:rFonts w:hint="default" w:ascii="Times New Roman" w:hAnsi="Times New Roman" w:cs="Times New Roman"/>
+          <w:sz w:val="24"/>
+          <w:szCs w:val="24"/>
+          <w:lang w:val="ru-RU"/>
+        </w:rPr>
+        <w:t>п</w:t>
+      </w:r>
+      <w:r>
+        <w:rPr>
+          <w:rFonts w:hint="default" w:ascii="Times New Roman" w:hAnsi="Times New Roman" w:cs="Times New Roman"/>
+          <w:sz w:val="24"/>
+          <w:szCs w:val="24"/>
+        </w:rPr>
+        <w:t xml:space="preserve">ередача буквенных значений в числовое поле стоимости </w:t>
+      </w:r>
+      <w:r>
+        <w:rPr>
+          <w:rStyle w:val="13"/>
+          <w:rFonts w:hint="default" w:ascii="Times New Roman" w:hAnsi="Times New Roman" w:cs="Times New Roman"/>
+          <w:sz w:val="24"/>
+          <w:szCs w:val="24"/>
+        </w:rPr>
+        <w:t>totalprice</w:t>
+      </w:r>
+      <w:r>
+        <w:rPr>
+          <w:rFonts w:hint="default" w:ascii="Times New Roman" w:hAnsi="Times New Roman" w:cs="Times New Roman"/>
+          <w:sz w:val="24"/>
+          <w:szCs w:val="24"/>
+        </w:rPr>
+        <w:t>, отправка запроса с нарушением структуры схемы данных</w:t>
+      </w:r>
+      <w:r>
+        <w:rPr>
+          <w:rFonts w:hint="default" w:ascii="Times New Roman" w:hAnsi="Times New Roman" w:cs="Times New Roman"/>
+          <w:sz w:val="24"/>
+          <w:szCs w:val="24"/>
+          <w:lang w:val="ru-RU"/>
+        </w:rPr>
+        <w:t xml:space="preserve">, к примеру </w:t>
+      </w:r>
+      <w:r>
+        <w:rPr>
+          <w:rFonts w:hint="default" w:ascii="Times New Roman" w:hAnsi="Times New Roman" w:cs="Times New Roman"/>
+          <w:sz w:val="24"/>
+          <w:szCs w:val="24"/>
+        </w:rPr>
+        <w:t xml:space="preserve">пустой объект </w:t>
+      </w:r>
+      <w:r>
+        <w:rPr>
+          <w:rStyle w:val="13"/>
+          <w:rFonts w:hint="default" w:ascii="Times New Roman" w:hAnsi="Times New Roman" w:cs="Times New Roman"/>
+          <w:sz w:val="24"/>
+          <w:szCs w:val="24"/>
+        </w:rPr>
+        <w:t>{}</w:t>
+      </w:r>
+      <w:r>
+        <w:rPr>
+          <w:rFonts w:hint="default" w:ascii="Times New Roman" w:hAnsi="Times New Roman" w:cs="Times New Roman"/>
+          <w:sz w:val="24"/>
+          <w:szCs w:val="24"/>
+        </w:rPr>
+        <w:t>.</w:t>
+      </w:r>
+    </w:p>
+    <w:p>
+      <w:pPr>
+        <w:pStyle w:val="20"/>
+        <w:keepNext w:val="0"/>
+        <w:keepLines w:val="0"/>
+        <w:widowControl/>
+        <w:numPr>
+          <w:ilvl w:val="0"/>
+          <w:numId w:val="2"/>
+        </w:numPr>
+        <w:suppressLineNumbers w:val="0"/>
+        <w:tabs>
+          <w:tab w:val="clear" w:pos="420"/>
+        </w:tabs>
+        <w:ind w:left="1440" w:leftChars="0" w:right="0" w:rightChars="0" w:hanging="420" w:firstLineChars="0"/>
+        <w:jc w:val="both"/>
+        <w:rPr>
+          <w:rFonts w:hint="default" w:ascii="Times New Roman" w:hAnsi="Times New Roman" w:cs="Times New Roman"/>
+          <w:sz w:val="24"/>
+          <w:szCs w:val="24"/>
+        </w:rPr>
+      </w:pPr>
+      <w:r>
+        <w:rPr>
+          <w:rFonts w:hint="default" w:ascii="Times New Roman" w:hAnsi="Times New Roman" w:cs="Times New Roman"/>
+          <w:b/>
+          <w:bCs/>
+          <w:sz w:val="24"/>
+          <w:szCs w:val="24"/>
+        </w:rPr>
+        <w:t>Граничный случай:</w:t>
+      </w:r>
+      <w:r>
+        <w:rPr>
+          <w:rFonts w:hint="default" w:ascii="Times New Roman" w:hAnsi="Times New Roman" w:cs="Times New Roman"/>
+          <w:sz w:val="24"/>
+          <w:szCs w:val="24"/>
+        </w:rPr>
+        <w:t xml:space="preserve"> </w:t>
+      </w:r>
+      <w:r>
+        <w:rPr>
+          <w:rFonts w:hint="default" w:ascii="Times New Roman" w:hAnsi="Times New Roman" w:cs="Times New Roman"/>
+          <w:sz w:val="24"/>
+          <w:szCs w:val="24"/>
+          <w:lang w:val="ru-RU"/>
+        </w:rPr>
+        <w:t>с</w:t>
+      </w:r>
+      <w:r>
+        <w:rPr>
+          <w:rFonts w:hint="default" w:ascii="Times New Roman" w:hAnsi="Times New Roman" w:cs="Times New Roman"/>
+          <w:sz w:val="24"/>
+          <w:szCs w:val="24"/>
+        </w:rPr>
+        <w:t xml:space="preserve">оздание бронирования с инвертированной логикой временного интервала, когда дата выезда </w:t>
+      </w:r>
+      <w:r>
+        <w:rPr>
+          <w:rStyle w:val="13"/>
+          <w:rFonts w:hint="default" w:ascii="Times New Roman" w:hAnsi="Times New Roman" w:cs="Times New Roman"/>
+          <w:sz w:val="24"/>
+          <w:szCs w:val="24"/>
+        </w:rPr>
+        <w:t>checkout</w:t>
+      </w:r>
+      <w:r>
+        <w:rPr>
+          <w:rFonts w:hint="default" w:ascii="Times New Roman" w:hAnsi="Times New Roman" w:cs="Times New Roman"/>
+          <w:sz w:val="24"/>
+          <w:szCs w:val="24"/>
+        </w:rPr>
+        <w:t xml:space="preserve"> предшествует дате заселения </w:t>
+      </w:r>
+      <w:r>
+        <w:rPr>
+          <w:rStyle w:val="13"/>
+          <w:rFonts w:hint="default" w:ascii="Times New Roman" w:hAnsi="Times New Roman" w:cs="Times New Roman"/>
+          <w:sz w:val="24"/>
+          <w:szCs w:val="24"/>
+        </w:rPr>
+        <w:t>checkin</w:t>
+      </w:r>
+      <w:r>
+        <w:rPr>
+          <w:rStyle w:val="13"/>
+          <w:rFonts w:hint="default" w:ascii="Times New Roman" w:hAnsi="Times New Roman" w:cs="Times New Roman"/>
+          <w:sz w:val="24"/>
+          <w:szCs w:val="24"/>
+          <w:lang w:val="ru-RU"/>
+        </w:rPr>
+        <w:t>.</w:t>
+      </w:r>
+    </w:p>
+    <w:p>
+      <w:pPr>
+        <w:pStyle w:val="20"/>
+        <w:keepNext w:val="0"/>
+        <w:keepLines w:val="0"/>
+        <w:widowControl/>
+        <w:suppressLineNumbers w:val="0"/>
+        <w:jc w:val="both"/>
+        <w:rPr>
+          <w:rFonts w:hint="default" w:ascii="Times New Roman" w:hAnsi="Times New Roman" w:cs="Times New Roman"/>
+          <w:sz w:val="24"/>
+          <w:szCs w:val="24"/>
+        </w:rPr>
+      </w:pPr>
+      <w:r>
+        <w:rPr>
+          <w:rFonts w:hint="default" w:ascii="Times New Roman" w:hAnsi="Times New Roman" w:cs="Times New Roman"/>
+          <w:b/>
+          <w:bCs/>
+          <w:sz w:val="24"/>
+          <w:szCs w:val="24"/>
+        </w:rPr>
+        <w:t>Функция 2: Обновление данных бронирования (</w:t>
+      </w:r>
+      <w:r>
+        <w:rPr>
+          <w:rStyle w:val="13"/>
+          <w:rFonts w:hint="default" w:ascii="Times New Roman" w:hAnsi="Times New Roman" w:cs="Times New Roman"/>
+          <w:b/>
+          <w:bCs/>
+          <w:sz w:val="24"/>
+          <w:szCs w:val="24"/>
+        </w:rPr>
+        <w:t>PUT /booking/id</w:t>
       </w:r>
       <w:r>
         <w:rPr>
@@ -2216,15 +2078,32 @@
           <w:szCs w:val="24"/>
           <w:lang w:val="ru-RU"/>
         </w:rPr>
-        <w:t>о</w:t>
-      </w:r>
-      <w:r>
-        <w:rPr>
-          <w:rFonts w:hint="default" w:ascii="Times New Roman" w:hAnsi="Times New Roman" w:cs="Times New Roman"/>
-          <w:sz w:val="24"/>
-          <w:szCs w:val="24"/>
-        </w:rPr>
-        <w:t>тправка полного корректного JSON, содержащего строковые, числовые и булевы значения, для успешной регистрации новой брони в системе.</w:t>
+        <w:t>м</w:t>
+      </w:r>
+      <w:r>
+        <w:rPr>
+          <w:rFonts w:hint="default" w:ascii="Times New Roman" w:hAnsi="Times New Roman" w:cs="Times New Roman"/>
+          <w:sz w:val="24"/>
+          <w:szCs w:val="24"/>
+        </w:rPr>
+        <w:t xml:space="preserve">одификация существующих полей записи при условии передачи валидного токена авторизации в </w:t>
+      </w:r>
+      <w:r>
+        <w:rPr>
+          <w:rFonts w:hint="default" w:ascii="Times New Roman" w:hAnsi="Times New Roman" w:cs="Times New Roman"/>
+          <w:sz w:val="24"/>
+          <w:szCs w:val="24"/>
+          <w:lang w:val="ru-RU"/>
+        </w:rPr>
+        <w:t xml:space="preserve">хедерах </w:t>
+      </w:r>
+      <w:r>
+        <w:rPr>
+          <w:rFonts w:hint="default" w:ascii="Times New Roman" w:hAnsi="Times New Roman" w:cs="Times New Roman"/>
+          <w:sz w:val="24"/>
+          <w:szCs w:val="24"/>
+        </w:rPr>
+        <w:t>запроса.</w:t>
       </w:r>
     </w:p>
     <w:p>
@@ -2282,24 +2161,7 @@
           <w:sz w:val="24"/>
           <w:szCs w:val="24"/>
         </w:rPr>
-        <w:t xml:space="preserve">ередача буквенных значений в числовое поле стоимости </w:t>
-      </w:r>
-      <w:r>
-        <w:rPr>
-          <w:rStyle w:val="13"/>
-          <w:rFonts w:hint="default" w:ascii="Times New Roman" w:hAnsi="Times New Roman" w:cs="Times New Roman"/>
-          <w:sz w:val="24"/>
-          <w:szCs w:val="24"/>
-        </w:rPr>
-        <w:t>totalprice</w:t>
-      </w:r>
-      <w:r>
-        <w:rPr>
-          <w:rFonts w:hint="default" w:ascii="Times New Roman" w:hAnsi="Times New Roman" w:cs="Times New Roman"/>
-          <w:sz w:val="24"/>
-          <w:szCs w:val="24"/>
-        </w:rPr>
-        <w:t>, отправка запроса с нарушением структуры схемы данных</w:t>
+        <w:t>опытка изменения персональных данных брони без передачи авторизационного токена или с отправкой</w:t>
       </w:r>
       <w:r>
         <w:rPr>
@@ -2308,32 +2170,15 @@
           <w:szCs w:val="24"/>
           <w:lang w:val="ru-RU"/>
         </w:rPr>
-        <w:t xml:space="preserve">, к примеру </w:t>
-      </w:r>
-      <w:r>
-        <w:rPr>
-          <w:rFonts w:hint="default" w:ascii="Times New Roman" w:hAnsi="Times New Roman" w:cs="Times New Roman"/>
-          <w:sz w:val="24"/>
-          <w:szCs w:val="24"/>
-        </w:rPr>
-        <w:t xml:space="preserve">пустой объект </w:t>
-      </w:r>
-      <w:r>
-        <w:rPr>
-          <w:rStyle w:val="13"/>
-          <w:rFonts w:hint="default" w:ascii="Times New Roman" w:hAnsi="Times New Roman" w:cs="Times New Roman"/>
-          <w:sz w:val="24"/>
-          <w:szCs w:val="24"/>
-        </w:rPr>
-        <w:t>{}</w:t>
-      </w:r>
-      <w:r>
-        <w:rPr>
-          <w:rFonts w:hint="default" w:ascii="Times New Roman" w:hAnsi="Times New Roman" w:cs="Times New Roman"/>
-          <w:sz w:val="24"/>
-          <w:szCs w:val="24"/>
-        </w:rPr>
-        <w:t>.</w:t>
+        <w:t xml:space="preserve"> </w:t>
+      </w:r>
+      <w:r>
+        <w:rPr>
+          <w:rFonts w:hint="default" w:ascii="Times New Roman" w:hAnsi="Times New Roman" w:cs="Times New Roman"/>
+          <w:sz w:val="24"/>
+          <w:szCs w:val="24"/>
+        </w:rPr>
+        <w:t>поддельного/испорченного токена.</w:t>
       </w:r>
     </w:p>
     <w:p>
@@ -2383,15 +2228,32 @@
           <w:szCs w:val="24"/>
           <w:lang w:val="ru-RU"/>
         </w:rPr>
-        <w:t>с</w:t>
-      </w:r>
-      <w:r>
-        <w:rPr>
-          <w:rFonts w:hint="default" w:ascii="Times New Roman" w:hAnsi="Times New Roman" w:cs="Times New Roman"/>
-          <w:sz w:val="24"/>
-          <w:szCs w:val="24"/>
-        </w:rPr>
-        <w:t xml:space="preserve">оздание бронирования с инвертированной логикой временного интервала, когда дата выезда </w:t>
+        <w:t>о</w:t>
+      </w:r>
+      <w:r>
+        <w:rPr>
+          <w:rFonts w:hint="default" w:ascii="Times New Roman" w:hAnsi="Times New Roman" w:cs="Times New Roman"/>
+          <w:sz w:val="24"/>
+          <w:szCs w:val="24"/>
+        </w:rPr>
+        <w:t>тправка запроса на обновление записи с указанием несуществующего или экстремально большого идентификатора ID</w:t>
+      </w:r>
+      <w:r>
+        <w:rPr>
+          <w:rFonts w:hint="default" w:ascii="Times New Roman" w:hAnsi="Times New Roman" w:cs="Times New Roman"/>
+          <w:sz w:val="24"/>
+          <w:szCs w:val="24"/>
+          <w:lang w:val="ru-RU"/>
+        </w:rPr>
+        <w:t>, к примеру</w:t>
+      </w:r>
+      <w:r>
+        <w:rPr>
+          <w:rFonts w:hint="default" w:ascii="Times New Roman" w:hAnsi="Times New Roman" w:cs="Times New Roman"/>
+          <w:sz w:val="24"/>
+          <w:szCs w:val="24"/>
+        </w:rPr>
+        <w:t xml:space="preserve"> </w:t>
       </w:r>
       <w:r>
         <w:rPr>
@@ -2400,32 +2262,13 @@
           <w:sz w:val="24"/>
           <w:szCs w:val="24"/>
         </w:rPr>
-        <w:t>checkout</w:t>
-      </w:r>
-      <w:r>
-        <w:rPr>
-          <w:rFonts w:hint="default" w:ascii="Times New Roman" w:hAnsi="Times New Roman" w:cs="Times New Roman"/>
-          <w:sz w:val="24"/>
-          <w:szCs w:val="24"/>
-        </w:rPr>
-        <w:t xml:space="preserve"> предшествует дате заселения </w:t>
-      </w:r>
-      <w:r>
-        <w:rPr>
-          <w:rStyle w:val="13"/>
-          <w:rFonts w:hint="default" w:ascii="Times New Roman" w:hAnsi="Times New Roman" w:cs="Times New Roman"/>
-          <w:sz w:val="24"/>
-          <w:szCs w:val="24"/>
-        </w:rPr>
-        <w:t>checkin</w:t>
-      </w:r>
-      <w:r>
-        <w:rPr>
-          <w:rStyle w:val="13"/>
-          <w:rFonts w:hint="default" w:ascii="Times New Roman" w:hAnsi="Times New Roman" w:cs="Times New Roman"/>
-          <w:sz w:val="24"/>
-          <w:szCs w:val="24"/>
-          <w:lang w:val="ru-RU"/>
+        <w:t>9999999</w:t>
+      </w:r>
+      <w:r>
+        <w:rPr>
+          <w:rFonts w:hint="default" w:ascii="Times New Roman" w:hAnsi="Times New Roman" w:cs="Times New Roman"/>
+          <w:sz w:val="24"/>
+          <w:szCs w:val="24"/>
         </w:rPr>
         <w:t>.</w:t>
       </w:r>
@@ -2436,7 +2279,12 @@
         <w:keepNext w:val="0"/>
         <w:keepLines w:val="0"/>
         <w:widowControl/>
+        <w:numPr>
+          <w:ilvl w:val="0"/>
+          <w:numId w:val="0"/>
+        </w:numPr>
         <w:suppressLineNumbers w:val="0"/>
+        <w:ind w:leftChars="0" w:right="0" w:rightChars="0"/>
         <w:jc w:val="both"/>
         <w:rPr>
           <w:rFonts w:hint="default" w:ascii="Times New Roman" w:hAnsi="Times New Roman" w:cs="Times New Roman"/>
@@ -2452,7 +2300,7 @@
           <w:sz w:val="24"/>
           <w:szCs w:val="24"/>
         </w:rPr>
-        <w:t>Функция 2: Обновление данных бронирования (</w:t>
+        <w:t>Функция 3: Получение и фильтрация бронирований (</w:t>
       </w:r>
       <w:r>
         <w:rPr>
@@ -2463,7 +2311,7 @@
           <w:sz w:val="24"/>
           <w:szCs w:val="24"/>
         </w:rPr>
-        <w:t>PUT /booking/id</w:t>
+        <w:t>GET /booking</w:t>
       </w:r>
       <w:r>
         <w:rPr>
@@ -2523,32 +2371,15 @@
           <w:szCs w:val="24"/>
           <w:lang w:val="ru-RU"/>
         </w:rPr>
-        <w:t>м</w:t>
-      </w:r>
-      <w:r>
-        <w:rPr>
-          <w:rFonts w:hint="default" w:ascii="Times New Roman" w:hAnsi="Times New Roman" w:cs="Times New Roman"/>
-          <w:sz w:val="24"/>
-          <w:szCs w:val="24"/>
-        </w:rPr>
-        <w:t xml:space="preserve">одификация существующих полей записи при условии передачи валидного токена авторизации в </w:t>
-      </w:r>
-      <w:r>
-        <w:rPr>
-          <w:rFonts w:hint="default" w:ascii="Times New Roman" w:hAnsi="Times New Roman" w:cs="Times New Roman"/>
-          <w:sz w:val="24"/>
-          <w:szCs w:val="24"/>
-          <w:lang w:val="ru-RU"/>
-        </w:rPr>
-        <w:t xml:space="preserve">хедерах </w:t>
-      </w:r>
-      <w:r>
-        <w:rPr>
-          <w:rFonts w:hint="default" w:ascii="Times New Roman" w:hAnsi="Times New Roman" w:cs="Times New Roman"/>
-          <w:sz w:val="24"/>
-          <w:szCs w:val="24"/>
-        </w:rPr>
-        <w:t>запроса.</w:t>
+        <w:t>з</w:t>
+      </w:r>
+      <w:r>
+        <w:rPr>
+          <w:rFonts w:hint="default" w:ascii="Times New Roman" w:hAnsi="Times New Roman" w:cs="Times New Roman"/>
+          <w:sz w:val="24"/>
+          <w:szCs w:val="24"/>
+        </w:rPr>
+        <w:t>апрос на чтение полной выборки всех существующих в базе данных идентификаторов комнат для проверки доступности эндпоинта.</w:t>
       </w:r>
     </w:p>
     <w:p>
@@ -2598,32 +2429,15 @@
           <w:szCs w:val="24"/>
           <w:lang w:val="ru-RU"/>
         </w:rPr>
-        <w:t>п</w:t>
-      </w:r>
-      <w:r>
-        <w:rPr>
-          <w:rFonts w:hint="default" w:ascii="Times New Roman" w:hAnsi="Times New Roman" w:cs="Times New Roman"/>
-          <w:sz w:val="24"/>
-          <w:szCs w:val="24"/>
-        </w:rPr>
-        <w:t>опытка изменения персональных данных брони без передачи авторизационного токена или с отправкой</w:t>
-      </w:r>
-      <w:r>
-        <w:rPr>
-          <w:rFonts w:hint="default" w:ascii="Times New Roman" w:hAnsi="Times New Roman" w:cs="Times New Roman"/>
-          <w:sz w:val="24"/>
-          <w:szCs w:val="24"/>
-          <w:lang w:val="ru-RU"/>
-        </w:rPr>
-        <w:t xml:space="preserve"> </w:t>
-      </w:r>
-      <w:r>
-        <w:rPr>
-          <w:rFonts w:hint="default" w:ascii="Times New Roman" w:hAnsi="Times New Roman" w:cs="Times New Roman"/>
-          <w:sz w:val="24"/>
-          <w:szCs w:val="24"/>
-        </w:rPr>
-        <w:t>поддельного/испорченного токена.</w:t>
+        <w:t>ф</w:t>
+      </w:r>
+      <w:r>
+        <w:rPr>
+          <w:rFonts w:hint="default" w:ascii="Times New Roman" w:hAnsi="Times New Roman" w:cs="Times New Roman"/>
+          <w:sz w:val="24"/>
+          <w:szCs w:val="24"/>
+        </w:rPr>
+        <w:t>ильтрация общего списка бронирований по заведомо отсутствующему в системе параметру или по пустому значению ключа.</w:t>
       </w:r>
     </w:p>
     <w:p>
@@ -2635,265 +2449,6 @@
         <w:numPr>
           <w:ilvl w:val="0"/>
           <w:numId w:val="4"/>
-        </w:numPr>
-        <w:suppressLineNumbers w:val="0"/>
-        <w:tabs>
-          <w:tab w:val="clear" w:pos="420"/>
-        </w:tabs>
-        <w:ind w:left="1440" w:leftChars="0" w:right="0" w:rightChars="0" w:hanging="420" w:firstLineChars="0"/>
-        <w:jc w:val="both"/>
-        <w:rPr>
-          <w:rFonts w:hint="default" w:ascii="Times New Roman" w:hAnsi="Times New Roman" w:cs="Times New Roman"/>
-          <w:sz w:val="24"/>
-          <w:szCs w:val="24"/>
-        </w:rPr>
-      </w:pPr>
-      <w:r>
-        <w:rPr>
-          <w:rFonts w:hint="default" w:ascii="Times New Roman" w:hAnsi="Times New Roman" w:cs="Times New Roman"/>
-          <w:b/>
-          <w:bCs/>
-          <w:sz w:val="24"/>
-          <w:szCs w:val="24"/>
-        </w:rPr>
-        <w:t>Граничный случай:</w:t>
-      </w:r>
-      <w:r>
-        <w:rPr>
-          <w:rFonts w:hint="default" w:ascii="Times New Roman" w:hAnsi="Times New Roman" w:cs="Times New Roman"/>
-          <w:sz w:val="24"/>
-          <w:szCs w:val="24"/>
-        </w:rPr>
-        <w:t xml:space="preserve"> </w:t>
-      </w:r>
-      <w:r>
-        <w:rPr>
-          <w:rFonts w:hint="default" w:ascii="Times New Roman" w:hAnsi="Times New Roman" w:cs="Times New Roman"/>
-          <w:sz w:val="24"/>
-          <w:szCs w:val="24"/>
-          <w:lang w:val="ru-RU"/>
-        </w:rPr>
-        <w:t>о</w:t>
-      </w:r>
-      <w:r>
-        <w:rPr>
-          <w:rFonts w:hint="default" w:ascii="Times New Roman" w:hAnsi="Times New Roman" w:cs="Times New Roman"/>
-          <w:sz w:val="24"/>
-          <w:szCs w:val="24"/>
-        </w:rPr>
-        <w:t>тправка запроса на обновление записи с указанием несуществующего или экстремально большого идентификатора ID</w:t>
-      </w:r>
-      <w:r>
-        <w:rPr>
-          <w:rFonts w:hint="default" w:ascii="Times New Roman" w:hAnsi="Times New Roman" w:cs="Times New Roman"/>
-          <w:sz w:val="24"/>
-          <w:szCs w:val="24"/>
-          <w:lang w:val="ru-RU"/>
-        </w:rPr>
-        <w:t>, к примеру</w:t>
-      </w:r>
-      <w:r>
-        <w:rPr>
-          <w:rFonts w:hint="default" w:ascii="Times New Roman" w:hAnsi="Times New Roman" w:cs="Times New Roman"/>
-          <w:sz w:val="24"/>
-          <w:szCs w:val="24"/>
-        </w:rPr>
-        <w:t xml:space="preserve"> </w:t>
-      </w:r>
-      <w:r>
-        <w:rPr>
-          <w:rStyle w:val="13"/>
-          <w:rFonts w:hint="default" w:ascii="Times New Roman" w:hAnsi="Times New Roman" w:cs="Times New Roman"/>
-          <w:sz w:val="24"/>
-          <w:szCs w:val="24"/>
-        </w:rPr>
-        <w:t>9999999</w:t>
-      </w:r>
-      <w:r>
-        <w:rPr>
-          <w:rFonts w:hint="default" w:ascii="Times New Roman" w:hAnsi="Times New Roman" w:cs="Times New Roman"/>
-          <w:sz w:val="24"/>
-          <w:szCs w:val="24"/>
-        </w:rPr>
-        <w:t>.</w:t>
-      </w:r>
-    </w:p>
-    <w:p>
-      <w:pPr>
-        <w:pStyle w:val="20"/>
-        <w:keepNext w:val="0"/>
-        <w:keepLines w:val="0"/>
-        <w:widowControl/>
-        <w:numPr>
-          <w:ilvl w:val="0"/>
-          <w:numId w:val="0"/>
-        </w:numPr>
-        <w:suppressLineNumbers w:val="0"/>
-        <w:ind w:leftChars="0" w:right="0" w:rightChars="0"/>
-        <w:jc w:val="both"/>
-        <w:rPr>
-          <w:rFonts w:hint="default" w:ascii="Times New Roman" w:hAnsi="Times New Roman" w:cs="Times New Roman"/>
-          <w:sz w:val="24"/>
-          <w:szCs w:val="24"/>
-        </w:rPr>
-      </w:pPr>
-      <w:r>
-        <w:rPr>
-          <w:rFonts w:hint="default" w:ascii="Times New Roman" w:hAnsi="Times New Roman" w:cs="Times New Roman"/>
-          <w:b/>
-          <w:bCs/>
-          <w:sz w:val="24"/>
-          <w:szCs w:val="24"/>
-        </w:rPr>
-        <w:t>Функция 3: Получение и фильтрация бронирований (</w:t>
-      </w:r>
-      <w:r>
-        <w:rPr>
-          <w:rStyle w:val="13"/>
-          <w:rFonts w:hint="default" w:ascii="Times New Roman" w:hAnsi="Times New Roman" w:cs="Times New Roman"/>
-          <w:b/>
-          <w:bCs/>
-          <w:sz w:val="24"/>
-          <w:szCs w:val="24"/>
-        </w:rPr>
-        <w:t>GET /booking</w:t>
-      </w:r>
-      <w:r>
-        <w:rPr>
-          <w:rFonts w:hint="default" w:ascii="Times New Roman" w:hAnsi="Times New Roman" w:cs="Times New Roman"/>
-          <w:b/>
-          <w:bCs/>
-          <w:sz w:val="24"/>
-          <w:szCs w:val="24"/>
-        </w:rPr>
-        <w:t>)</w:t>
-      </w:r>
-    </w:p>
-    <w:p>
-      <w:pPr>
-        <w:keepNext w:val="0"/>
-        <w:keepLines w:val="0"/>
-        <w:widowControl/>
-        <w:numPr>
-          <w:ilvl w:val="0"/>
-          <w:numId w:val="5"/>
-        </w:numPr>
-        <w:suppressLineNumbers w:val="0"/>
-        <w:tabs>
-          <w:tab w:val="clear" w:pos="420"/>
-        </w:tabs>
-        <w:spacing w:before="0" w:beforeAutospacing="1" w:after="0" w:afterAutospacing="1"/>
-        <w:ind w:left="1440" w:leftChars="0" w:hanging="420" w:firstLineChars="0"/>
-        <w:jc w:val="both"/>
-        <w:rPr>
-          <w:rFonts w:hint="default" w:ascii="Times New Roman" w:hAnsi="Times New Roman" w:cs="Times New Roman"/>
-          <w:sz w:val="24"/>
-          <w:szCs w:val="24"/>
-        </w:rPr>
-      </w:pPr>
-      <w:r>
-        <w:rPr>
-          <w:rFonts w:hint="default" w:ascii="Times New Roman" w:hAnsi="Times New Roman" w:cs="Times New Roman"/>
-          <w:b/>
-          <w:bCs/>
-          <w:sz w:val="24"/>
-          <w:szCs w:val="24"/>
-        </w:rPr>
-        <w:t>Позитивный сценарий:</w:t>
-      </w:r>
-      <w:r>
-        <w:rPr>
-          <w:rFonts w:hint="default" w:ascii="Times New Roman" w:hAnsi="Times New Roman" w:cs="Times New Roman"/>
-          <w:sz w:val="24"/>
-          <w:szCs w:val="24"/>
-        </w:rPr>
-        <w:t xml:space="preserve"> </w:t>
-      </w:r>
-      <w:r>
-        <w:rPr>
-          <w:rFonts w:hint="default" w:ascii="Times New Roman" w:hAnsi="Times New Roman" w:cs="Times New Roman"/>
-          <w:sz w:val="24"/>
-          <w:szCs w:val="24"/>
-          <w:lang w:val="ru-RU"/>
-        </w:rPr>
-        <w:t>з</w:t>
-      </w:r>
-      <w:r>
-        <w:rPr>
-          <w:rFonts w:hint="default" w:ascii="Times New Roman" w:hAnsi="Times New Roman" w:cs="Times New Roman"/>
-          <w:sz w:val="24"/>
-          <w:szCs w:val="24"/>
-        </w:rPr>
-        <w:t>апрос на чтение полной выборки всех существующих в базе данных идентификаторов комнат для проверки доступности эндпоинта.</w:t>
-      </w:r>
-    </w:p>
-    <w:p>
-      <w:pPr>
-        <w:keepNext w:val="0"/>
-        <w:keepLines w:val="0"/>
-        <w:widowControl/>
-        <w:numPr>
-          <w:ilvl w:val="0"/>
-          <w:numId w:val="5"/>
-        </w:numPr>
-        <w:suppressLineNumbers w:val="0"/>
-        <w:tabs>
-          <w:tab w:val="clear" w:pos="420"/>
-        </w:tabs>
-        <w:spacing w:before="0" w:beforeAutospacing="1" w:after="0" w:afterAutospacing="1"/>
-        <w:ind w:left="1440" w:leftChars="0" w:hanging="420" w:firstLineChars="0"/>
-        <w:jc w:val="both"/>
-        <w:rPr>
-          <w:rFonts w:hint="default" w:ascii="Times New Roman" w:hAnsi="Times New Roman" w:cs="Times New Roman"/>
-          <w:sz w:val="24"/>
-          <w:szCs w:val="24"/>
-        </w:rPr>
-      </w:pPr>
-      <w:r>
-        <w:rPr>
-          <w:rFonts w:hint="default" w:ascii="Times New Roman" w:hAnsi="Times New Roman" w:cs="Times New Roman"/>
-          <w:b/>
-          <w:bCs/>
-          <w:sz w:val="24"/>
-          <w:szCs w:val="24"/>
-        </w:rPr>
-        <w:t>Негативный сценарий:</w:t>
-      </w:r>
-      <w:r>
-        <w:rPr>
-          <w:rFonts w:hint="default" w:ascii="Times New Roman" w:hAnsi="Times New Roman" w:cs="Times New Roman"/>
-          <w:sz w:val="24"/>
-          <w:szCs w:val="24"/>
-        </w:rPr>
-        <w:t xml:space="preserve"> </w:t>
-      </w:r>
-      <w:r>
-        <w:rPr>
-          <w:rFonts w:hint="default" w:ascii="Times New Roman" w:hAnsi="Times New Roman" w:cs="Times New Roman"/>
-          <w:sz w:val="24"/>
-          <w:szCs w:val="24"/>
-          <w:lang w:val="ru-RU"/>
-        </w:rPr>
-        <w:t>ф</w:t>
-      </w:r>
-      <w:r>
-        <w:rPr>
-          <w:rFonts w:hint="default" w:ascii="Times New Roman" w:hAnsi="Times New Roman" w:cs="Times New Roman"/>
-          <w:sz w:val="24"/>
-          <w:szCs w:val="24"/>
-        </w:rPr>
-        <w:t>ильтрация общего списка бронирований по заведомо отсутствующему в системе параметру или по пустому значению ключа.</w:t>
-      </w:r>
-    </w:p>
-    <w:p>
-      <w:pPr>
-        <w:pStyle w:val="20"/>
-        <w:keepNext w:val="0"/>
-        <w:keepLines w:val="0"/>
-        <w:widowControl/>
-        <w:numPr>
-          <w:ilvl w:val="0"/>
-          <w:numId w:val="5"/>
         </w:numPr>
         <w:suppressLineNumbers w:val="0"/>
         <w:tabs>
@@ -3706,6 +3261,7 @@
             <w:insideH w:val="none" w:color="auto" w:sz="0" w:space="0"/>
             <w:insideV w:val="none" w:color="auto" w:sz="0" w:space="0"/>
           </w:tblBorders>
+          <w:shd w:val="clear" w:color="auto" w:fill="auto"/>
           <w:tblCellMar>
             <w:top w:w="0" w:type="dxa"/>
             <w:left w:w="0" w:type="dxa"/>
@@ -4028,342 +3584,6 @@
                 <w:lang w:val="en-US" w:eastAsia="zh-CN" w:bidi="ar"/>
               </w:rPr>
               <w:t>Pass</w:t>
-            </w:r>
-          </w:p>
-        </w:tc>
-      </w:tr>
-      <w:tr>
-        <w:tblPrEx>
-          <w:tblBorders>
-            <w:top w:val="none" w:color="auto" w:sz="0" w:space="0"/>
-            <w:left w:val="none" w:color="auto" w:sz="0" w:space="0"/>
-            <w:bottom w:val="none" w:color="auto" w:sz="0" w:space="0"/>
-            <w:right w:val="none" w:color="auto" w:sz="0" w:space="0"/>
-            <w:insideH w:val="none" w:color="auto" w:sz="0" w:space="0"/>
-            <w:insideV w:val="none" w:color="auto" w:sz="0" w:space="0"/>
-          </w:tblBorders>
-          <w:tblCellMar>
-            <w:top w:w="0" w:type="dxa"/>
-            <w:left w:w="0" w:type="dxa"/>
-            <w:bottom w:w="0" w:type="dxa"/>
-            <w:right w:w="0" w:type="dxa"/>
-          </w:tblCellMar>
-        </w:tblPrEx>
-        <w:trPr>
-          <w:trHeight w:val="252" w:hRule="atLeast"/>
-        </w:trPr>
-        <w:tc>
-          <w:tcPr>
-            <w:tcW w:w="367" w:type="dxa"/>
-            <w:tcBorders>
-              <w:top w:val="single" w:color="auto" w:sz="4" w:space="0"/>
-              <w:left w:val="single" w:color="auto" w:sz="4" w:space="0"/>
-              <w:bottom w:val="single" w:color="auto" w:sz="4" w:space="0"/>
-              <w:right w:val="single" w:color="auto" w:sz="4" w:space="0"/>
-            </w:tcBorders>
-            <w:shd w:val="clear" w:color="auto" w:fill="auto"/>
-            <w:tcMar>
-              <w:top w:w="24" w:type="dxa"/>
-              <w:left w:w="36" w:type="dxa"/>
-              <w:bottom w:w="24" w:type="dxa"/>
-              <w:right w:w="36" w:type="dxa"/>
-            </w:tcMar>
-            <w:vAlign w:val="center"/>
-          </w:tcPr>
-          <w:p>
-            <w:pPr>
-              <w:keepNext w:val="0"/>
-              <w:keepLines w:val="0"/>
-              <w:widowControl/>
-              <w:suppressLineNumbers w:val="0"/>
-              <w:bidi w:val="0"/>
-              <w:jc w:val="center"/>
-              <w:textAlignment w:val="bottom"/>
-              <w:rPr>
-                <w:rFonts w:hint="default" w:ascii="Times New Roman" w:hAnsi="Times New Roman" w:cs="Times New Roman"/>
-                <w:sz w:val="20"/>
-                <w:szCs w:val="20"/>
-              </w:rPr>
-            </w:pPr>
-            <w:r>
-              <w:rPr>
-                <w:rFonts w:hint="default" w:ascii="Times New Roman" w:hAnsi="Times New Roman" w:eastAsia="SimSun" w:cs="Times New Roman"/>
-                <w:kern w:val="0"/>
-                <w:sz w:val="20"/>
-                <w:szCs w:val="20"/>
-                <w:lang w:val="en-US" w:eastAsia="zh-CN" w:bidi="ar"/>
-              </w:rPr>
-              <w:t>TC-03</w:t>
-            </w:r>
-          </w:p>
-        </w:tc>
-        <w:tc>
-          <w:tcPr>
-            <w:tcW w:w="1832" w:type="dxa"/>
-            <w:tcBorders>
-              <w:top w:val="single" w:color="auto" w:sz="4" w:space="0"/>
-              <w:left w:val="single" w:color="auto" w:sz="4" w:space="0"/>
-              <w:bottom w:val="single" w:color="auto" w:sz="4" w:space="0"/>
-              <w:right w:val="single" w:color="auto" w:sz="4" w:space="0"/>
-            </w:tcBorders>
-            <w:shd w:val="clear" w:color="auto" w:fill="auto"/>
-            <w:tcMar>
-              <w:top w:w="24" w:type="dxa"/>
-              <w:left w:w="36" w:type="dxa"/>
-              <w:bottom w:w="24" w:type="dxa"/>
-              <w:right w:w="36" w:type="dxa"/>
-            </w:tcMar>
-            <w:vAlign w:val="center"/>
-          </w:tcPr>
-          <w:p>
-            <w:pPr>
-              <w:keepNext w:val="0"/>
-              <w:keepLines w:val="0"/>
-              <w:widowControl/>
-              <w:suppressLineNumbers w:val="0"/>
-              <w:bidi w:val="0"/>
-              <w:jc w:val="center"/>
-              <w:textAlignment w:val="bottom"/>
-              <w:rPr>
-                <w:rFonts w:hint="default" w:ascii="Times New Roman" w:hAnsi="Times New Roman" w:cs="Times New Roman"/>
-                <w:sz w:val="20"/>
-                <w:szCs w:val="20"/>
-              </w:rPr>
-            </w:pPr>
-            <w:r>
-              <w:rPr>
-                <w:rFonts w:hint="default" w:ascii="Times New Roman" w:hAnsi="Times New Roman" w:eastAsia="SimSun" w:cs="Times New Roman"/>
-                <w:kern w:val="0"/>
-                <w:sz w:val="20"/>
-                <w:szCs w:val="20"/>
-                <w:lang w:val="en-US" w:eastAsia="zh-CN" w:bidi="ar"/>
-              </w:rPr>
-              <w:t>Инверсия дат: выезд раньше заселения (Негативный / Граничный)</w:t>
-            </w:r>
-          </w:p>
-        </w:tc>
-        <w:tc>
-          <w:tcPr>
-            <w:tcW w:w="990" w:type="dxa"/>
-            <w:tcBorders>
-              <w:top w:val="single" w:color="auto" w:sz="4" w:space="0"/>
-              <w:left w:val="single" w:color="auto" w:sz="4" w:space="0"/>
-              <w:bottom w:val="single" w:color="auto" w:sz="4" w:space="0"/>
-              <w:right w:val="single" w:color="auto" w:sz="4" w:space="0"/>
-            </w:tcBorders>
-            <w:shd w:val="clear" w:color="auto" w:fill="auto"/>
-            <w:tcMar>
-              <w:top w:w="24" w:type="dxa"/>
-              <w:left w:w="36" w:type="dxa"/>
-              <w:bottom w:w="24" w:type="dxa"/>
-              <w:right w:w="36" w:type="dxa"/>
-            </w:tcMar>
-            <w:vAlign w:val="center"/>
-          </w:tcPr>
-          <w:p>
-            <w:pPr>
-              <w:keepNext w:val="0"/>
-              <w:keepLines w:val="0"/>
-              <w:widowControl/>
-              <w:suppressLineNumbers w:val="0"/>
-              <w:bidi w:val="0"/>
-              <w:jc w:val="center"/>
-              <w:textAlignment w:val="bottom"/>
-              <w:rPr>
-                <w:rFonts w:hint="default" w:ascii="Times New Roman" w:hAnsi="Times New Roman" w:cs="Times New Roman"/>
-                <w:sz w:val="20"/>
-                <w:szCs w:val="20"/>
-              </w:rPr>
-            </w:pPr>
-            <w:r>
-              <w:rPr>
-                <w:rFonts w:hint="default" w:ascii="Times New Roman" w:hAnsi="Times New Roman" w:eastAsia="SimSun" w:cs="Times New Roman"/>
-                <w:kern w:val="0"/>
-                <w:sz w:val="20"/>
-                <w:szCs w:val="20"/>
-                <w:lang w:val="en-US" w:eastAsia="zh-CN" w:bidi="ar"/>
-              </w:rPr>
-              <w:t>Сервер доступен</w:t>
-            </w:r>
-          </w:p>
-        </w:tc>
-        <w:tc>
-          <w:tcPr>
-            <w:tcW w:w="2367" w:type="dxa"/>
-            <w:tcBorders>
-              <w:top w:val="single" w:color="auto" w:sz="4" w:space="0"/>
-              <w:left w:val="single" w:color="auto" w:sz="4" w:space="0"/>
-              <w:bottom w:val="single" w:color="auto" w:sz="4" w:space="0"/>
-              <w:right w:val="single" w:color="auto" w:sz="4" w:space="0"/>
-            </w:tcBorders>
-            <w:shd w:val="clear" w:color="auto" w:fill="auto"/>
-            <w:tcMar>
-              <w:top w:w="24" w:type="dxa"/>
-              <w:left w:w="36" w:type="dxa"/>
-              <w:bottom w:w="24" w:type="dxa"/>
-              <w:right w:w="36" w:type="dxa"/>
-            </w:tcMar>
-            <w:vAlign w:val="center"/>
-          </w:tcPr>
-          <w:p>
-            <w:pPr>
-              <w:keepNext w:val="0"/>
-              <w:keepLines w:val="0"/>
-              <w:widowControl/>
-              <w:suppressLineNumbers w:val="0"/>
-              <w:bidi w:val="0"/>
-              <w:jc w:val="center"/>
-              <w:textAlignment w:val="bottom"/>
-              <w:rPr>
-                <w:rFonts w:hint="default" w:ascii="Times New Roman" w:hAnsi="Times New Roman" w:cs="Times New Roman"/>
-                <w:sz w:val="20"/>
-                <w:szCs w:val="20"/>
-              </w:rPr>
-            </w:pPr>
-            <w:r>
-              <w:rPr>
-                <w:rFonts w:hint="default" w:ascii="Times New Roman" w:hAnsi="Times New Roman" w:eastAsia="SimSun" w:cs="Times New Roman"/>
-                <w:kern w:val="0"/>
-                <w:sz w:val="20"/>
-                <w:szCs w:val="20"/>
-                <w:lang w:val="en-US" w:eastAsia="zh-CN" w:bidi="ar"/>
-              </w:rPr>
-              <w:t>Отправить POST /booking, указав checkin: "2026-06-01", checkout: "2026-01-01"</w:t>
-            </w:r>
-          </w:p>
-        </w:tc>
-        <w:tc>
-          <w:tcPr>
-            <w:tcW w:w="1837" w:type="dxa"/>
-            <w:tcBorders>
-              <w:top w:val="single" w:color="auto" w:sz="4" w:space="0"/>
-              <w:left w:val="single" w:color="auto" w:sz="4" w:space="0"/>
-              <w:bottom w:val="single" w:color="auto" w:sz="4" w:space="0"/>
-              <w:right w:val="single" w:color="auto" w:sz="4" w:space="0"/>
-            </w:tcBorders>
-            <w:shd w:val="clear" w:color="auto" w:fill="auto"/>
-            <w:tcMar>
-              <w:top w:w="24" w:type="dxa"/>
-              <w:left w:w="36" w:type="dxa"/>
-              <w:bottom w:w="24" w:type="dxa"/>
-              <w:right w:w="36" w:type="dxa"/>
-            </w:tcMar>
-            <w:vAlign w:val="center"/>
-          </w:tcPr>
-          <w:p>
-            <w:pPr>
-              <w:keepNext w:val="0"/>
-              <w:keepLines w:val="0"/>
-              <w:widowControl/>
-              <w:suppressLineNumbers w:val="0"/>
-              <w:bidi w:val="0"/>
-              <w:jc w:val="center"/>
-              <w:textAlignment w:val="bottom"/>
-              <w:rPr>
-                <w:rFonts w:hint="default" w:ascii="Times New Roman" w:hAnsi="Times New Roman" w:cs="Times New Roman"/>
-                <w:sz w:val="20"/>
-                <w:szCs w:val="20"/>
-              </w:rPr>
-            </w:pPr>
-            <w:r>
-              <w:rPr>
-                <w:rFonts w:hint="default" w:ascii="Times New Roman" w:hAnsi="Times New Roman" w:eastAsia="SimSun" w:cs="Times New Roman"/>
-                <w:kern w:val="0"/>
-                <w:sz w:val="20"/>
-                <w:szCs w:val="20"/>
-                <w:lang w:val="en-US" w:eastAsia="zh-CN" w:bidi="ar"/>
-              </w:rPr>
-              <w:t>Статус 400 Bad Request или ошибка валидации бизнес-логики дат</w:t>
-            </w:r>
-          </w:p>
-        </w:tc>
-        <w:tc>
-          <w:tcPr>
-            <w:tcW w:w="1444" w:type="dxa"/>
-            <w:tcBorders>
-              <w:top w:val="single" w:color="auto" w:sz="4" w:space="0"/>
-              <w:left w:val="single" w:color="auto" w:sz="4" w:space="0"/>
-              <w:bottom w:val="single" w:color="auto" w:sz="4" w:space="0"/>
-              <w:right w:val="single" w:color="auto" w:sz="4" w:space="0"/>
-            </w:tcBorders>
-            <w:shd w:val="clear" w:color="auto" w:fill="auto"/>
-            <w:tcMar>
-              <w:top w:w="24" w:type="dxa"/>
-              <w:left w:w="36" w:type="dxa"/>
-              <w:bottom w:w="24" w:type="dxa"/>
-              <w:right w:w="36" w:type="dxa"/>
-            </w:tcMar>
-            <w:vAlign w:val="center"/>
-          </w:tcPr>
-          <w:p>
-            <w:pPr>
-              <w:keepNext w:val="0"/>
-              <w:keepLines w:val="0"/>
-              <w:widowControl/>
-              <w:suppressLineNumbers w:val="0"/>
-              <w:bidi w:val="0"/>
-              <w:jc w:val="center"/>
-              <w:textAlignment w:val="bottom"/>
-              <w:rPr>
-                <w:rFonts w:hint="default" w:ascii="Times New Roman" w:hAnsi="Times New Roman" w:cs="Times New Roman"/>
-                <w:sz w:val="20"/>
-                <w:szCs w:val="20"/>
-              </w:rPr>
-            </w:pPr>
-            <w:r>
-              <w:rPr>
-                <w:rFonts w:hint="default" w:ascii="Times New Roman" w:hAnsi="Times New Roman" w:eastAsia="SimSun" w:cs="Times New Roman"/>
-                <w:kern w:val="0"/>
-                <w:sz w:val="20"/>
-                <w:szCs w:val="20"/>
-                <w:lang w:val="en-US" w:eastAsia="zh-CN" w:bidi="ar"/>
-              </w:rPr>
-              <w:t>Статус 200 OK, система создала аномальную бронь</w:t>
-            </w:r>
-          </w:p>
-        </w:tc>
-        <w:tc>
-          <w:tcPr>
-            <w:tcW w:w="713" w:type="dxa"/>
-            <w:tcBorders>
-              <w:top w:val="single" w:color="auto" w:sz="4" w:space="0"/>
-              <w:left w:val="single" w:color="auto" w:sz="4" w:space="0"/>
-              <w:bottom w:val="single" w:color="auto" w:sz="4" w:space="0"/>
-              <w:right w:val="single" w:color="auto" w:sz="4" w:space="0"/>
-            </w:tcBorders>
-            <w:shd w:val="clear" w:color="auto" w:fill="auto"/>
-            <w:tcMar>
-              <w:top w:w="24" w:type="dxa"/>
-              <w:left w:w="36" w:type="dxa"/>
-              <w:bottom w:w="24" w:type="dxa"/>
-              <w:right w:w="36" w:type="dxa"/>
-            </w:tcMar>
-            <w:vAlign w:val="center"/>
-          </w:tcPr>
-          <w:p>
-            <w:pPr>
-              <w:keepNext w:val="0"/>
-              <w:keepLines w:val="0"/>
-              <w:widowControl/>
-              <w:suppressLineNumbers w:val="0"/>
-              <w:bidi w:val="0"/>
-              <w:jc w:val="center"/>
-              <w:textAlignment w:val="bottom"/>
-              <w:rPr>
-                <w:rFonts w:hint="default" w:ascii="Times New Roman" w:hAnsi="Times New Roman" w:cs="Times New Roman"/>
-                <w:sz w:val="20"/>
-                <w:szCs w:val="20"/>
-              </w:rPr>
-            </w:pPr>
-            <w:r>
-              <w:rPr>
-                <w:rFonts w:hint="default" w:ascii="Times New Roman" w:hAnsi="Times New Roman" w:eastAsia="SimSun" w:cs="Times New Roman"/>
-                <w:kern w:val="0"/>
-                <w:sz w:val="20"/>
-                <w:szCs w:val="20"/>
-                <w:lang w:val="en-US" w:eastAsia="zh-CN" w:bidi="ar"/>
-              </w:rPr>
-              <w:t>Fail</w:t>
             </w:r>
           </w:p>
         </w:tc>
@@ -4430,6 +3650,342 @@
                 <w:szCs w:val="20"/>
                 <w:lang w:val="en-US" w:eastAsia="zh-CN" w:bidi="ar"/>
               </w:rPr>
+              <w:t>TC-03</w:t>
+            </w:r>
+          </w:p>
+        </w:tc>
+        <w:tc>
+          <w:tcPr>
+            <w:tcW w:w="1832" w:type="dxa"/>
+            <w:tcBorders>
+              <w:top w:val="single" w:color="auto" w:sz="4" w:space="0"/>
+              <w:left w:val="single" w:color="auto" w:sz="4" w:space="0"/>
+              <w:bottom w:val="single" w:color="auto" w:sz="4" w:space="0"/>
+              <w:right w:val="single" w:color="auto" w:sz="4" w:space="0"/>
+            </w:tcBorders>
+            <w:shd w:val="clear" w:color="auto" w:fill="auto"/>
+            <w:tcMar>
+              <w:top w:w="24" w:type="dxa"/>
+              <w:left w:w="36" w:type="dxa"/>
+              <w:bottom w:w="24" w:type="dxa"/>
+              <w:right w:w="36" w:type="dxa"/>
+            </w:tcMar>
+            <w:vAlign w:val="center"/>
+          </w:tcPr>
+          <w:p>
+            <w:pPr>
+              <w:keepNext w:val="0"/>
+              <w:keepLines w:val="0"/>
+              <w:widowControl/>
+              <w:suppressLineNumbers w:val="0"/>
+              <w:bidi w:val="0"/>
+              <w:jc w:val="center"/>
+              <w:textAlignment w:val="bottom"/>
+              <w:rPr>
+                <w:rFonts w:hint="default" w:ascii="Times New Roman" w:hAnsi="Times New Roman" w:cs="Times New Roman"/>
+                <w:sz w:val="20"/>
+                <w:szCs w:val="20"/>
+              </w:rPr>
+            </w:pPr>
+            <w:r>
+              <w:rPr>
+                <w:rFonts w:hint="default" w:ascii="Times New Roman" w:hAnsi="Times New Roman" w:eastAsia="SimSun" w:cs="Times New Roman"/>
+                <w:kern w:val="0"/>
+                <w:sz w:val="20"/>
+                <w:szCs w:val="20"/>
+                <w:lang w:val="en-US" w:eastAsia="zh-CN" w:bidi="ar"/>
+              </w:rPr>
+              <w:t>Инверсия дат: выезд раньше заселения (Негативный / Граничный)</w:t>
+            </w:r>
+          </w:p>
+        </w:tc>
+        <w:tc>
+          <w:tcPr>
+            <w:tcW w:w="990" w:type="dxa"/>
+            <w:tcBorders>
+              <w:top w:val="single" w:color="auto" w:sz="4" w:space="0"/>
+              <w:left w:val="single" w:color="auto" w:sz="4" w:space="0"/>
+              <w:bottom w:val="single" w:color="auto" w:sz="4" w:space="0"/>
+              <w:right w:val="single" w:color="auto" w:sz="4" w:space="0"/>
+            </w:tcBorders>
+            <w:shd w:val="clear" w:color="auto" w:fill="auto"/>
+            <w:tcMar>
+              <w:top w:w="24" w:type="dxa"/>
+              <w:left w:w="36" w:type="dxa"/>
+              <w:bottom w:w="24" w:type="dxa"/>
+              <w:right w:w="36" w:type="dxa"/>
+            </w:tcMar>
+            <w:vAlign w:val="center"/>
+          </w:tcPr>
+          <w:p>
+            <w:pPr>
+              <w:keepNext w:val="0"/>
+              <w:keepLines w:val="0"/>
+              <w:widowControl/>
+              <w:suppressLineNumbers w:val="0"/>
+              <w:bidi w:val="0"/>
+              <w:jc w:val="center"/>
+              <w:textAlignment w:val="bottom"/>
+              <w:rPr>
+                <w:rFonts w:hint="default" w:ascii="Times New Roman" w:hAnsi="Times New Roman" w:cs="Times New Roman"/>
+                <w:sz w:val="20"/>
+                <w:szCs w:val="20"/>
+              </w:rPr>
+            </w:pPr>
+            <w:r>
+              <w:rPr>
+                <w:rFonts w:hint="default" w:ascii="Times New Roman" w:hAnsi="Times New Roman" w:eastAsia="SimSun" w:cs="Times New Roman"/>
+                <w:kern w:val="0"/>
+                <w:sz w:val="20"/>
+                <w:szCs w:val="20"/>
+                <w:lang w:val="en-US" w:eastAsia="zh-CN" w:bidi="ar"/>
+              </w:rPr>
+              <w:t>Сервер доступен</w:t>
+            </w:r>
+          </w:p>
+        </w:tc>
+        <w:tc>
+          <w:tcPr>
+            <w:tcW w:w="2367" w:type="dxa"/>
+            <w:tcBorders>
+              <w:top w:val="single" w:color="auto" w:sz="4" w:space="0"/>
+              <w:left w:val="single" w:color="auto" w:sz="4" w:space="0"/>
+              <w:bottom w:val="single" w:color="auto" w:sz="4" w:space="0"/>
+              <w:right w:val="single" w:color="auto" w:sz="4" w:space="0"/>
+            </w:tcBorders>
+            <w:shd w:val="clear" w:color="auto" w:fill="auto"/>
+            <w:tcMar>
+              <w:top w:w="24" w:type="dxa"/>
+              <w:left w:w="36" w:type="dxa"/>
+              <w:bottom w:w="24" w:type="dxa"/>
+              <w:right w:w="36" w:type="dxa"/>
+            </w:tcMar>
+            <w:vAlign w:val="center"/>
+          </w:tcPr>
+          <w:p>
+            <w:pPr>
+              <w:keepNext w:val="0"/>
+              <w:keepLines w:val="0"/>
+              <w:widowControl/>
+              <w:suppressLineNumbers w:val="0"/>
+              <w:bidi w:val="0"/>
+              <w:jc w:val="center"/>
+              <w:textAlignment w:val="bottom"/>
+              <w:rPr>
+                <w:rFonts w:hint="default" w:ascii="Times New Roman" w:hAnsi="Times New Roman" w:cs="Times New Roman"/>
+                <w:sz w:val="20"/>
+                <w:szCs w:val="20"/>
+              </w:rPr>
+            </w:pPr>
+            <w:r>
+              <w:rPr>
+                <w:rFonts w:hint="default" w:ascii="Times New Roman" w:hAnsi="Times New Roman" w:eastAsia="SimSun" w:cs="Times New Roman"/>
+                <w:kern w:val="0"/>
+                <w:sz w:val="20"/>
+                <w:szCs w:val="20"/>
+                <w:lang w:val="en-US" w:eastAsia="zh-CN" w:bidi="ar"/>
+              </w:rPr>
+              <w:t>Отправить POST /booking, указав checkin: "2026-06-01", checkout: "2026-01-01"</w:t>
+            </w:r>
+          </w:p>
+        </w:tc>
+        <w:tc>
+          <w:tcPr>
+            <w:tcW w:w="1837" w:type="dxa"/>
+            <w:tcBorders>
+              <w:top w:val="single" w:color="auto" w:sz="4" w:space="0"/>
+              <w:left w:val="single" w:color="auto" w:sz="4" w:space="0"/>
+              <w:bottom w:val="single" w:color="auto" w:sz="4" w:space="0"/>
+              <w:right w:val="single" w:color="auto" w:sz="4" w:space="0"/>
+            </w:tcBorders>
+            <w:shd w:val="clear" w:color="auto" w:fill="auto"/>
+            <w:tcMar>
+              <w:top w:w="24" w:type="dxa"/>
+              <w:left w:w="36" w:type="dxa"/>
+              <w:bottom w:w="24" w:type="dxa"/>
+              <w:right w:w="36" w:type="dxa"/>
+            </w:tcMar>
+            <w:vAlign w:val="center"/>
+          </w:tcPr>
+          <w:p>
+            <w:pPr>
+              <w:keepNext w:val="0"/>
+              <w:keepLines w:val="0"/>
+              <w:widowControl/>
+              <w:suppressLineNumbers w:val="0"/>
+              <w:bidi w:val="0"/>
+              <w:jc w:val="center"/>
+              <w:textAlignment w:val="bottom"/>
+              <w:rPr>
+                <w:rFonts w:hint="default" w:ascii="Times New Roman" w:hAnsi="Times New Roman" w:cs="Times New Roman"/>
+                <w:sz w:val="20"/>
+                <w:szCs w:val="20"/>
+              </w:rPr>
+            </w:pPr>
+            <w:r>
+              <w:rPr>
+                <w:rFonts w:hint="default" w:ascii="Times New Roman" w:hAnsi="Times New Roman" w:eastAsia="SimSun" w:cs="Times New Roman"/>
+                <w:kern w:val="0"/>
+                <w:sz w:val="20"/>
+                <w:szCs w:val="20"/>
+                <w:lang w:val="en-US" w:eastAsia="zh-CN" w:bidi="ar"/>
+              </w:rPr>
+              <w:t>Статус 400 Bad Request или ошибка валидации бизнес-логики дат</w:t>
+            </w:r>
+          </w:p>
+        </w:tc>
+        <w:tc>
+          <w:tcPr>
+            <w:tcW w:w="1444" w:type="dxa"/>
+            <w:tcBorders>
+              <w:top w:val="single" w:color="auto" w:sz="4" w:space="0"/>
+              <w:left w:val="single" w:color="auto" w:sz="4" w:space="0"/>
+              <w:bottom w:val="single" w:color="auto" w:sz="4" w:space="0"/>
+              <w:right w:val="single" w:color="auto" w:sz="4" w:space="0"/>
+            </w:tcBorders>
+            <w:shd w:val="clear" w:color="auto" w:fill="auto"/>
+            <w:tcMar>
+              <w:top w:w="24" w:type="dxa"/>
+              <w:left w:w="36" w:type="dxa"/>
+              <w:bottom w:w="24" w:type="dxa"/>
+              <w:right w:w="36" w:type="dxa"/>
+            </w:tcMar>
+            <w:vAlign w:val="center"/>
+          </w:tcPr>
+          <w:p>
+            <w:pPr>
+              <w:keepNext w:val="0"/>
+              <w:keepLines w:val="0"/>
+              <w:widowControl/>
+              <w:suppressLineNumbers w:val="0"/>
+              <w:bidi w:val="0"/>
+              <w:jc w:val="center"/>
+              <w:textAlignment w:val="bottom"/>
+              <w:rPr>
+                <w:rFonts w:hint="default" w:ascii="Times New Roman" w:hAnsi="Times New Roman" w:cs="Times New Roman"/>
+                <w:sz w:val="20"/>
+                <w:szCs w:val="20"/>
+              </w:rPr>
+            </w:pPr>
+            <w:r>
+              <w:rPr>
+                <w:rFonts w:hint="default" w:ascii="Times New Roman" w:hAnsi="Times New Roman" w:eastAsia="SimSun" w:cs="Times New Roman"/>
+                <w:kern w:val="0"/>
+                <w:sz w:val="20"/>
+                <w:szCs w:val="20"/>
+                <w:lang w:val="en-US" w:eastAsia="zh-CN" w:bidi="ar"/>
+              </w:rPr>
+              <w:t>Статус 200 OK, система создала аномальную бронь</w:t>
+            </w:r>
+          </w:p>
+        </w:tc>
+        <w:tc>
+          <w:tcPr>
+            <w:tcW w:w="713" w:type="dxa"/>
+            <w:tcBorders>
+              <w:top w:val="single" w:color="auto" w:sz="4" w:space="0"/>
+              <w:left w:val="single" w:color="auto" w:sz="4" w:space="0"/>
+              <w:bottom w:val="single" w:color="auto" w:sz="4" w:space="0"/>
+              <w:right w:val="single" w:color="auto" w:sz="4" w:space="0"/>
+            </w:tcBorders>
+            <w:shd w:val="clear" w:color="auto" w:fill="auto"/>
+            <w:tcMar>
+              <w:top w:w="24" w:type="dxa"/>
+              <w:left w:w="36" w:type="dxa"/>
+              <w:bottom w:w="24" w:type="dxa"/>
+              <w:right w:w="36" w:type="dxa"/>
+            </w:tcMar>
+            <w:vAlign w:val="center"/>
+          </w:tcPr>
+          <w:p>
+            <w:pPr>
+              <w:keepNext w:val="0"/>
+              <w:keepLines w:val="0"/>
+              <w:widowControl/>
+              <w:suppressLineNumbers w:val="0"/>
+              <w:bidi w:val="0"/>
+              <w:jc w:val="center"/>
+              <w:textAlignment w:val="bottom"/>
+              <w:rPr>
+                <w:rFonts w:hint="default" w:ascii="Times New Roman" w:hAnsi="Times New Roman" w:cs="Times New Roman"/>
+                <w:sz w:val="20"/>
+                <w:szCs w:val="20"/>
+              </w:rPr>
+            </w:pPr>
+            <w:r>
+              <w:rPr>
+                <w:rFonts w:hint="default" w:ascii="Times New Roman" w:hAnsi="Times New Roman" w:eastAsia="SimSun" w:cs="Times New Roman"/>
+                <w:kern w:val="0"/>
+                <w:sz w:val="20"/>
+                <w:szCs w:val="20"/>
+                <w:lang w:val="en-US" w:eastAsia="zh-CN" w:bidi="ar"/>
+              </w:rPr>
+              <w:t>Fail</w:t>
+            </w:r>
+          </w:p>
+        </w:tc>
+      </w:tr>
+      <w:tr>
+        <w:tblPrEx>
+          <w:tblBorders>
+            <w:top w:val="none" w:color="auto" w:sz="0" w:space="0"/>
+            <w:left w:val="none" w:color="auto" w:sz="0" w:space="0"/>
+            <w:bottom w:val="none" w:color="auto" w:sz="0" w:space="0"/>
+            <w:right w:val="none" w:color="auto" w:sz="0" w:space="0"/>
+            <w:insideH w:val="none" w:color="auto" w:sz="0" w:space="0"/>
+            <w:insideV w:val="none" w:color="auto" w:sz="0" w:space="0"/>
+          </w:tblBorders>
+          <w:tblCellMar>
+            <w:top w:w="0" w:type="dxa"/>
+            <w:left w:w="0" w:type="dxa"/>
+            <w:bottom w:w="0" w:type="dxa"/>
+            <w:right w:w="0" w:type="dxa"/>
+          </w:tblCellMar>
+        </w:tblPrEx>
+        <w:trPr>
+          <w:trHeight w:val="252" w:hRule="atLeast"/>
+        </w:trPr>
+        <w:tc>
+          <w:tcPr>
+            <w:tcW w:w="367" w:type="dxa"/>
+            <w:tcBorders>
+              <w:top w:val="single" w:color="auto" w:sz="4" w:space="0"/>
+              <w:left w:val="single" w:color="auto" w:sz="4" w:space="0"/>
+              <w:bottom w:val="single" w:color="auto" w:sz="4" w:space="0"/>
+              <w:right w:val="single" w:color="auto" w:sz="4" w:space="0"/>
+            </w:tcBorders>
+            <w:shd w:val="clear" w:color="auto" w:fill="auto"/>
+            <w:tcMar>
+              <w:top w:w="24" w:type="dxa"/>
+              <w:left w:w="36" w:type="dxa"/>
+              <w:bottom w:w="24" w:type="dxa"/>
+              <w:right w:w="36" w:type="dxa"/>
+            </w:tcMar>
+            <w:vAlign w:val="center"/>
+          </w:tcPr>
+          <w:p>
+            <w:pPr>
+              <w:keepNext w:val="0"/>
+              <w:keepLines w:val="0"/>
+              <w:widowControl/>
+              <w:suppressLineNumbers w:val="0"/>
+              <w:bidi w:val="0"/>
+              <w:jc w:val="center"/>
+              <w:textAlignment w:val="bottom"/>
+              <w:rPr>
+                <w:rFonts w:hint="default" w:ascii="Times New Roman" w:hAnsi="Times New Roman" w:cs="Times New Roman"/>
+                <w:sz w:val="20"/>
+                <w:szCs w:val="20"/>
+              </w:rPr>
+            </w:pPr>
+            <w:r>
+              <w:rPr>
+                <w:rFonts w:hint="default" w:ascii="Times New Roman" w:hAnsi="Times New Roman" w:eastAsia="SimSun" w:cs="Times New Roman"/>
+                <w:kern w:val="0"/>
+                <w:sz w:val="20"/>
+                <w:szCs w:val="20"/>
+                <w:lang w:val="en-US" w:eastAsia="zh-CN" w:bidi="ar"/>
+              </w:rPr>
               <w:t>TC-04</w:t>
             </w:r>
           </w:p>
@@ -5052,6 +4608,7 @@
             <w:insideH w:val="none" w:color="auto" w:sz="0" w:space="0"/>
             <w:insideV w:val="none" w:color="auto" w:sz="0" w:space="0"/>
           </w:tblBorders>
+          <w:shd w:val="clear" w:color="auto" w:fill="auto"/>
           <w:tblCellMar>
             <w:top w:w="0" w:type="dxa"/>
             <w:left w:w="0" w:type="dxa"/>
@@ -7426,7 +6983,7 @@
     </w:p>
     <w:p>
       <w:pPr>
-        <w:pStyle w:val="3"/>
+        <w:pStyle w:val="4"/>
         <w:bidi w:val="0"/>
       </w:pPr>
       <w:r>
@@ -7489,33 +7046,105 @@
         <w:bidi w:val="0"/>
         <w:jc w:val="center"/>
         <w:rPr>
-          <w:rFonts w:hint="default"/>
+          <w:rFonts w:hint="default" w:ascii="Times New Roman" w:hAnsi="Times New Roman" w:cs="Times New Roman"/>
+          <w:i/>
+          <w:iCs/>
+          <w:sz w:val="24"/>
+          <w:szCs w:val="24"/>
           <w:lang w:val="ru-RU"/>
         </w:rPr>
       </w:pPr>
       <w:r>
+        <w:rPr>
+          <w:rFonts w:hint="default" w:ascii="Times New Roman" w:hAnsi="Times New Roman" w:cs="Times New Roman"/>
+          <w:i/>
+          <w:iCs/>
+          <w:sz w:val="24"/>
+          <w:szCs w:val="24"/>
+        </w:rPr>
         <w:t xml:space="preserve">Рисунок </w:t>
       </w:r>
       <w:r>
+        <w:rPr>
+          <w:rFonts w:hint="default" w:ascii="Times New Roman" w:hAnsi="Times New Roman" w:cs="Times New Roman"/>
+          <w:i/>
+          <w:iCs/>
+          <w:sz w:val="24"/>
+          <w:szCs w:val="24"/>
+        </w:rPr>
         <w:fldChar w:fldCharType="begin"/>
       </w:r>
       <w:r>
+        <w:rPr>
+          <w:rFonts w:hint="default" w:ascii="Times New Roman" w:hAnsi="Times New Roman" w:cs="Times New Roman"/>
+          <w:i/>
+          <w:iCs/>
+          <w:sz w:val="24"/>
+          <w:szCs w:val="24"/>
+        </w:rPr>
         <w:instrText xml:space="preserve"> SEQ Рисунок \* ARABIC </w:instrText>
       </w:r>
       <w:r>
+        <w:rPr>
+          <w:rFonts w:hint="default" w:ascii="Times New Roman" w:hAnsi="Times New Roman" w:cs="Times New Roman"/>
+          <w:i/>
+          <w:iCs/>
+          <w:sz w:val="24"/>
+          <w:szCs w:val="24"/>
+        </w:rPr>
         <w:fldChar w:fldCharType="separate"/>
       </w:r>
       <w:r>
+        <w:rPr>
+          <w:rFonts w:hint="default" w:ascii="Times New Roman" w:hAnsi="Times New Roman" w:cs="Times New Roman"/>
+          <w:i/>
+          <w:iCs/>
+          <w:sz w:val="24"/>
+          <w:szCs w:val="24"/>
+        </w:rPr>
         <w:t>1</w:t>
       </w:r>
       <w:r>
+        <w:rPr>
+          <w:rFonts w:hint="default" w:ascii="Times New Roman" w:hAnsi="Times New Roman" w:cs="Times New Roman"/>
+          <w:i/>
+          <w:iCs/>
+          <w:sz w:val="24"/>
+          <w:szCs w:val="24"/>
+        </w:rPr>
         <w:fldChar w:fldCharType="end"/>
       </w:r>
       <w:r>
         <w:rPr>
+          <w:rFonts w:hint="default" w:ascii="Times New Roman" w:hAnsi="Times New Roman" w:cs="Times New Roman"/>
+          <w:i/>
+          <w:iCs/>
+          <w:sz w:val="24"/>
+          <w:szCs w:val="24"/>
           <w:lang w:val="ru-RU"/>
         </w:rPr>
-        <w:t xml:space="preserve"> - Успешное выполнение тест-кейса TC-01 (Создание валидного бронирования)</w:t>
+        <w:t xml:space="preserve"> </w:t>
+      </w:r>
+      <w:r>
+        <w:rPr>
+          <w:rFonts w:hint="default" w:ascii="Times New Roman" w:hAnsi="Times New Roman" w:eastAsia="SimSun" w:cs="Times New Roman"/>
+          <w:i/>
+          <w:iCs/>
+          <w:sz w:val="24"/>
+          <w:szCs w:val="24"/>
+        </w:rPr>
+        <w:t>—</w:t>
+      </w:r>
+      <w:r>
+        <w:rPr>
+          <w:rFonts w:hint="default" w:ascii="Times New Roman" w:hAnsi="Times New Roman" w:cs="Times New Roman"/>
+          <w:i/>
+          <w:iCs/>
+          <w:sz w:val="24"/>
+          <w:szCs w:val="24"/>
+          <w:lang w:val="ru-RU"/>
+        </w:rPr>
+        <w:t xml:space="preserve"> Успешное выполнение тест-кейса TC-01 (Создание валидного бронирования)</w:t>
       </w:r>
     </w:p>
     <w:p>
@@ -7574,33 +7203,105 @@
         <w:bidi w:val="0"/>
         <w:jc w:val="center"/>
         <w:rPr>
-          <w:rFonts w:hint="default"/>
+          <w:rFonts w:hint="default" w:ascii="Times New Roman" w:hAnsi="Times New Roman" w:cs="Times New Roman"/>
+          <w:i/>
+          <w:iCs/>
+          <w:sz w:val="24"/>
+          <w:szCs w:val="24"/>
           <w:lang w:val="ru-RU"/>
         </w:rPr>
       </w:pPr>
       <w:r>
+        <w:rPr>
+          <w:rFonts w:hint="default" w:ascii="Times New Roman" w:hAnsi="Times New Roman" w:cs="Times New Roman"/>
+          <w:i/>
+          <w:iCs/>
+          <w:sz w:val="24"/>
+          <w:szCs w:val="24"/>
+        </w:rPr>
         <w:t xml:space="preserve">Рисунок </w:t>
       </w:r>
       <w:r>
+        <w:rPr>
+          <w:rFonts w:hint="default" w:ascii="Times New Roman" w:hAnsi="Times New Roman" w:cs="Times New Roman"/>
+          <w:i/>
+          <w:iCs/>
+          <w:sz w:val="24"/>
+          <w:szCs w:val="24"/>
+        </w:rPr>
         <w:fldChar w:fldCharType="begin"/>
       </w:r>
       <w:r>
+        <w:rPr>
+          <w:rFonts w:hint="default" w:ascii="Times New Roman" w:hAnsi="Times New Roman" w:cs="Times New Roman"/>
+          <w:i/>
+          <w:iCs/>
+          <w:sz w:val="24"/>
+          <w:szCs w:val="24"/>
+        </w:rPr>
         <w:instrText xml:space="preserve"> SEQ Рисунок \* ARABIC </w:instrText>
       </w:r>
       <w:r>
+        <w:rPr>
+          <w:rFonts w:hint="default" w:ascii="Times New Roman" w:hAnsi="Times New Roman" w:cs="Times New Roman"/>
+          <w:i/>
+          <w:iCs/>
+          <w:sz w:val="24"/>
+          <w:szCs w:val="24"/>
+        </w:rPr>
         <w:fldChar w:fldCharType="separate"/>
       </w:r>
       <w:r>
+        <w:rPr>
+          <w:rFonts w:hint="default" w:ascii="Times New Roman" w:hAnsi="Times New Roman" w:cs="Times New Roman"/>
+          <w:i/>
+          <w:iCs/>
+          <w:sz w:val="24"/>
+          <w:szCs w:val="24"/>
+        </w:rPr>
         <w:t>2</w:t>
       </w:r>
       <w:r>
+        <w:rPr>
+          <w:rFonts w:hint="default" w:ascii="Times New Roman" w:hAnsi="Times New Roman" w:cs="Times New Roman"/>
+          <w:i/>
+          <w:iCs/>
+          <w:sz w:val="24"/>
+          <w:szCs w:val="24"/>
+        </w:rPr>
         <w:fldChar w:fldCharType="end"/>
       </w:r>
       <w:r>
         <w:rPr>
+          <w:rFonts w:hint="default" w:ascii="Times New Roman" w:hAnsi="Times New Roman" w:cs="Times New Roman"/>
+          <w:i/>
+          <w:iCs/>
+          <w:sz w:val="24"/>
+          <w:szCs w:val="24"/>
           <w:lang w:val="ru-RU"/>
         </w:rPr>
-        <w:t xml:space="preserve"> - Успешное выполнение тест-кейса TC-10 (Получение полного списка идентификаторов)</w:t>
+        <w:t xml:space="preserve"> </w:t>
+      </w:r>
+      <w:r>
+        <w:rPr>
+          <w:rFonts w:hint="default" w:ascii="Times New Roman" w:hAnsi="Times New Roman" w:eastAsia="SimSun" w:cs="Times New Roman"/>
+          <w:i/>
+          <w:iCs/>
+          <w:sz w:val="24"/>
+          <w:szCs w:val="24"/>
+        </w:rPr>
+        <w:t>—</w:t>
+      </w:r>
+      <w:r>
+        <w:rPr>
+          <w:rFonts w:hint="default" w:ascii="Times New Roman" w:hAnsi="Times New Roman" w:cs="Times New Roman"/>
+          <w:i/>
+          <w:iCs/>
+          <w:sz w:val="24"/>
+          <w:szCs w:val="24"/>
+          <w:lang w:val="ru-RU"/>
+        </w:rPr>
+        <w:t xml:space="preserve"> Успешное выполнение тест-кейса TC-10 (Получение полного списка идентификаторов)</w:t>
       </w:r>
     </w:p>
     <w:p>
@@ -7666,33 +7367,105 @@
         <w:bidi w:val="0"/>
         <w:jc w:val="center"/>
         <w:rPr>
-          <w:rFonts w:hint="default"/>
+          <w:rFonts w:hint="default" w:ascii="Times New Roman" w:hAnsi="Times New Roman" w:cs="Times New Roman"/>
+          <w:i/>
+          <w:iCs/>
+          <w:sz w:val="24"/>
+          <w:szCs w:val="24"/>
           <w:lang w:val="ru-RU"/>
         </w:rPr>
       </w:pPr>
       <w:r>
+        <w:rPr>
+          <w:rFonts w:hint="default" w:ascii="Times New Roman" w:hAnsi="Times New Roman" w:cs="Times New Roman"/>
+          <w:i/>
+          <w:iCs/>
+          <w:sz w:val="24"/>
+          <w:szCs w:val="24"/>
+        </w:rPr>
         <w:t xml:space="preserve">Рисунок </w:t>
       </w:r>
       <w:r>
+        <w:rPr>
+          <w:rFonts w:hint="default" w:ascii="Times New Roman" w:hAnsi="Times New Roman" w:cs="Times New Roman"/>
+          <w:i/>
+          <w:iCs/>
+          <w:sz w:val="24"/>
+          <w:szCs w:val="24"/>
+        </w:rPr>
         <w:fldChar w:fldCharType="begin"/>
       </w:r>
       <w:r>
+        <w:rPr>
+          <w:rFonts w:hint="default" w:ascii="Times New Roman" w:hAnsi="Times New Roman" w:cs="Times New Roman"/>
+          <w:i/>
+          <w:iCs/>
+          <w:sz w:val="24"/>
+          <w:szCs w:val="24"/>
+        </w:rPr>
         <w:instrText xml:space="preserve"> SEQ Рисунок \* ARABIC </w:instrText>
       </w:r>
       <w:r>
+        <w:rPr>
+          <w:rFonts w:hint="default" w:ascii="Times New Roman" w:hAnsi="Times New Roman" w:cs="Times New Roman"/>
+          <w:i/>
+          <w:iCs/>
+          <w:sz w:val="24"/>
+          <w:szCs w:val="24"/>
+        </w:rPr>
         <w:fldChar w:fldCharType="separate"/>
       </w:r>
       <w:r>
+        <w:rPr>
+          <w:rFonts w:hint="default" w:ascii="Times New Roman" w:hAnsi="Times New Roman" w:cs="Times New Roman"/>
+          <w:i/>
+          <w:iCs/>
+          <w:sz w:val="24"/>
+          <w:szCs w:val="24"/>
+        </w:rPr>
         <w:t>3</w:t>
       </w:r>
       <w:r>
+        <w:rPr>
+          <w:rFonts w:hint="default" w:ascii="Times New Roman" w:hAnsi="Times New Roman" w:cs="Times New Roman"/>
+          <w:i/>
+          <w:iCs/>
+          <w:sz w:val="24"/>
+          <w:szCs w:val="24"/>
+        </w:rPr>
         <w:fldChar w:fldCharType="end"/>
       </w:r>
       <w:r>
         <w:rPr>
+          <w:rFonts w:hint="default" w:ascii="Times New Roman" w:hAnsi="Times New Roman" w:cs="Times New Roman"/>
+          <w:i/>
+          <w:iCs/>
+          <w:sz w:val="24"/>
+          <w:szCs w:val="24"/>
           <w:lang w:val="ru-RU"/>
         </w:rPr>
-        <w:t xml:space="preserve"> - Неуспешный тест-кейс TC-03 (Создание аномального бронирования с инверсией дат)</w:t>
+        <w:t xml:space="preserve"> </w:t>
+      </w:r>
+      <w:r>
+        <w:rPr>
+          <w:rFonts w:hint="default" w:ascii="Times New Roman" w:hAnsi="Times New Roman" w:eastAsia="SimSun" w:cs="Times New Roman"/>
+          <w:i/>
+          <w:iCs/>
+          <w:sz w:val="24"/>
+          <w:szCs w:val="24"/>
+        </w:rPr>
+        <w:t>—</w:t>
+      </w:r>
+      <w:r>
+        <w:rPr>
+          <w:rFonts w:hint="default" w:ascii="Times New Roman" w:hAnsi="Times New Roman" w:cs="Times New Roman"/>
+          <w:i/>
+          <w:iCs/>
+          <w:sz w:val="24"/>
+          <w:szCs w:val="24"/>
+          <w:lang w:val="ru-RU"/>
+        </w:rPr>
+        <w:t xml:space="preserve"> Неуспешный тест-кейс TC-03 (Создание аномального бронирования с инверсией дат)</w:t>
       </w:r>
     </w:p>
     <w:p>
@@ -7751,32 +7524,105 @@
         <w:bidi w:val="0"/>
         <w:jc w:val="center"/>
         <w:rPr>
+          <w:rFonts w:hint="default" w:ascii="Times New Roman" w:hAnsi="Times New Roman" w:cs="Times New Roman"/>
+          <w:i/>
+          <w:iCs/>
+          <w:sz w:val="24"/>
+          <w:szCs w:val="24"/>
           <w:lang w:val="ru-RU"/>
         </w:rPr>
       </w:pPr>
       <w:r>
+        <w:rPr>
+          <w:rFonts w:hint="default" w:ascii="Times New Roman" w:hAnsi="Times New Roman" w:cs="Times New Roman"/>
+          <w:i/>
+          <w:iCs/>
+          <w:sz w:val="24"/>
+          <w:szCs w:val="24"/>
+        </w:rPr>
         <w:t xml:space="preserve">Рисунок </w:t>
       </w:r>
       <w:r>
+        <w:rPr>
+          <w:rFonts w:hint="default" w:ascii="Times New Roman" w:hAnsi="Times New Roman" w:cs="Times New Roman"/>
+          <w:i/>
+          <w:iCs/>
+          <w:sz w:val="24"/>
+          <w:szCs w:val="24"/>
+        </w:rPr>
         <w:fldChar w:fldCharType="begin"/>
       </w:r>
       <w:r>
+        <w:rPr>
+          <w:rFonts w:hint="default" w:ascii="Times New Roman" w:hAnsi="Times New Roman" w:cs="Times New Roman"/>
+          <w:i/>
+          <w:iCs/>
+          <w:sz w:val="24"/>
+          <w:szCs w:val="24"/>
+        </w:rPr>
         <w:instrText xml:space="preserve"> SEQ Рисунок \* ARABIC </w:instrText>
       </w:r>
       <w:r>
+        <w:rPr>
+          <w:rFonts w:hint="default" w:ascii="Times New Roman" w:hAnsi="Times New Roman" w:cs="Times New Roman"/>
+          <w:i/>
+          <w:iCs/>
+          <w:sz w:val="24"/>
+          <w:szCs w:val="24"/>
+        </w:rPr>
         <w:fldChar w:fldCharType="separate"/>
       </w:r>
       <w:r>
+        <w:rPr>
+          <w:rFonts w:hint="default" w:ascii="Times New Roman" w:hAnsi="Times New Roman" w:cs="Times New Roman"/>
+          <w:i/>
+          <w:iCs/>
+          <w:sz w:val="24"/>
+          <w:szCs w:val="24"/>
+        </w:rPr>
         <w:t>4</w:t>
       </w:r>
       <w:r>
+        <w:rPr>
+          <w:rFonts w:hint="default" w:ascii="Times New Roman" w:hAnsi="Times New Roman" w:cs="Times New Roman"/>
+          <w:i/>
+          <w:iCs/>
+          <w:sz w:val="24"/>
+          <w:szCs w:val="24"/>
+        </w:rPr>
         <w:fldChar w:fldCharType="end"/>
       </w:r>
       <w:r>
         <w:rPr>
+          <w:rFonts w:hint="default" w:ascii="Times New Roman" w:hAnsi="Times New Roman" w:cs="Times New Roman"/>
+          <w:i/>
+          <w:iCs/>
+          <w:sz w:val="24"/>
+          <w:szCs w:val="24"/>
           <w:lang w:val="ru-RU"/>
         </w:rPr>
-        <w:t xml:space="preserve"> - Неуспешный тест-кейс TC-05 (Критический сбой сервера при обработке пустой структуры)</w:t>
+        <w:t xml:space="preserve"> </w:t>
+      </w:r>
+      <w:r>
+        <w:rPr>
+          <w:rFonts w:hint="default" w:ascii="Times New Roman" w:hAnsi="Times New Roman" w:eastAsia="SimSun" w:cs="Times New Roman"/>
+          <w:i/>
+          <w:iCs/>
+          <w:sz w:val="24"/>
+          <w:szCs w:val="24"/>
+        </w:rPr>
+        <w:t>—</w:t>
+      </w:r>
+      <w:r>
+        <w:rPr>
+          <w:rFonts w:hint="default" w:ascii="Times New Roman" w:hAnsi="Times New Roman" w:cs="Times New Roman"/>
+          <w:i/>
+          <w:iCs/>
+          <w:sz w:val="24"/>
+          <w:szCs w:val="24"/>
+          <w:lang w:val="ru-RU"/>
+        </w:rPr>
+        <w:t xml:space="preserve"> Неуспешный тест-кейс TC-05 (Критический сбой сервера при обработке пустой структуры)</w:t>
       </w:r>
     </w:p>
     <w:p>
@@ -7828,7 +7674,7 @@
       <w:pPr>
         <w:numPr>
           <w:ilvl w:val="0"/>
-          <w:numId w:val="6"/>
+          <w:numId w:val="5"/>
         </w:numPr>
         <w:bidi w:val="0"/>
         <w:ind w:left="420" w:leftChars="0" w:hanging="420" w:firstLineChars="0"/>
@@ -7842,7 +7688,7 @@
       <w:pPr>
         <w:numPr>
           <w:ilvl w:val="0"/>
-          <w:numId w:val="6"/>
+          <w:numId w:val="5"/>
         </w:numPr>
         <w:bidi w:val="0"/>
         <w:ind w:left="420" w:leftChars="0" w:hanging="420" w:firstLineChars="0"/>
@@ -7856,7 +7702,7 @@
       <w:pPr>
         <w:numPr>
           <w:ilvl w:val="0"/>
-          <w:numId w:val="6"/>
+          <w:numId w:val="5"/>
         </w:numPr>
         <w:bidi w:val="0"/>
         <w:ind w:left="420" w:leftChars="0" w:hanging="420" w:firstLineChars="0"/>
@@ -7870,7 +7716,7 @@
       <w:pPr>
         <w:numPr>
           <w:ilvl w:val="0"/>
-          <w:numId w:val="7"/>
+          <w:numId w:val="6"/>
         </w:numPr>
         <w:tabs>
           <w:tab w:val="clear" w:pos="425"/>
@@ -7887,7 +7733,7 @@
       <w:pPr>
         <w:numPr>
           <w:ilvl w:val="0"/>
-          <w:numId w:val="7"/>
+          <w:numId w:val="6"/>
         </w:numPr>
         <w:tabs>
           <w:tab w:val="clear" w:pos="425"/>
@@ -7904,315 +7750,253 @@
         <w:t>Передать JSON-тело:</w:t>
       </w:r>
     </w:p>
+    <w:tbl>
+      <w:tblPr>
+        <w:tblStyle w:val="22"/>
+        <w:tblW w:w="0" w:type="auto"/>
+        <w:tblInd w:w="902" w:type="dxa"/>
+        <w:tblBorders>
+          <w:top w:val="single" w:color="auto" w:sz="4" w:space="0"/>
+          <w:left w:val="single" w:color="auto" w:sz="4" w:space="0"/>
+          <w:bottom w:val="single" w:color="auto" w:sz="4" w:space="0"/>
+          <w:right w:val="single" w:color="auto" w:sz="4" w:space="0"/>
+          <w:insideH w:val="single" w:color="auto" w:sz="4" w:space="0"/>
+          <w:insideV w:val="single" w:color="auto" w:sz="4" w:space="0"/>
+        </w:tblBorders>
+        <w:tblLayout w:type="autofit"/>
+        <w:tblCellMar>
+          <w:left w:w="108" w:type="dxa"/>
+          <w:right w:w="108" w:type="dxa"/>
+        </w:tblCellMar>
+      </w:tblPr>
+      <w:tblGrid>
+        <w:gridCol w:w="8552"/>
+      </w:tblGrid>
+      <w:tr>
+        <w:tblPrEx>
+          <w:tblBorders>
+            <w:top w:val="single" w:color="auto" w:sz="4" w:space="0"/>
+            <w:left w:val="single" w:color="auto" w:sz="4" w:space="0"/>
+            <w:bottom w:val="single" w:color="auto" w:sz="4" w:space="0"/>
+            <w:right w:val="single" w:color="auto" w:sz="4" w:space="0"/>
+            <w:insideH w:val="single" w:color="auto" w:sz="4" w:space="0"/>
+            <w:insideV w:val="single" w:color="auto" w:sz="4" w:space="0"/>
+          </w:tblBorders>
+          <w:tblCellMar>
+            <w:left w:w="108" w:type="dxa"/>
+            <w:right w:w="108" w:type="dxa"/>
+          </w:tblCellMar>
+        </w:tblPrEx>
+        <w:tc>
+          <w:tcPr>
+            <w:tcW w:w="8552" w:type="dxa"/>
+            <w:tcBorders>
+              <w:top w:val="nil"/>
+              <w:left w:val="nil"/>
+              <w:bottom w:val="nil"/>
+              <w:right w:val="nil"/>
+            </w:tcBorders>
+            <w:shd w:val="clear" w:color="auto" w:fill="F1F1F1" w:themeFill="background1" w:themeFillShade="F2"/>
+          </w:tcPr>
+          <w:p>
+            <w:pPr>
+              <w:bidi w:val="0"/>
+              <w:rPr>
+                <w:rFonts w:hint="default" w:ascii="Courier New" w:hAnsi="Courier New" w:cs="Courier New"/>
+                <w:lang w:val="ru-RU"/>
+              </w:rPr>
+            </w:pPr>
+            <w:r>
+              <w:rPr>
+                <w:rFonts w:hint="default" w:ascii="Courier New" w:hAnsi="Courier New" w:cs="Courier New"/>
+                <w:lang w:val="ru-RU"/>
+              </w:rPr>
+              <w:t>{</w:t>
+            </w:r>
+          </w:p>
+          <w:p>
+            <w:pPr>
+              <w:bidi w:val="0"/>
+              <w:rPr>
+                <w:rFonts w:hint="default" w:ascii="Courier New" w:hAnsi="Courier New" w:cs="Courier New"/>
+                <w:lang w:val="ru-RU"/>
+              </w:rPr>
+            </w:pPr>
+            <w:r>
+              <w:rPr>
+                <w:rFonts w:hint="default" w:ascii="Courier New" w:hAnsi="Courier New" w:cs="Courier New"/>
+                <w:lang w:val="ru-RU"/>
+              </w:rPr>
+              <w:t xml:space="preserve">    "firstname": "Batyr",</w:t>
+            </w:r>
+          </w:p>
+          <w:p>
+            <w:pPr>
+              <w:bidi w:val="0"/>
+              <w:rPr>
+                <w:rFonts w:hint="default" w:ascii="Courier New" w:hAnsi="Courier New" w:cs="Courier New"/>
+                <w:lang w:val="ru-RU"/>
+              </w:rPr>
+            </w:pPr>
+            <w:r>
+              <w:rPr>
+                <w:rFonts w:hint="default" w:ascii="Courier New" w:hAnsi="Courier New" w:cs="Courier New"/>
+                <w:lang w:val="ru-RU"/>
+              </w:rPr>
+              <w:t xml:space="preserve">    "lastname": "Test",</w:t>
+            </w:r>
+          </w:p>
+          <w:p>
+            <w:pPr>
+              <w:bidi w:val="0"/>
+              <w:rPr>
+                <w:rFonts w:hint="default" w:ascii="Courier New" w:hAnsi="Courier New" w:cs="Courier New"/>
+                <w:lang w:val="ru-RU"/>
+              </w:rPr>
+            </w:pPr>
+            <w:r>
+              <w:rPr>
+                <w:rFonts w:hint="default" w:ascii="Courier New" w:hAnsi="Courier New" w:cs="Courier New"/>
+                <w:lang w:val="ru-RU"/>
+              </w:rPr>
+              <w:t xml:space="preserve">    "totalprice": 150,</w:t>
+            </w:r>
+          </w:p>
+          <w:p>
+            <w:pPr>
+              <w:bidi w:val="0"/>
+              <w:rPr>
+                <w:rFonts w:hint="default" w:ascii="Courier New" w:hAnsi="Courier New" w:cs="Courier New"/>
+                <w:lang w:val="ru-RU"/>
+              </w:rPr>
+            </w:pPr>
+            <w:r>
+              <w:rPr>
+                <w:rFonts w:hint="default" w:ascii="Courier New" w:hAnsi="Courier New" w:cs="Courier New"/>
+                <w:lang w:val="ru-RU"/>
+              </w:rPr>
+              <w:t xml:space="preserve">    "depositpaid": true,</w:t>
+            </w:r>
+          </w:p>
+          <w:p>
+            <w:pPr>
+              <w:bidi w:val="0"/>
+              <w:rPr>
+                <w:rFonts w:hint="default" w:ascii="Courier New" w:hAnsi="Courier New" w:cs="Courier New"/>
+                <w:lang w:val="ru-RU"/>
+              </w:rPr>
+            </w:pPr>
+            <w:r>
+              <w:rPr>
+                <w:rFonts w:hint="default" w:ascii="Courier New" w:hAnsi="Courier New" w:cs="Courier New"/>
+                <w:lang w:val="ru-RU"/>
+              </w:rPr>
+              <w:t xml:space="preserve">    "bookingdates": {</w:t>
+            </w:r>
+          </w:p>
+          <w:p>
+            <w:pPr>
+              <w:bidi w:val="0"/>
+              <w:rPr>
+                <w:rFonts w:hint="default" w:ascii="Courier New" w:hAnsi="Courier New" w:cs="Courier New"/>
+                <w:lang w:val="ru-RU"/>
+              </w:rPr>
+            </w:pPr>
+            <w:r>
+              <w:rPr>
+                <w:rFonts w:hint="default" w:ascii="Courier New" w:hAnsi="Courier New" w:cs="Courier New"/>
+                <w:lang w:val="ru-RU"/>
+              </w:rPr>
+              <w:t xml:space="preserve">        "checkin": "2026-12-01",</w:t>
+            </w:r>
+          </w:p>
+          <w:p>
+            <w:pPr>
+              <w:bidi w:val="0"/>
+              <w:rPr>
+                <w:rFonts w:hint="default" w:ascii="Courier New" w:hAnsi="Courier New" w:cs="Courier New"/>
+                <w:lang w:val="ru-RU"/>
+              </w:rPr>
+            </w:pPr>
+            <w:r>
+              <w:rPr>
+                <w:rFonts w:hint="default" w:ascii="Courier New" w:hAnsi="Courier New" w:cs="Courier New"/>
+                <w:lang w:val="ru-RU"/>
+              </w:rPr>
+              <w:t xml:space="preserve">        "checkout": "2026-01-01"</w:t>
+            </w:r>
+          </w:p>
+          <w:p>
+            <w:pPr>
+              <w:bidi w:val="0"/>
+              <w:rPr>
+                <w:rFonts w:hint="default" w:ascii="Courier New" w:hAnsi="Courier New" w:cs="Courier New"/>
+                <w:lang w:val="ru-RU"/>
+              </w:rPr>
+            </w:pPr>
+            <w:r>
+              <w:rPr>
+                <w:rFonts w:hint="default" w:ascii="Courier New" w:hAnsi="Courier New" w:cs="Courier New"/>
+                <w:lang w:val="ru-RU"/>
+              </w:rPr>
+              <w:t xml:space="preserve">    },</w:t>
+            </w:r>
+          </w:p>
+          <w:p>
+            <w:pPr>
+              <w:bidi w:val="0"/>
+              <w:rPr>
+                <w:rFonts w:hint="default" w:ascii="Courier New" w:hAnsi="Courier New" w:cs="Courier New"/>
+                <w:lang w:val="ru-RU"/>
+              </w:rPr>
+            </w:pPr>
+            <w:r>
+              <w:rPr>
+                <w:rFonts w:hint="default" w:ascii="Courier New" w:hAnsi="Courier New" w:cs="Courier New"/>
+                <w:lang w:val="ru-RU"/>
+              </w:rPr>
+              <w:t xml:space="preserve">    "additionalneeds": "Breakfast"</w:t>
+            </w:r>
+          </w:p>
+          <w:p>
+            <w:pPr>
+              <w:bidi w:val="0"/>
+              <w:rPr>
+                <w:rFonts w:hint="default"/>
+                <w:vertAlign w:val="baseline"/>
+                <w:lang w:val="ru-RU"/>
+              </w:rPr>
+            </w:pPr>
+            <w:r>
+              <w:rPr>
+                <w:rFonts w:hint="default" w:ascii="Courier New" w:hAnsi="Courier New" w:cs="Courier New"/>
+                <w:lang w:val="ru-RU"/>
+              </w:rPr>
+              <w:t>}</w:t>
+            </w:r>
+          </w:p>
+        </w:tc>
+      </w:tr>
+    </w:tbl>
     <w:p>
       <w:pPr>
         <w:numPr>
-          <w:ilvl w:val="0"/>
           <w:numId w:val="0"/>
         </w:numPr>
         <w:bidi w:val="0"/>
         <w:ind w:left="775" w:leftChars="0"/>
         <w:jc w:val="both"/>
         <w:rPr>
-          <w:rFonts w:hint="default" w:ascii="Courier New" w:hAnsi="Courier New" w:cs="Courier New"/>
-          <w:sz w:val="20"/>
-          <w:szCs w:val="20"/>
-          <w:highlight w:val="lightGray"/>
+          <w:rFonts w:hint="default"/>
           <w:lang w:val="ru-RU"/>
         </w:rPr>
       </w:pPr>
-      <w:r>
-        <w:rPr>
-          <w:rFonts w:hint="default" w:ascii="Courier New" w:hAnsi="Courier New" w:cs="Courier New"/>
-          <w:sz w:val="20"/>
-          <w:szCs w:val="20"/>
-          <w:highlight w:val="lightGray"/>
-          <w:lang w:val="ru-RU"/>
-        </w:rPr>
-        <w:t>{</w:t>
-      </w:r>
     </w:p>
     <w:p>
       <w:pPr>
         <w:numPr>
           <w:ilvl w:val="0"/>
-          <w:numId w:val="0"/>
-        </w:numPr>
-        <w:bidi w:val="0"/>
-        <w:ind w:left="775" w:leftChars="0"/>
-        <w:jc w:val="both"/>
-        <w:rPr>
-          <w:rFonts w:hint="default" w:ascii="Courier New" w:hAnsi="Courier New" w:cs="Courier New"/>
-          <w:sz w:val="20"/>
-          <w:szCs w:val="20"/>
-          <w:highlight w:val="lightGray"/>
-          <w:lang w:val="ru-RU"/>
-        </w:rPr>
-      </w:pPr>
-      <w:r>
-        <w:rPr>
-          <w:rFonts w:hint="default" w:ascii="Courier New" w:hAnsi="Courier New" w:cs="Courier New"/>
-          <w:sz w:val="20"/>
-          <w:szCs w:val="20"/>
-          <w:highlight w:val="lightGray"/>
-          <w:lang w:val="ru-RU"/>
-        </w:rPr>
-        <w:t xml:space="preserve">    "firstname": "Batyr",</w:t>
-      </w:r>
-    </w:p>
-    <w:p>
-      <w:pPr>
-        <w:numPr>
-          <w:ilvl w:val="0"/>
-          <w:numId w:val="0"/>
-        </w:numPr>
-        <w:bidi w:val="0"/>
-        <w:ind w:left="775" w:leftChars="0"/>
-        <w:jc w:val="both"/>
-        <w:rPr>
-          <w:rFonts w:hint="default" w:ascii="Courier New" w:hAnsi="Courier New" w:cs="Courier New"/>
-          <w:sz w:val="20"/>
-          <w:szCs w:val="20"/>
-          <w:highlight w:val="lightGray"/>
-          <w:lang w:val="ru-RU"/>
-        </w:rPr>
-      </w:pPr>
-      <w:r>
-        <w:rPr>
-          <w:rFonts w:hint="default" w:ascii="Courier New" w:hAnsi="Courier New" w:cs="Courier New"/>
-          <w:sz w:val="20"/>
-          <w:szCs w:val="20"/>
-          <w:highlight w:val="lightGray"/>
-          <w:lang w:val="ru-RU"/>
-        </w:rPr>
-        <w:t xml:space="preserve">    "lastname": "Test",</w:t>
-      </w:r>
-    </w:p>
-    <w:p>
-      <w:pPr>
-        <w:numPr>
-          <w:ilvl w:val="0"/>
-          <w:numId w:val="0"/>
-        </w:numPr>
-        <w:bidi w:val="0"/>
-        <w:ind w:left="775" w:leftChars="0"/>
-        <w:jc w:val="both"/>
-        <w:rPr>
-          <w:rFonts w:hint="default" w:ascii="Courier New" w:hAnsi="Courier New" w:cs="Courier New"/>
-          <w:sz w:val="20"/>
-          <w:szCs w:val="20"/>
-          <w:highlight w:val="lightGray"/>
-          <w:lang w:val="ru-RU"/>
-        </w:rPr>
-      </w:pPr>
-      <w:r>
-        <w:rPr>
-          <w:rFonts w:hint="default" w:ascii="Courier New" w:hAnsi="Courier New" w:cs="Courier New"/>
-          <w:sz w:val="20"/>
-          <w:szCs w:val="20"/>
-          <w:highlight w:val="lightGray"/>
-          <w:lang w:val="ru-RU"/>
-        </w:rPr>
-        <w:t xml:space="preserve">    "totalprice": 150,</w:t>
-      </w:r>
-    </w:p>
-    <w:p>
-      <w:pPr>
-        <w:numPr>
-          <w:ilvl w:val="0"/>
-          <w:numId w:val="0"/>
-        </w:numPr>
-        <w:bidi w:val="0"/>
-        <w:ind w:left="775" w:leftChars="0"/>
-        <w:jc w:val="both"/>
-        <w:rPr>
-          <w:rFonts w:hint="default" w:ascii="Courier New" w:hAnsi="Courier New" w:cs="Courier New"/>
-          <w:sz w:val="20"/>
-          <w:szCs w:val="20"/>
-          <w:highlight w:val="lightGray"/>
-          <w:lang w:val="ru-RU"/>
-        </w:rPr>
-      </w:pPr>
-      <w:r>
-        <w:rPr>
-          <w:rFonts w:hint="default" w:ascii="Courier New" w:hAnsi="Courier New" w:cs="Courier New"/>
-          <w:sz w:val="20"/>
-          <w:szCs w:val="20"/>
-          <w:highlight w:val="lightGray"/>
-          <w:lang w:val="ru-RU"/>
-        </w:rPr>
-        <w:t xml:space="preserve">    "depositpaid": true,</w:t>
-      </w:r>
-    </w:p>
-    <w:p>
-      <w:pPr>
-        <w:numPr>
-          <w:ilvl w:val="0"/>
-          <w:numId w:val="0"/>
-        </w:numPr>
-        <w:bidi w:val="0"/>
-        <w:ind w:left="775" w:leftChars="0"/>
-        <w:jc w:val="both"/>
-        <w:rPr>
-          <w:rFonts w:hint="default" w:ascii="Courier New" w:hAnsi="Courier New" w:cs="Courier New"/>
-          <w:sz w:val="20"/>
-          <w:szCs w:val="20"/>
-          <w:highlight w:val="lightGray"/>
-          <w:lang w:val="ru-RU"/>
-        </w:rPr>
-      </w:pPr>
-      <w:r>
-        <w:rPr>
-          <w:rFonts w:hint="default" w:ascii="Courier New" w:hAnsi="Courier New" w:cs="Courier New"/>
-          <w:sz w:val="20"/>
-          <w:szCs w:val="20"/>
-          <w:highlight w:val="lightGray"/>
-          <w:lang w:val="ru-RU"/>
-        </w:rPr>
-        <w:t xml:space="preserve">    "bookingdates": {</w:t>
-      </w:r>
-    </w:p>
-    <w:p>
-      <w:pPr>
-        <w:numPr>
-          <w:ilvl w:val="0"/>
-          <w:numId w:val="0"/>
-        </w:numPr>
-        <w:bidi w:val="0"/>
-        <w:ind w:left="775" w:leftChars="0"/>
-        <w:jc w:val="both"/>
-        <w:rPr>
-          <w:rFonts w:hint="default" w:ascii="Courier New" w:hAnsi="Courier New" w:cs="Courier New"/>
-          <w:sz w:val="20"/>
-          <w:szCs w:val="20"/>
-          <w:highlight w:val="lightGray"/>
-          <w:lang w:val="ru-RU"/>
-        </w:rPr>
-      </w:pPr>
-      <w:r>
-        <w:rPr>
-          <w:rFonts w:hint="default" w:ascii="Courier New" w:hAnsi="Courier New" w:cs="Courier New"/>
-          <w:sz w:val="20"/>
-          <w:szCs w:val="20"/>
-          <w:highlight w:val="lightGray"/>
-          <w:lang w:val="ru-RU"/>
-        </w:rPr>
-        <w:t xml:space="preserve">        "checkin": "2026-12-01",</w:t>
-      </w:r>
-    </w:p>
-    <w:p>
-      <w:pPr>
-        <w:numPr>
-          <w:ilvl w:val="0"/>
-          <w:numId w:val="0"/>
-        </w:numPr>
-        <w:bidi w:val="0"/>
-        <w:ind w:left="775" w:leftChars="0"/>
-        <w:jc w:val="both"/>
-        <w:rPr>
-          <w:rFonts w:hint="default" w:ascii="Courier New" w:hAnsi="Courier New" w:cs="Courier New"/>
-          <w:sz w:val="20"/>
-          <w:szCs w:val="20"/>
-          <w:highlight w:val="lightGray"/>
-          <w:lang w:val="ru-RU"/>
-        </w:rPr>
-      </w:pPr>
-      <w:r>
-        <w:rPr>
-          <w:rFonts w:hint="default" w:ascii="Courier New" w:hAnsi="Courier New" w:cs="Courier New"/>
-          <w:sz w:val="20"/>
-          <w:szCs w:val="20"/>
-          <w:highlight w:val="lightGray"/>
-          <w:lang w:val="ru-RU"/>
-        </w:rPr>
-        <w:t xml:space="preserve">        "checkout": "2026-01-01"</w:t>
-      </w:r>
-    </w:p>
-    <w:p>
-      <w:pPr>
-        <w:numPr>
-          <w:ilvl w:val="0"/>
-          <w:numId w:val="0"/>
-        </w:numPr>
-        <w:bidi w:val="0"/>
-        <w:ind w:left="775" w:leftChars="0"/>
-        <w:jc w:val="both"/>
-        <w:rPr>
-          <w:rFonts w:hint="default" w:ascii="Courier New" w:hAnsi="Courier New" w:cs="Courier New"/>
-          <w:sz w:val="20"/>
-          <w:szCs w:val="20"/>
-          <w:highlight w:val="lightGray"/>
-          <w:lang w:val="ru-RU"/>
-        </w:rPr>
-      </w:pPr>
-      <w:r>
-        <w:rPr>
-          <w:rFonts w:hint="default" w:ascii="Courier New" w:hAnsi="Courier New" w:cs="Courier New"/>
-          <w:sz w:val="20"/>
-          <w:szCs w:val="20"/>
-          <w:highlight w:val="lightGray"/>
-          <w:lang w:val="ru-RU"/>
-        </w:rPr>
-        <w:t xml:space="preserve">    },</w:t>
-      </w:r>
-    </w:p>
-    <w:p>
-      <w:pPr>
-        <w:numPr>
-          <w:ilvl w:val="0"/>
-          <w:numId w:val="0"/>
-        </w:numPr>
-        <w:bidi w:val="0"/>
-        <w:ind w:left="775" w:leftChars="0"/>
-        <w:jc w:val="both"/>
-        <w:rPr>
-          <w:rFonts w:hint="default" w:ascii="Courier New" w:hAnsi="Courier New" w:cs="Courier New"/>
-          <w:sz w:val="20"/>
-          <w:szCs w:val="20"/>
-          <w:highlight w:val="lightGray"/>
-          <w:lang w:val="ru-RU"/>
-        </w:rPr>
-      </w:pPr>
-      <w:r>
-        <w:rPr>
-          <w:rFonts w:hint="default" w:ascii="Courier New" w:hAnsi="Courier New" w:cs="Courier New"/>
-          <w:sz w:val="20"/>
-          <w:szCs w:val="20"/>
-          <w:highlight w:val="lightGray"/>
-          <w:lang w:val="ru-RU"/>
-        </w:rPr>
-        <w:t xml:space="preserve">    "additionalneeds": "Breakfast"</w:t>
-      </w:r>
-    </w:p>
-    <w:p>
-      <w:pPr>
-        <w:bidi w:val="0"/>
-        <w:ind w:left="0" w:leftChars="0" w:firstLine="720" w:firstLineChars="0"/>
-        <w:jc w:val="both"/>
-        <w:rPr>
-          <w:rFonts w:hint="default" w:ascii="Courier New" w:hAnsi="Courier New" w:cs="Courier New"/>
-          <w:sz w:val="20"/>
-          <w:szCs w:val="20"/>
-          <w:highlight w:val="lightGray"/>
-          <w:lang w:val="ru-RU"/>
-        </w:rPr>
-      </w:pPr>
-      <w:r>
-        <w:rPr>
-          <w:rFonts w:hint="default" w:ascii="Courier New" w:hAnsi="Courier New" w:cs="Courier New"/>
-          <w:sz w:val="20"/>
-          <w:szCs w:val="20"/>
-          <w:highlight w:val="lightGray"/>
-          <w:lang w:val="ru-RU"/>
-        </w:rPr>
-        <w:t>}</w:t>
-      </w:r>
-    </w:p>
-    <w:p>
-      <w:pPr>
-        <w:numPr>
-          <w:ilvl w:val="0"/>
-          <w:numId w:val="8"/>
+          <w:numId w:val="7"/>
         </w:numPr>
         <w:bidi w:val="0"/>
         <w:ind w:left="420" w:leftChars="0" w:hanging="420" w:firstLineChars="0"/>
@@ -8226,7 +8010,7 @@
       <w:pPr>
         <w:numPr>
           <w:ilvl w:val="0"/>
-          <w:numId w:val="8"/>
+          <w:numId w:val="7"/>
         </w:numPr>
         <w:bidi w:val="0"/>
         <w:ind w:left="420" w:leftChars="0" w:hanging="420" w:firstLineChars="0"/>
@@ -8240,7 +8024,7 @@
       <w:pPr>
         <w:numPr>
           <w:ilvl w:val="0"/>
-          <w:numId w:val="8"/>
+          <w:numId w:val="7"/>
         </w:numPr>
         <w:bidi w:val="0"/>
         <w:ind w:left="420" w:leftChars="0" w:hanging="420" w:firstLineChars="0"/>
@@ -8319,32 +8103,105 @@
         <w:ind w:leftChars="0"/>
         <w:jc w:val="center"/>
         <w:rPr>
+          <w:rFonts w:hint="default" w:ascii="Times New Roman" w:hAnsi="Times New Roman" w:cs="Times New Roman"/>
+          <w:i/>
+          <w:iCs/>
+          <w:sz w:val="24"/>
+          <w:szCs w:val="24"/>
           <w:lang w:val="en-US"/>
         </w:rPr>
       </w:pPr>
       <w:r>
+        <w:rPr>
+          <w:rFonts w:hint="default" w:ascii="Times New Roman" w:hAnsi="Times New Roman" w:cs="Times New Roman"/>
+          <w:i/>
+          <w:iCs/>
+          <w:sz w:val="24"/>
+          <w:szCs w:val="24"/>
+        </w:rPr>
         <w:t xml:space="preserve">Рисунок </w:t>
       </w:r>
       <w:r>
+        <w:rPr>
+          <w:rFonts w:hint="default" w:ascii="Times New Roman" w:hAnsi="Times New Roman" w:cs="Times New Roman"/>
+          <w:i/>
+          <w:iCs/>
+          <w:sz w:val="24"/>
+          <w:szCs w:val="24"/>
+        </w:rPr>
         <w:fldChar w:fldCharType="begin"/>
       </w:r>
       <w:r>
+        <w:rPr>
+          <w:rFonts w:hint="default" w:ascii="Times New Roman" w:hAnsi="Times New Roman" w:cs="Times New Roman"/>
+          <w:i/>
+          <w:iCs/>
+          <w:sz w:val="24"/>
+          <w:szCs w:val="24"/>
+        </w:rPr>
         <w:instrText xml:space="preserve"> SEQ Рисунок \* ARABIC </w:instrText>
       </w:r>
       <w:r>
+        <w:rPr>
+          <w:rFonts w:hint="default" w:ascii="Times New Roman" w:hAnsi="Times New Roman" w:cs="Times New Roman"/>
+          <w:i/>
+          <w:iCs/>
+          <w:sz w:val="24"/>
+          <w:szCs w:val="24"/>
+        </w:rPr>
         <w:fldChar w:fldCharType="separate"/>
       </w:r>
       <w:r>
+        <w:rPr>
+          <w:rFonts w:hint="default" w:ascii="Times New Roman" w:hAnsi="Times New Roman" w:cs="Times New Roman"/>
+          <w:i/>
+          <w:iCs/>
+          <w:sz w:val="24"/>
+          <w:szCs w:val="24"/>
+        </w:rPr>
         <w:t>5</w:t>
       </w:r>
       <w:r>
+        <w:rPr>
+          <w:rFonts w:hint="default" w:ascii="Times New Roman" w:hAnsi="Times New Roman" w:cs="Times New Roman"/>
+          <w:i/>
+          <w:iCs/>
+          <w:sz w:val="24"/>
+          <w:szCs w:val="24"/>
+        </w:rPr>
         <w:fldChar w:fldCharType="end"/>
       </w:r>
       <w:r>
         <w:rPr>
+          <w:rFonts w:hint="default" w:ascii="Times New Roman" w:hAnsi="Times New Roman" w:cs="Times New Roman"/>
+          <w:i/>
+          <w:iCs/>
+          <w:sz w:val="24"/>
+          <w:szCs w:val="24"/>
           <w:lang w:val="en-US"/>
         </w:rPr>
-        <w:t xml:space="preserve"> - Фиксация дефекта BG-01 в REST-клиенте</w:t>
+        <w:t xml:space="preserve"> </w:t>
+      </w:r>
+      <w:r>
+        <w:rPr>
+          <w:rFonts w:hint="default" w:ascii="Times New Roman" w:hAnsi="Times New Roman" w:eastAsia="SimSun" w:cs="Times New Roman"/>
+          <w:i/>
+          <w:iCs/>
+          <w:sz w:val="24"/>
+          <w:szCs w:val="24"/>
+        </w:rPr>
+        <w:t>—</w:t>
+      </w:r>
+      <w:r>
+        <w:rPr>
+          <w:rFonts w:hint="default" w:ascii="Times New Roman" w:hAnsi="Times New Roman" w:cs="Times New Roman"/>
+          <w:i/>
+          <w:iCs/>
+          <w:sz w:val="24"/>
+          <w:szCs w:val="24"/>
+          <w:lang w:val="en-US"/>
+        </w:rPr>
+        <w:t xml:space="preserve"> Фиксация дефекта BG-01 в REST-клиенте</w:t>
       </w:r>
     </w:p>
     <w:p>
@@ -8360,7 +8217,7 @@
       <w:pPr>
         <w:numPr>
           <w:ilvl w:val="0"/>
-          <w:numId w:val="8"/>
+          <w:numId w:val="7"/>
         </w:numPr>
         <w:bidi w:val="0"/>
         <w:ind w:left="420" w:leftChars="0" w:hanging="420" w:firstLineChars="0"/>
@@ -8374,7 +8231,7 @@
       <w:pPr>
         <w:numPr>
           <w:ilvl w:val="0"/>
-          <w:numId w:val="8"/>
+          <w:numId w:val="7"/>
         </w:numPr>
         <w:bidi w:val="0"/>
         <w:ind w:left="420" w:leftChars="0" w:hanging="420" w:firstLineChars="0"/>
@@ -8388,7 +8245,7 @@
       <w:pPr>
         <w:numPr>
           <w:ilvl w:val="0"/>
-          <w:numId w:val="8"/>
+          <w:numId w:val="7"/>
         </w:numPr>
         <w:bidi w:val="0"/>
         <w:ind w:left="420" w:leftChars="0" w:hanging="420" w:firstLineChars="0"/>
@@ -8402,7 +8259,7 @@
       <w:pPr>
         <w:numPr>
           <w:ilvl w:val="0"/>
-          <w:numId w:val="9"/>
+          <w:numId w:val="8"/>
         </w:numPr>
         <w:tabs>
           <w:tab w:val="clear" w:pos="425"/>
@@ -8419,7 +8276,7 @@
       <w:pPr>
         <w:numPr>
           <w:ilvl w:val="0"/>
-          <w:numId w:val="9"/>
+          <w:numId w:val="8"/>
         </w:numPr>
         <w:tabs>
           <w:tab w:val="clear" w:pos="425"/>
@@ -8436,7 +8293,7 @@
       <w:pPr>
         <w:numPr>
           <w:ilvl w:val="0"/>
-          <w:numId w:val="8"/>
+          <w:numId w:val="7"/>
         </w:numPr>
         <w:bidi w:val="0"/>
         <w:ind w:left="420" w:leftChars="0" w:hanging="420" w:firstLineChars="0"/>
@@ -8450,7 +8307,7 @@
       <w:pPr>
         <w:numPr>
           <w:ilvl w:val="0"/>
-          <w:numId w:val="8"/>
+          <w:numId w:val="7"/>
         </w:numPr>
         <w:bidi w:val="0"/>
         <w:ind w:left="420" w:leftChars="0" w:hanging="420" w:firstLineChars="0"/>
@@ -8464,7 +8321,7 @@
       <w:pPr>
         <w:numPr>
           <w:ilvl w:val="0"/>
-          <w:numId w:val="8"/>
+          <w:numId w:val="7"/>
         </w:numPr>
         <w:bidi w:val="0"/>
         <w:ind w:left="420" w:leftChars="0" w:hanging="420" w:firstLineChars="0"/>
@@ -8535,33 +8392,105 @@
         <w:suppressLineNumbers w:val="0"/>
         <w:jc w:val="center"/>
         <w:rPr>
-          <w:rFonts w:hint="default"/>
+          <w:rFonts w:hint="default" w:ascii="Times New Roman" w:hAnsi="Times New Roman" w:cs="Times New Roman"/>
+          <w:i/>
+          <w:iCs/>
+          <w:sz w:val="24"/>
+          <w:szCs w:val="24"/>
           <w:lang w:val="en-US"/>
         </w:rPr>
       </w:pPr>
       <w:r>
+        <w:rPr>
+          <w:rFonts w:hint="default" w:ascii="Times New Roman" w:hAnsi="Times New Roman" w:cs="Times New Roman"/>
+          <w:i/>
+          <w:iCs/>
+          <w:sz w:val="24"/>
+          <w:szCs w:val="24"/>
+        </w:rPr>
         <w:t xml:space="preserve">Рисунок </w:t>
       </w:r>
       <w:r>
+        <w:rPr>
+          <w:rFonts w:hint="default" w:ascii="Times New Roman" w:hAnsi="Times New Roman" w:cs="Times New Roman"/>
+          <w:i/>
+          <w:iCs/>
+          <w:sz w:val="24"/>
+          <w:szCs w:val="24"/>
+        </w:rPr>
         <w:fldChar w:fldCharType="begin"/>
       </w:r>
       <w:r>
+        <w:rPr>
+          <w:rFonts w:hint="default" w:ascii="Times New Roman" w:hAnsi="Times New Roman" w:cs="Times New Roman"/>
+          <w:i/>
+          <w:iCs/>
+          <w:sz w:val="24"/>
+          <w:szCs w:val="24"/>
+        </w:rPr>
         <w:instrText xml:space="preserve"> SEQ Рисунок \* ARABIC </w:instrText>
       </w:r>
       <w:r>
+        <w:rPr>
+          <w:rFonts w:hint="default" w:ascii="Times New Roman" w:hAnsi="Times New Roman" w:cs="Times New Roman"/>
+          <w:i/>
+          <w:iCs/>
+          <w:sz w:val="24"/>
+          <w:szCs w:val="24"/>
+        </w:rPr>
         <w:fldChar w:fldCharType="separate"/>
       </w:r>
       <w:r>
+        <w:rPr>
+          <w:rFonts w:hint="default" w:ascii="Times New Roman" w:hAnsi="Times New Roman" w:cs="Times New Roman"/>
+          <w:i/>
+          <w:iCs/>
+          <w:sz w:val="24"/>
+          <w:szCs w:val="24"/>
+        </w:rPr>
         <w:t>6</w:t>
       </w:r>
       <w:r>
+        <w:rPr>
+          <w:rFonts w:hint="default" w:ascii="Times New Roman" w:hAnsi="Times New Roman" w:cs="Times New Roman"/>
+          <w:i/>
+          <w:iCs/>
+          <w:sz w:val="24"/>
+          <w:szCs w:val="24"/>
+        </w:rPr>
         <w:fldChar w:fldCharType="end"/>
       </w:r>
       <w:r>
         <w:rPr>
+          <w:rFonts w:hint="default" w:ascii="Times New Roman" w:hAnsi="Times New Roman" w:cs="Times New Roman"/>
+          <w:i/>
+          <w:iCs/>
+          <w:sz w:val="24"/>
+          <w:szCs w:val="24"/>
           <w:lang w:val="en-US"/>
         </w:rPr>
-        <w:t xml:space="preserve"> - Искажение типов данных при передаче строки вместо числа (BG-02)</w:t>
+        <w:t xml:space="preserve"> </w:t>
+      </w:r>
+      <w:r>
+        <w:rPr>
+          <w:rFonts w:hint="default" w:ascii="Times New Roman" w:hAnsi="Times New Roman" w:eastAsia="SimSun" w:cs="Times New Roman"/>
+          <w:i/>
+          <w:iCs/>
+          <w:sz w:val="24"/>
+          <w:szCs w:val="24"/>
+        </w:rPr>
+        <w:t>—</w:t>
+      </w:r>
+      <w:r>
+        <w:rPr>
+          <w:rFonts w:hint="default" w:ascii="Times New Roman" w:hAnsi="Times New Roman" w:cs="Times New Roman"/>
+          <w:i/>
+          <w:iCs/>
+          <w:sz w:val="24"/>
+          <w:szCs w:val="24"/>
+          <w:lang w:val="en-US"/>
+        </w:rPr>
+        <w:t xml:space="preserve"> Искажение типов данных при передаче строки вместо числа (BG-02)</w:t>
       </w:r>
     </w:p>
     <w:p>
@@ -8601,7 +8530,7 @@
       <w:pPr>
         <w:numPr>
           <w:ilvl w:val="0"/>
-          <w:numId w:val="10"/>
+          <w:numId w:val="9"/>
         </w:numPr>
         <w:bidi w:val="0"/>
         <w:ind w:left="420" w:leftChars="0" w:hanging="420" w:firstLineChars="0"/>
@@ -8615,7 +8544,7 @@
       <w:pPr>
         <w:numPr>
           <w:ilvl w:val="0"/>
-          <w:numId w:val="10"/>
+          <w:numId w:val="9"/>
         </w:numPr>
         <w:bidi w:val="0"/>
         <w:ind w:left="420" w:leftChars="0" w:hanging="420" w:firstLineChars="0"/>
@@ -8629,7 +8558,7 @@
       <w:pPr>
         <w:numPr>
           <w:ilvl w:val="0"/>
-          <w:numId w:val="10"/>
+          <w:numId w:val="9"/>
         </w:numPr>
         <w:bidi w:val="0"/>
         <w:ind w:left="420" w:leftChars="0" w:hanging="420" w:firstLineChars="0"/>
@@ -8643,7 +8572,7 @@
       <w:pPr>
         <w:numPr>
           <w:ilvl w:val="0"/>
-          <w:numId w:val="11"/>
+          <w:numId w:val="10"/>
         </w:numPr>
         <w:tabs>
           <w:tab w:val="clear" w:pos="425"/>
@@ -8660,7 +8589,7 @@
       <w:pPr>
         <w:numPr>
           <w:ilvl w:val="0"/>
-          <w:numId w:val="11"/>
+          <w:numId w:val="10"/>
         </w:numPr>
         <w:tabs>
           <w:tab w:val="clear" w:pos="425"/>
@@ -8677,7 +8606,7 @@
       <w:pPr>
         <w:numPr>
           <w:ilvl w:val="0"/>
-          <w:numId w:val="10"/>
+          <w:numId w:val="9"/>
         </w:numPr>
         <w:bidi w:val="0"/>
         <w:ind w:left="420" w:leftChars="0" w:hanging="420" w:firstLineChars="0"/>
@@ -8691,7 +8620,7 @@
       <w:pPr>
         <w:numPr>
           <w:ilvl w:val="0"/>
-          <w:numId w:val="10"/>
+          <w:numId w:val="9"/>
         </w:numPr>
         <w:bidi w:val="0"/>
         <w:ind w:left="420" w:leftChars="0" w:hanging="420" w:firstLineChars="0"/>
@@ -8705,7 +8634,7 @@
       <w:pPr>
         <w:numPr>
           <w:ilvl w:val="0"/>
-          <w:numId w:val="10"/>
+          <w:numId w:val="9"/>
         </w:numPr>
         <w:bidi w:val="0"/>
         <w:ind w:left="420" w:leftChars="0" w:hanging="420" w:firstLineChars="0"/>
@@ -8772,1282 +8701,1305 @@
         <w:bidi w:val="0"/>
         <w:jc w:val="center"/>
         <w:rPr>
+          <w:rFonts w:hint="default" w:ascii="Times New Roman" w:hAnsi="Times New Roman" w:cs="Times New Roman"/>
+          <w:i/>
+          <w:iCs/>
+          <w:lang w:val="en-US"/>
+        </w:rPr>
+      </w:pPr>
+      <w:r>
+        <w:rPr>
+          <w:rFonts w:hint="default" w:ascii="Times New Roman" w:hAnsi="Times New Roman" w:cs="Times New Roman"/>
+          <w:i/>
+          <w:iCs/>
+        </w:rPr>
+        <w:t xml:space="preserve">Рисунок </w:t>
+      </w:r>
+      <w:r>
+        <w:rPr>
+          <w:rFonts w:hint="default" w:ascii="Times New Roman" w:hAnsi="Times New Roman" w:cs="Times New Roman"/>
+          <w:i/>
+          <w:iCs/>
+        </w:rPr>
+        <w:fldChar w:fldCharType="begin"/>
+      </w:r>
+      <w:r>
+        <w:rPr>
+          <w:rFonts w:hint="default" w:ascii="Times New Roman" w:hAnsi="Times New Roman" w:cs="Times New Roman"/>
+          <w:i/>
+          <w:iCs/>
+        </w:rPr>
+        <w:instrText xml:space="preserve"> SEQ Рисунок \* ARABIC </w:instrText>
+      </w:r>
+      <w:r>
+        <w:rPr>
+          <w:rFonts w:hint="default" w:ascii="Times New Roman" w:hAnsi="Times New Roman" w:cs="Times New Roman"/>
+          <w:i/>
+          <w:iCs/>
+        </w:rPr>
+        <w:fldChar w:fldCharType="separate"/>
+      </w:r>
+      <w:r>
+        <w:rPr>
+          <w:rFonts w:hint="default" w:ascii="Times New Roman" w:hAnsi="Times New Roman" w:cs="Times New Roman"/>
+          <w:i/>
+          <w:iCs/>
+        </w:rPr>
+        <w:t>7</w:t>
+      </w:r>
+      <w:r>
+        <w:rPr>
+          <w:rFonts w:hint="default" w:ascii="Times New Roman" w:hAnsi="Times New Roman" w:cs="Times New Roman"/>
+          <w:i/>
+          <w:iCs/>
+        </w:rPr>
+        <w:fldChar w:fldCharType="end"/>
+      </w:r>
+      <w:r>
+        <w:rPr>
+          <w:rFonts w:hint="default" w:ascii="Times New Roman" w:hAnsi="Times New Roman" w:cs="Times New Roman"/>
+          <w:i/>
+          <w:iCs/>
+          <w:lang w:val="en-US"/>
+        </w:rPr>
+        <w:t xml:space="preserve"> </w:t>
+      </w:r>
+      <w:r>
+        <w:rPr>
+          <w:rFonts w:hint="default" w:ascii="Times New Roman" w:hAnsi="Times New Roman" w:eastAsia="SimSun" w:cs="Times New Roman"/>
+          <w:i/>
+          <w:iCs/>
+          <w:sz w:val="24"/>
+          <w:szCs w:val="24"/>
+        </w:rPr>
+        <w:t>—</w:t>
+      </w:r>
+      <w:r>
+        <w:rPr>
+          <w:rFonts w:hint="default" w:ascii="Times New Roman" w:hAnsi="Times New Roman" w:cs="Times New Roman"/>
+          <w:i/>
+          <w:iCs/>
+          <w:lang w:val="en-US"/>
+        </w:rPr>
+        <w:t xml:space="preserve"> Системный сбой сервера 500 Internal Server Error (BG-03)</w:t>
+      </w:r>
+    </w:p>
+    <w:p>
+      <w:r>
+        <w:br w:type="page"/>
+      </w:r>
+    </w:p>
+    <w:p>
+      <w:pPr>
+        <w:pStyle w:val="3"/>
+        <w:bidi w:val="0"/>
+      </w:pPr>
+      <w:r>
+        <w:rPr>
           <w:rFonts w:hint="default"/>
           <w:lang w:val="en-US"/>
         </w:rPr>
-      </w:pPr>
-      <w:r>
-        <w:t xml:space="preserve">Рисунок </w:t>
-      </w:r>
-      <w:r>
-        <w:fldChar w:fldCharType="begin"/>
-      </w:r>
-      <w:r>
-        <w:instrText xml:space="preserve"> SEQ Рисунок \* ARABIC </w:instrText>
-      </w:r>
-      <w:r>
-        <w:fldChar w:fldCharType="separate"/>
-      </w:r>
-      <w:r>
-        <w:t>7</w:t>
-      </w:r>
-      <w:r>
-        <w:fldChar w:fldCharType="end"/>
-      </w:r>
-      <w:r>
-        <w:rPr>
-          <w:lang w:val="en-US"/>
-        </w:rPr>
-        <w:t xml:space="preserve"> - Системный сбой сервера 500 Internal Server Error (BG-03)</w:t>
-      </w:r>
-    </w:p>
-    <w:p>
-      <w:r>
-        <w:br w:type="page"/>
-      </w:r>
-    </w:p>
-    <w:p>
-      <w:pPr>
-        <w:pStyle w:val="3"/>
+        <w:t>5</w:t>
+      </w:r>
+      <w:r>
+        <w:t>.4. Программная проверка на Python (pytest)</w:t>
+      </w:r>
+    </w:p>
+    <w:p>
+      <w:pPr>
         <w:bidi w:val="0"/>
       </w:pPr>
       <w:r>
-        <w:t>4.4. Программная проверка на Python (pytest)</w:t>
-      </w:r>
-    </w:p>
+        <w:t>Листинг 1 — Тестовый скрипт на базе pytest и requests</w:t>
+      </w:r>
+    </w:p>
+    <w:tbl>
+      <w:tblPr>
+        <w:tblStyle w:val="22"/>
+        <w:tblW w:w="0" w:type="auto"/>
+        <w:tblInd w:w="0" w:type="dxa"/>
+        <w:tblBorders>
+          <w:top w:val="none" w:color="auto" w:sz="0" w:space="0"/>
+          <w:left w:val="none" w:color="auto" w:sz="0" w:space="0"/>
+          <w:bottom w:val="none" w:color="auto" w:sz="0" w:space="0"/>
+          <w:right w:val="none" w:color="auto" w:sz="0" w:space="0"/>
+          <w:insideH w:val="none" w:color="auto" w:sz="0" w:space="0"/>
+          <w:insideV w:val="none" w:color="auto" w:sz="0" w:space="0"/>
+        </w:tblBorders>
+        <w:shd w:val="clear" w:color="auto" w:fill="F1F1F1" w:themeFill="background1" w:themeFillShade="F2"/>
+        <w:tblLayout w:type="autofit"/>
+        <w:tblCellMar>
+          <w:left w:w="108" w:type="dxa"/>
+          <w:right w:w="108" w:type="dxa"/>
+        </w:tblCellMar>
+      </w:tblPr>
+      <w:tblGrid>
+        <w:gridCol w:w="9571"/>
+      </w:tblGrid>
+      <w:tr>
+        <w:tblPrEx>
+          <w:tblBorders>
+            <w:top w:val="none" w:color="auto" w:sz="0" w:space="0"/>
+            <w:left w:val="none" w:color="auto" w:sz="0" w:space="0"/>
+            <w:bottom w:val="none" w:color="auto" w:sz="0" w:space="0"/>
+            <w:right w:val="none" w:color="auto" w:sz="0" w:space="0"/>
+            <w:insideH w:val="none" w:color="auto" w:sz="0" w:space="0"/>
+            <w:insideV w:val="none" w:color="auto" w:sz="0" w:space="0"/>
+          </w:tblBorders>
+          <w:shd w:val="clear" w:color="auto" w:fill="F1F1F1" w:themeFill="background1" w:themeFillShade="F2"/>
+          <w:tblCellMar>
+            <w:left w:w="108" w:type="dxa"/>
+            <w:right w:w="108" w:type="dxa"/>
+          </w:tblCellMar>
+        </w:tblPrEx>
+        <w:tc>
+          <w:tcPr>
+            <w:tcW w:w="9571" w:type="dxa"/>
+            <w:tcBorders>
+              <w:tl2br w:val="nil"/>
+              <w:tr2bl w:val="nil"/>
+            </w:tcBorders>
+            <w:shd w:val="clear" w:color="auto" w:fill="F1F1F1" w:themeFill="background1" w:themeFillShade="F2"/>
+          </w:tcPr>
+          <w:p>
+            <w:pPr>
+              <w:bidi w:val="0"/>
+              <w:rPr>
+                <w:rFonts w:hint="default" w:ascii="Courier New" w:hAnsi="Courier New" w:cs="Courier New"/>
+                <w:sz w:val="24"/>
+                <w:szCs w:val="24"/>
+                <w:lang w:val="en-US"/>
+              </w:rPr>
+            </w:pPr>
+            <w:r>
+              <w:rPr>
+                <w:rFonts w:hint="default" w:ascii="Courier New" w:hAnsi="Courier New" w:cs="Courier New"/>
+                <w:sz w:val="24"/>
+                <w:szCs w:val="24"/>
+                <w:lang w:val="en-US"/>
+              </w:rPr>
+              <w:t>import pytest</w:t>
+            </w:r>
+          </w:p>
+          <w:p>
+            <w:pPr>
+              <w:bidi w:val="0"/>
+              <w:rPr>
+                <w:rFonts w:hint="default" w:ascii="Courier New" w:hAnsi="Courier New" w:cs="Courier New"/>
+                <w:sz w:val="24"/>
+                <w:szCs w:val="24"/>
+                <w:lang w:val="en-US"/>
+              </w:rPr>
+            </w:pPr>
+            <w:r>
+              <w:rPr>
+                <w:rFonts w:hint="default" w:ascii="Courier New" w:hAnsi="Courier New" w:cs="Courier New"/>
+                <w:sz w:val="24"/>
+                <w:szCs w:val="24"/>
+                <w:lang w:val="en-US"/>
+              </w:rPr>
+              <w:t>import requests</w:t>
+            </w:r>
+          </w:p>
+          <w:p>
+            <w:pPr>
+              <w:bidi w:val="0"/>
+              <w:rPr>
+                <w:rFonts w:hint="default" w:ascii="Courier New" w:hAnsi="Courier New" w:cs="Courier New"/>
+                <w:sz w:val="24"/>
+                <w:szCs w:val="24"/>
+                <w:lang w:val="en-US"/>
+              </w:rPr>
+            </w:pPr>
+          </w:p>
+          <w:p>
+            <w:pPr>
+              <w:bidi w:val="0"/>
+              <w:rPr>
+                <w:rFonts w:hint="default" w:ascii="Courier New" w:hAnsi="Courier New" w:cs="Courier New"/>
+                <w:sz w:val="24"/>
+                <w:szCs w:val="24"/>
+                <w:lang w:val="en-US"/>
+              </w:rPr>
+            </w:pPr>
+            <w:r>
+              <w:rPr>
+                <w:rFonts w:hint="default" w:ascii="Courier New" w:hAnsi="Courier New" w:cs="Courier New"/>
+                <w:sz w:val="24"/>
+                <w:szCs w:val="24"/>
+                <w:lang w:val="en-US"/>
+              </w:rPr>
+              <w:t>BASE_URL = "https://restful-booker.herokuapp.com"</w:t>
+            </w:r>
+          </w:p>
+          <w:p>
+            <w:pPr>
+              <w:bidi w:val="0"/>
+              <w:rPr>
+                <w:rFonts w:hint="default" w:ascii="Courier New" w:hAnsi="Courier New" w:cs="Courier New"/>
+                <w:sz w:val="24"/>
+                <w:szCs w:val="24"/>
+                <w:lang w:val="en-US"/>
+              </w:rPr>
+            </w:pPr>
+          </w:p>
+          <w:p>
+            <w:pPr>
+              <w:bidi w:val="0"/>
+              <w:rPr>
+                <w:rFonts w:hint="default" w:ascii="Courier New" w:hAnsi="Courier New" w:cs="Courier New"/>
+                <w:sz w:val="24"/>
+                <w:szCs w:val="24"/>
+                <w:lang w:val="en-US"/>
+              </w:rPr>
+            </w:pPr>
+            <w:r>
+              <w:rPr>
+                <w:rFonts w:hint="default" w:ascii="Courier New" w:hAnsi="Courier New" w:cs="Courier New"/>
+                <w:sz w:val="24"/>
+                <w:szCs w:val="24"/>
+                <w:lang w:val="en-US"/>
+              </w:rPr>
+              <w:t>def test_get_all_bookings_status_and_type():</w:t>
+            </w:r>
+          </w:p>
+          <w:p>
+            <w:pPr>
+              <w:bidi w:val="0"/>
+              <w:rPr>
+                <w:rFonts w:hint="default" w:ascii="Courier New" w:hAnsi="Courier New" w:cs="Courier New"/>
+                <w:sz w:val="24"/>
+                <w:szCs w:val="24"/>
+                <w:lang w:val="en-US"/>
+              </w:rPr>
+            </w:pPr>
+            <w:r>
+              <w:rPr>
+                <w:rFonts w:hint="default" w:ascii="Courier New" w:hAnsi="Courier New" w:cs="Courier New"/>
+                <w:sz w:val="24"/>
+                <w:szCs w:val="24"/>
+                <w:lang w:val="en-US"/>
+              </w:rPr>
+              <w:t xml:space="preserve">    response = requests.get(f"{BASE_URL}/booking")</w:t>
+            </w:r>
+          </w:p>
+          <w:p>
+            <w:pPr>
+              <w:bidi w:val="0"/>
+              <w:rPr>
+                <w:rFonts w:hint="default" w:ascii="Courier New" w:hAnsi="Courier New" w:cs="Courier New"/>
+                <w:sz w:val="24"/>
+                <w:szCs w:val="24"/>
+                <w:lang w:val="en-US"/>
+              </w:rPr>
+            </w:pPr>
+            <w:r>
+              <w:rPr>
+                <w:rFonts w:hint="default" w:ascii="Courier New" w:hAnsi="Courier New" w:cs="Courier New"/>
+                <w:sz w:val="24"/>
+                <w:szCs w:val="24"/>
+                <w:lang w:val="en-US"/>
+              </w:rPr>
+              <w:t xml:space="preserve">    assert response.status_code == 200</w:t>
+            </w:r>
+          </w:p>
+          <w:p>
+            <w:pPr>
+              <w:bidi w:val="0"/>
+              <w:rPr>
+                <w:rFonts w:hint="default" w:ascii="Courier New" w:hAnsi="Courier New" w:cs="Courier New"/>
+                <w:sz w:val="24"/>
+                <w:szCs w:val="24"/>
+                <w:lang w:val="en-US"/>
+              </w:rPr>
+            </w:pPr>
+            <w:r>
+              <w:rPr>
+                <w:rFonts w:hint="default" w:ascii="Courier New" w:hAnsi="Courier New" w:cs="Courier New"/>
+                <w:sz w:val="24"/>
+                <w:szCs w:val="24"/>
+                <w:lang w:val="en-US"/>
+              </w:rPr>
+              <w:t xml:space="preserve">    assert isinstance(response.json(), list)</w:t>
+            </w:r>
+          </w:p>
+          <w:p>
+            <w:pPr>
+              <w:bidi w:val="0"/>
+              <w:rPr>
+                <w:rFonts w:hint="default" w:ascii="Courier New" w:hAnsi="Courier New" w:cs="Courier New"/>
+                <w:sz w:val="24"/>
+                <w:szCs w:val="24"/>
+                <w:lang w:val="en-US"/>
+              </w:rPr>
+            </w:pPr>
+          </w:p>
+          <w:p>
+            <w:pPr>
+              <w:bidi w:val="0"/>
+              <w:rPr>
+                <w:rFonts w:hint="default" w:ascii="Courier New" w:hAnsi="Courier New" w:cs="Courier New"/>
+                <w:sz w:val="24"/>
+                <w:szCs w:val="24"/>
+                <w:lang w:val="en-US"/>
+              </w:rPr>
+            </w:pPr>
+            <w:r>
+              <w:rPr>
+                <w:rFonts w:hint="default" w:ascii="Courier New" w:hAnsi="Courier New" w:cs="Courier New"/>
+                <w:sz w:val="24"/>
+                <w:szCs w:val="24"/>
+                <w:lang w:val="en-US"/>
+              </w:rPr>
+              <w:t>def test_create_booking_valid_data():</w:t>
+            </w:r>
+          </w:p>
+          <w:p>
+            <w:pPr>
+              <w:bidi w:val="0"/>
+              <w:rPr>
+                <w:rFonts w:hint="default" w:ascii="Courier New" w:hAnsi="Courier New" w:cs="Courier New"/>
+                <w:sz w:val="24"/>
+                <w:szCs w:val="24"/>
+                <w:lang w:val="en-US"/>
+              </w:rPr>
+            </w:pPr>
+            <w:r>
+              <w:rPr>
+                <w:rFonts w:hint="default" w:ascii="Courier New" w:hAnsi="Courier New" w:cs="Courier New"/>
+                <w:sz w:val="24"/>
+                <w:szCs w:val="24"/>
+                <w:lang w:val="en-US"/>
+              </w:rPr>
+              <w:t xml:space="preserve">    payload = {</w:t>
+            </w:r>
+          </w:p>
+          <w:p>
+            <w:pPr>
+              <w:bidi w:val="0"/>
+              <w:rPr>
+                <w:rFonts w:hint="default" w:ascii="Courier New" w:hAnsi="Courier New" w:cs="Courier New"/>
+                <w:sz w:val="24"/>
+                <w:szCs w:val="24"/>
+                <w:lang w:val="en-US"/>
+              </w:rPr>
+            </w:pPr>
+            <w:r>
+              <w:rPr>
+                <w:rFonts w:hint="default" w:ascii="Courier New" w:hAnsi="Courier New" w:cs="Courier New"/>
+                <w:sz w:val="24"/>
+                <w:szCs w:val="24"/>
+                <w:lang w:val="en-US"/>
+              </w:rPr>
+              <w:t xml:space="preserve">        "firstname": "Batyr",</w:t>
+            </w:r>
+          </w:p>
+          <w:p>
+            <w:pPr>
+              <w:bidi w:val="0"/>
+              <w:rPr>
+                <w:rFonts w:hint="default" w:ascii="Courier New" w:hAnsi="Courier New" w:cs="Courier New"/>
+                <w:sz w:val="24"/>
+                <w:szCs w:val="24"/>
+                <w:lang w:val="en-US"/>
+              </w:rPr>
+            </w:pPr>
+            <w:r>
+              <w:rPr>
+                <w:rFonts w:hint="default" w:ascii="Courier New" w:hAnsi="Courier New" w:cs="Courier New"/>
+                <w:sz w:val="24"/>
+                <w:szCs w:val="24"/>
+                <w:lang w:val="en-US"/>
+              </w:rPr>
+              <w:t xml:space="preserve">        "lastname": "Test",</w:t>
+            </w:r>
+          </w:p>
+          <w:p>
+            <w:pPr>
+              <w:bidi w:val="0"/>
+              <w:rPr>
+                <w:rFonts w:hint="default" w:ascii="Courier New" w:hAnsi="Courier New" w:cs="Courier New"/>
+                <w:sz w:val="24"/>
+                <w:szCs w:val="24"/>
+                <w:lang w:val="en-US"/>
+              </w:rPr>
+            </w:pPr>
+            <w:r>
+              <w:rPr>
+                <w:rFonts w:hint="default" w:ascii="Courier New" w:hAnsi="Courier New" w:cs="Courier New"/>
+                <w:sz w:val="24"/>
+                <w:szCs w:val="24"/>
+                <w:lang w:val="en-US"/>
+              </w:rPr>
+              <w:t xml:space="preserve">        "totalprice": 200,</w:t>
+            </w:r>
+          </w:p>
+          <w:p>
+            <w:pPr>
+              <w:bidi w:val="0"/>
+              <w:rPr>
+                <w:rFonts w:hint="default" w:ascii="Courier New" w:hAnsi="Courier New" w:cs="Courier New"/>
+                <w:sz w:val="24"/>
+                <w:szCs w:val="24"/>
+                <w:lang w:val="en-US"/>
+              </w:rPr>
+            </w:pPr>
+            <w:r>
+              <w:rPr>
+                <w:rFonts w:hint="default" w:ascii="Courier New" w:hAnsi="Courier New" w:cs="Courier New"/>
+                <w:sz w:val="24"/>
+                <w:szCs w:val="24"/>
+                <w:lang w:val="en-US"/>
+              </w:rPr>
+              <w:t xml:space="preserve">        "depositpaid": True,</w:t>
+            </w:r>
+          </w:p>
+          <w:p>
+            <w:pPr>
+              <w:bidi w:val="0"/>
+              <w:rPr>
+                <w:rFonts w:hint="default" w:ascii="Courier New" w:hAnsi="Courier New" w:cs="Courier New"/>
+                <w:sz w:val="24"/>
+                <w:szCs w:val="24"/>
+                <w:lang w:val="en-US"/>
+              </w:rPr>
+            </w:pPr>
+            <w:r>
+              <w:rPr>
+                <w:rFonts w:hint="default" w:ascii="Courier New" w:hAnsi="Courier New" w:cs="Courier New"/>
+                <w:sz w:val="24"/>
+                <w:szCs w:val="24"/>
+                <w:lang w:val="en-US"/>
+              </w:rPr>
+              <w:t xml:space="preserve">        "bookingdates": {</w:t>
+            </w:r>
+          </w:p>
+          <w:p>
+            <w:pPr>
+              <w:bidi w:val="0"/>
+              <w:rPr>
+                <w:rFonts w:hint="default" w:ascii="Courier New" w:hAnsi="Courier New" w:cs="Courier New"/>
+                <w:sz w:val="24"/>
+                <w:szCs w:val="24"/>
+                <w:lang w:val="en-US"/>
+              </w:rPr>
+            </w:pPr>
+            <w:r>
+              <w:rPr>
+                <w:rFonts w:hint="default" w:ascii="Courier New" w:hAnsi="Courier New" w:cs="Courier New"/>
+                <w:sz w:val="24"/>
+                <w:szCs w:val="24"/>
+                <w:lang w:val="en-US"/>
+              </w:rPr>
+              <w:t xml:space="preserve">            "checkin": "2026-07-01",</w:t>
+            </w:r>
+          </w:p>
+          <w:p>
+            <w:pPr>
+              <w:bidi w:val="0"/>
+              <w:rPr>
+                <w:rFonts w:hint="default" w:ascii="Courier New" w:hAnsi="Courier New" w:cs="Courier New"/>
+                <w:sz w:val="24"/>
+                <w:szCs w:val="24"/>
+                <w:lang w:val="en-US"/>
+              </w:rPr>
+            </w:pPr>
+            <w:r>
+              <w:rPr>
+                <w:rFonts w:hint="default" w:ascii="Courier New" w:hAnsi="Courier New" w:cs="Courier New"/>
+                <w:sz w:val="24"/>
+                <w:szCs w:val="24"/>
+                <w:lang w:val="en-US"/>
+              </w:rPr>
+              <w:t xml:space="preserve">            "checkout": "2026-07-10"</w:t>
+            </w:r>
+          </w:p>
+          <w:p>
+            <w:pPr>
+              <w:bidi w:val="0"/>
+              <w:rPr>
+                <w:rFonts w:hint="default" w:ascii="Courier New" w:hAnsi="Courier New" w:cs="Courier New"/>
+                <w:sz w:val="24"/>
+                <w:szCs w:val="24"/>
+                <w:lang w:val="en-US"/>
+              </w:rPr>
+            </w:pPr>
+            <w:r>
+              <w:rPr>
+                <w:rFonts w:hint="default" w:ascii="Courier New" w:hAnsi="Courier New" w:cs="Courier New"/>
+                <w:sz w:val="24"/>
+                <w:szCs w:val="24"/>
+                <w:lang w:val="en-US"/>
+              </w:rPr>
+              <w:t xml:space="preserve">        },</w:t>
+            </w:r>
+          </w:p>
+          <w:p>
+            <w:pPr>
+              <w:bidi w:val="0"/>
+              <w:rPr>
+                <w:rFonts w:hint="default" w:ascii="Courier New" w:hAnsi="Courier New" w:cs="Courier New"/>
+                <w:sz w:val="24"/>
+                <w:szCs w:val="24"/>
+                <w:lang w:val="en-US"/>
+              </w:rPr>
+            </w:pPr>
+            <w:r>
+              <w:rPr>
+                <w:rFonts w:hint="default" w:ascii="Courier New" w:hAnsi="Courier New" w:cs="Courier New"/>
+                <w:sz w:val="24"/>
+                <w:szCs w:val="24"/>
+                <w:lang w:val="en-US"/>
+              </w:rPr>
+              <w:t xml:space="preserve">        "additionalneeds": "Dinner"</w:t>
+            </w:r>
+          </w:p>
+          <w:p>
+            <w:pPr>
+              <w:bidi w:val="0"/>
+              <w:rPr>
+                <w:rFonts w:hint="default" w:ascii="Courier New" w:hAnsi="Courier New" w:cs="Courier New"/>
+                <w:sz w:val="24"/>
+                <w:szCs w:val="24"/>
+                <w:lang w:val="en-US"/>
+              </w:rPr>
+            </w:pPr>
+            <w:r>
+              <w:rPr>
+                <w:rFonts w:hint="default" w:ascii="Courier New" w:hAnsi="Courier New" w:cs="Courier New"/>
+                <w:sz w:val="24"/>
+                <w:szCs w:val="24"/>
+                <w:lang w:val="en-US"/>
+              </w:rPr>
+              <w:t xml:space="preserve">    }</w:t>
+            </w:r>
+          </w:p>
+          <w:p>
+            <w:pPr>
+              <w:bidi w:val="0"/>
+              <w:rPr>
+                <w:rFonts w:hint="default" w:ascii="Courier New" w:hAnsi="Courier New" w:cs="Courier New"/>
+                <w:sz w:val="24"/>
+                <w:szCs w:val="24"/>
+                <w:lang w:val="en-US"/>
+              </w:rPr>
+            </w:pPr>
+            <w:r>
+              <w:rPr>
+                <w:rFonts w:hint="default" w:ascii="Courier New" w:hAnsi="Courier New" w:cs="Courier New"/>
+                <w:sz w:val="24"/>
+                <w:szCs w:val="24"/>
+                <w:lang w:val="en-US"/>
+              </w:rPr>
+              <w:t xml:space="preserve">    response = requests.post(f"{BASE_URL}/booking", json=payload)</w:t>
+            </w:r>
+          </w:p>
+          <w:p>
+            <w:pPr>
+              <w:bidi w:val="0"/>
+              <w:rPr>
+                <w:rFonts w:hint="default" w:ascii="Courier New" w:hAnsi="Courier New" w:cs="Courier New"/>
+                <w:sz w:val="24"/>
+                <w:szCs w:val="24"/>
+                <w:lang w:val="en-US"/>
+              </w:rPr>
+            </w:pPr>
+            <w:r>
+              <w:rPr>
+                <w:rFonts w:hint="default" w:ascii="Courier New" w:hAnsi="Courier New" w:cs="Courier New"/>
+                <w:sz w:val="24"/>
+                <w:szCs w:val="24"/>
+                <w:lang w:val="en-US"/>
+              </w:rPr>
+              <w:t xml:space="preserve">    assert response.status_code == 200</w:t>
+            </w:r>
+          </w:p>
+          <w:p>
+            <w:pPr>
+              <w:bidi w:val="0"/>
+              <w:rPr>
+                <w:rFonts w:hint="default" w:ascii="Courier New" w:hAnsi="Courier New" w:cs="Courier New"/>
+                <w:sz w:val="24"/>
+                <w:szCs w:val="24"/>
+                <w:lang w:val="en-US"/>
+              </w:rPr>
+            </w:pPr>
+            <w:r>
+              <w:rPr>
+                <w:rFonts w:hint="default" w:ascii="Courier New" w:hAnsi="Courier New" w:cs="Courier New"/>
+                <w:sz w:val="24"/>
+                <w:szCs w:val="24"/>
+                <w:lang w:val="en-US"/>
+              </w:rPr>
+              <w:t xml:space="preserve">    </w:t>
+            </w:r>
+          </w:p>
+          <w:p>
+            <w:pPr>
+              <w:bidi w:val="0"/>
+              <w:rPr>
+                <w:rFonts w:hint="default" w:ascii="Courier New" w:hAnsi="Courier New" w:cs="Courier New"/>
+                <w:sz w:val="24"/>
+                <w:szCs w:val="24"/>
+                <w:lang w:val="en-US"/>
+              </w:rPr>
+            </w:pPr>
+            <w:r>
+              <w:rPr>
+                <w:rFonts w:hint="default" w:ascii="Courier New" w:hAnsi="Courier New" w:cs="Courier New"/>
+                <w:sz w:val="24"/>
+                <w:szCs w:val="24"/>
+                <w:lang w:val="en-US"/>
+              </w:rPr>
+              <w:t xml:space="preserve">    data = response.json()</w:t>
+            </w:r>
+          </w:p>
+          <w:p>
+            <w:pPr>
+              <w:bidi w:val="0"/>
+              <w:rPr>
+                <w:rFonts w:hint="default" w:ascii="Courier New" w:hAnsi="Courier New" w:cs="Courier New"/>
+                <w:sz w:val="24"/>
+                <w:szCs w:val="24"/>
+                <w:lang w:val="en-US"/>
+              </w:rPr>
+            </w:pPr>
+            <w:r>
+              <w:rPr>
+                <w:rFonts w:hint="default" w:ascii="Courier New" w:hAnsi="Courier New" w:cs="Courier New"/>
+                <w:sz w:val="24"/>
+                <w:szCs w:val="24"/>
+                <w:lang w:val="en-US"/>
+              </w:rPr>
+              <w:t xml:space="preserve">    assert "bookingid" in data</w:t>
+            </w:r>
+          </w:p>
+          <w:p>
+            <w:pPr>
+              <w:bidi w:val="0"/>
+              <w:rPr>
+                <w:rFonts w:hint="default" w:ascii="Courier New" w:hAnsi="Courier New" w:cs="Courier New"/>
+                <w:sz w:val="24"/>
+                <w:szCs w:val="24"/>
+                <w:lang w:val="en-US"/>
+              </w:rPr>
+            </w:pPr>
+            <w:r>
+              <w:rPr>
+                <w:rFonts w:hint="default" w:ascii="Courier New" w:hAnsi="Courier New" w:cs="Courier New"/>
+                <w:sz w:val="24"/>
+                <w:szCs w:val="24"/>
+                <w:lang w:val="en-US"/>
+              </w:rPr>
+              <w:t xml:space="preserve">    assert data["booking"]["firstname"] == "Batyr"</w:t>
+            </w:r>
+          </w:p>
+          <w:p>
+            <w:pPr>
+              <w:bidi w:val="0"/>
+              <w:rPr>
+                <w:rFonts w:hint="default" w:ascii="Courier New" w:hAnsi="Courier New" w:cs="Courier New"/>
+                <w:sz w:val="24"/>
+                <w:szCs w:val="24"/>
+                <w:lang w:val="en-US"/>
+              </w:rPr>
+            </w:pPr>
+          </w:p>
+          <w:p>
+            <w:pPr>
+              <w:bidi w:val="0"/>
+              <w:rPr>
+                <w:rFonts w:hint="default" w:ascii="Courier New" w:hAnsi="Courier New" w:cs="Courier New"/>
+                <w:sz w:val="24"/>
+                <w:szCs w:val="24"/>
+                <w:lang w:val="en-US"/>
+              </w:rPr>
+            </w:pPr>
+            <w:r>
+              <w:rPr>
+                <w:rFonts w:hint="default" w:ascii="Courier New" w:hAnsi="Courier New" w:cs="Courier New"/>
+                <w:sz w:val="24"/>
+                <w:szCs w:val="24"/>
+                <w:lang w:val="en-US"/>
+              </w:rPr>
+              <w:t>def test_update_booking_unauthorized_forbidden():</w:t>
+            </w:r>
+          </w:p>
+          <w:p>
+            <w:pPr>
+              <w:bidi w:val="0"/>
+              <w:rPr>
+                <w:rFonts w:hint="default" w:ascii="Courier New" w:hAnsi="Courier New" w:cs="Courier New"/>
+                <w:sz w:val="24"/>
+                <w:szCs w:val="24"/>
+                <w:lang w:val="en-US"/>
+              </w:rPr>
+            </w:pPr>
+            <w:r>
+              <w:rPr>
+                <w:rFonts w:hint="default" w:ascii="Courier New" w:hAnsi="Courier New" w:cs="Courier New"/>
+                <w:sz w:val="24"/>
+                <w:szCs w:val="24"/>
+                <w:lang w:val="en-US"/>
+              </w:rPr>
+              <w:t xml:space="preserve">    payload = {</w:t>
+            </w:r>
+          </w:p>
+          <w:p>
+            <w:pPr>
+              <w:bidi w:val="0"/>
+              <w:rPr>
+                <w:rFonts w:hint="default" w:ascii="Courier New" w:hAnsi="Courier New" w:cs="Courier New"/>
+                <w:sz w:val="24"/>
+                <w:szCs w:val="24"/>
+                <w:lang w:val="en-US"/>
+              </w:rPr>
+            </w:pPr>
+            <w:r>
+              <w:rPr>
+                <w:rFonts w:hint="default" w:ascii="Courier New" w:hAnsi="Courier New" w:cs="Courier New"/>
+                <w:sz w:val="24"/>
+                <w:szCs w:val="24"/>
+                <w:lang w:val="en-US"/>
+              </w:rPr>
+              <w:t xml:space="preserve">        "firstname": "Batyr",</w:t>
+            </w:r>
+          </w:p>
+          <w:p>
+            <w:pPr>
+              <w:bidi w:val="0"/>
+              <w:rPr>
+                <w:rFonts w:hint="default" w:ascii="Courier New" w:hAnsi="Courier New" w:cs="Courier New"/>
+                <w:sz w:val="24"/>
+                <w:szCs w:val="24"/>
+                <w:lang w:val="en-US"/>
+              </w:rPr>
+            </w:pPr>
+            <w:r>
+              <w:rPr>
+                <w:rFonts w:hint="default" w:ascii="Courier New" w:hAnsi="Courier New" w:cs="Courier New"/>
+                <w:sz w:val="24"/>
+                <w:szCs w:val="24"/>
+                <w:lang w:val="en-US"/>
+              </w:rPr>
+              <w:t xml:space="preserve">        "lastname": "Updated",</w:t>
+            </w:r>
+          </w:p>
+          <w:p>
+            <w:pPr>
+              <w:bidi w:val="0"/>
+              <w:rPr>
+                <w:rFonts w:hint="default" w:ascii="Courier New" w:hAnsi="Courier New" w:cs="Courier New"/>
+                <w:sz w:val="24"/>
+                <w:szCs w:val="24"/>
+                <w:lang w:val="en-US"/>
+              </w:rPr>
+            </w:pPr>
+            <w:r>
+              <w:rPr>
+                <w:rFonts w:hint="default" w:ascii="Courier New" w:hAnsi="Courier New" w:cs="Courier New"/>
+                <w:sz w:val="24"/>
+                <w:szCs w:val="24"/>
+                <w:lang w:val="en-US"/>
+              </w:rPr>
+              <w:t xml:space="preserve">        "totalprice": 180,</w:t>
+            </w:r>
+          </w:p>
+          <w:p>
+            <w:pPr>
+              <w:bidi w:val="0"/>
+              <w:rPr>
+                <w:rFonts w:hint="default" w:ascii="Courier New" w:hAnsi="Courier New" w:cs="Courier New"/>
+                <w:sz w:val="24"/>
+                <w:szCs w:val="24"/>
+                <w:lang w:val="en-US"/>
+              </w:rPr>
+            </w:pPr>
+            <w:r>
+              <w:rPr>
+                <w:rFonts w:hint="default" w:ascii="Courier New" w:hAnsi="Courier New" w:cs="Courier New"/>
+                <w:sz w:val="24"/>
+                <w:szCs w:val="24"/>
+                <w:lang w:val="en-US"/>
+              </w:rPr>
+              <w:t xml:space="preserve">        "depositpaid": True,</w:t>
+            </w:r>
+          </w:p>
+          <w:p>
+            <w:pPr>
+              <w:bidi w:val="0"/>
+              <w:rPr>
+                <w:rFonts w:hint="default" w:ascii="Courier New" w:hAnsi="Courier New" w:cs="Courier New"/>
+                <w:sz w:val="24"/>
+                <w:szCs w:val="24"/>
+                <w:lang w:val="en-US"/>
+              </w:rPr>
+            </w:pPr>
+            <w:r>
+              <w:rPr>
+                <w:rFonts w:hint="default" w:ascii="Courier New" w:hAnsi="Courier New" w:cs="Courier New"/>
+                <w:sz w:val="24"/>
+                <w:szCs w:val="24"/>
+                <w:lang w:val="en-US"/>
+              </w:rPr>
+              <w:t xml:space="preserve">        "bookingdates": {</w:t>
+            </w:r>
+          </w:p>
+          <w:p>
+            <w:pPr>
+              <w:bidi w:val="0"/>
+              <w:rPr>
+                <w:rFonts w:hint="default" w:ascii="Courier New" w:hAnsi="Courier New" w:cs="Courier New"/>
+                <w:sz w:val="24"/>
+                <w:szCs w:val="24"/>
+                <w:lang w:val="en-US"/>
+              </w:rPr>
+            </w:pPr>
+            <w:r>
+              <w:rPr>
+                <w:rFonts w:hint="default" w:ascii="Courier New" w:hAnsi="Courier New" w:cs="Courier New"/>
+                <w:sz w:val="24"/>
+                <w:szCs w:val="24"/>
+                <w:lang w:val="en-US"/>
+              </w:rPr>
+              <w:t xml:space="preserve">            "checkin": "2026-07-01",</w:t>
+            </w:r>
+          </w:p>
+          <w:p>
+            <w:pPr>
+              <w:bidi w:val="0"/>
+              <w:rPr>
+                <w:rFonts w:hint="default" w:ascii="Courier New" w:hAnsi="Courier New" w:cs="Courier New"/>
+                <w:sz w:val="24"/>
+                <w:szCs w:val="24"/>
+                <w:lang w:val="en-US"/>
+              </w:rPr>
+            </w:pPr>
+            <w:r>
+              <w:rPr>
+                <w:rFonts w:hint="default" w:ascii="Courier New" w:hAnsi="Courier New" w:cs="Courier New"/>
+                <w:sz w:val="24"/>
+                <w:szCs w:val="24"/>
+                <w:lang w:val="en-US"/>
+              </w:rPr>
+              <w:t xml:space="preserve">            "checkout": "2026-07-10"</w:t>
+            </w:r>
+          </w:p>
+          <w:p>
+            <w:pPr>
+              <w:bidi w:val="0"/>
+              <w:rPr>
+                <w:rFonts w:hint="default" w:ascii="Courier New" w:hAnsi="Courier New" w:cs="Courier New"/>
+                <w:sz w:val="24"/>
+                <w:szCs w:val="24"/>
+                <w:lang w:val="en-US"/>
+              </w:rPr>
+            </w:pPr>
+            <w:r>
+              <w:rPr>
+                <w:rFonts w:hint="default" w:ascii="Courier New" w:hAnsi="Courier New" w:cs="Courier New"/>
+                <w:sz w:val="24"/>
+                <w:szCs w:val="24"/>
+                <w:lang w:val="en-US"/>
+              </w:rPr>
+              <w:t xml:space="preserve">        },</w:t>
+            </w:r>
+          </w:p>
+          <w:p>
+            <w:pPr>
+              <w:bidi w:val="0"/>
+              <w:rPr>
+                <w:rFonts w:hint="default" w:ascii="Courier New" w:hAnsi="Courier New" w:cs="Courier New"/>
+                <w:sz w:val="24"/>
+                <w:szCs w:val="24"/>
+                <w:lang w:val="en-US"/>
+              </w:rPr>
+            </w:pPr>
+            <w:r>
+              <w:rPr>
+                <w:rFonts w:hint="default" w:ascii="Courier New" w:hAnsi="Courier New" w:cs="Courier New"/>
+                <w:sz w:val="24"/>
+                <w:szCs w:val="24"/>
+                <w:lang w:val="en-US"/>
+              </w:rPr>
+              <w:t xml:space="preserve">        "additionalneeds": "None"</w:t>
+            </w:r>
+          </w:p>
+          <w:p>
+            <w:pPr>
+              <w:bidi w:val="0"/>
+              <w:rPr>
+                <w:rFonts w:hint="default" w:ascii="Courier New" w:hAnsi="Courier New" w:cs="Courier New"/>
+                <w:sz w:val="24"/>
+                <w:szCs w:val="24"/>
+                <w:lang w:val="en-US"/>
+              </w:rPr>
+            </w:pPr>
+            <w:r>
+              <w:rPr>
+                <w:rFonts w:hint="default" w:ascii="Courier New" w:hAnsi="Courier New" w:cs="Courier New"/>
+                <w:sz w:val="24"/>
+                <w:szCs w:val="24"/>
+                <w:lang w:val="en-US"/>
+              </w:rPr>
+              <w:t xml:space="preserve">    }</w:t>
+            </w:r>
+          </w:p>
+          <w:p>
+            <w:pPr>
+              <w:bidi w:val="0"/>
+              <w:rPr>
+                <w:rFonts w:hint="default" w:ascii="Courier New" w:hAnsi="Courier New" w:cs="Courier New"/>
+                <w:sz w:val="24"/>
+                <w:szCs w:val="24"/>
+                <w:lang w:val="en-US"/>
+              </w:rPr>
+            </w:pPr>
+            <w:r>
+              <w:rPr>
+                <w:rFonts w:hint="default" w:ascii="Courier New" w:hAnsi="Courier New" w:cs="Courier New"/>
+                <w:sz w:val="24"/>
+                <w:szCs w:val="24"/>
+                <w:lang w:val="en-US"/>
+              </w:rPr>
+              <w:t xml:space="preserve">    response = requests.put(f"{BASE_URL}/booking/1", json=payload)</w:t>
+            </w:r>
+          </w:p>
+          <w:p>
+            <w:pPr>
+              <w:bidi w:val="0"/>
+              <w:rPr>
+                <w:rFonts w:hint="default" w:ascii="Courier New" w:hAnsi="Courier New" w:cs="Courier New"/>
+                <w:sz w:val="24"/>
+                <w:szCs w:val="24"/>
+                <w:lang w:val="en-US"/>
+              </w:rPr>
+            </w:pPr>
+            <w:r>
+              <w:rPr>
+                <w:rFonts w:hint="default" w:ascii="Courier New" w:hAnsi="Courier New" w:cs="Courier New"/>
+                <w:sz w:val="24"/>
+                <w:szCs w:val="24"/>
+                <w:lang w:val="en-US"/>
+              </w:rPr>
+              <w:t xml:space="preserve">    assert response.status_code == 403</w:t>
+            </w:r>
+          </w:p>
+          <w:p>
+            <w:pPr>
+              <w:bidi w:val="0"/>
+              <w:rPr>
+                <w:rFonts w:hint="default" w:ascii="Courier New" w:hAnsi="Courier New" w:cs="Courier New"/>
+                <w:sz w:val="24"/>
+                <w:szCs w:val="24"/>
+                <w:lang w:val="en-US"/>
+              </w:rPr>
+            </w:pPr>
+          </w:p>
+          <w:p>
+            <w:pPr>
+              <w:bidi w:val="0"/>
+              <w:rPr>
+                <w:rFonts w:hint="default" w:ascii="Courier New" w:hAnsi="Courier New" w:cs="Courier New"/>
+                <w:sz w:val="24"/>
+                <w:szCs w:val="24"/>
+                <w:lang w:val="en-US"/>
+              </w:rPr>
+            </w:pPr>
+            <w:r>
+              <w:rPr>
+                <w:rFonts w:hint="default" w:ascii="Courier New" w:hAnsi="Courier New" w:cs="Courier New"/>
+                <w:sz w:val="24"/>
+                <w:szCs w:val="24"/>
+                <w:lang w:val="en-US"/>
+              </w:rPr>
+              <w:t>def test_bug_date_inversion_validation():</w:t>
+            </w:r>
+          </w:p>
+          <w:p>
+            <w:pPr>
+              <w:bidi w:val="0"/>
+              <w:rPr>
+                <w:rFonts w:hint="default" w:ascii="Courier New" w:hAnsi="Courier New" w:cs="Courier New"/>
+                <w:sz w:val="24"/>
+                <w:szCs w:val="24"/>
+                <w:lang w:val="en-US"/>
+              </w:rPr>
+            </w:pPr>
+            <w:r>
+              <w:rPr>
+                <w:rFonts w:hint="default" w:ascii="Courier New" w:hAnsi="Courier New" w:cs="Courier New"/>
+                <w:sz w:val="24"/>
+                <w:szCs w:val="24"/>
+                <w:lang w:val="en-US"/>
+              </w:rPr>
+              <w:t xml:space="preserve">    payload = {</w:t>
+            </w:r>
+          </w:p>
+          <w:p>
+            <w:pPr>
+              <w:bidi w:val="0"/>
+              <w:rPr>
+                <w:rFonts w:hint="default" w:ascii="Courier New" w:hAnsi="Courier New" w:cs="Courier New"/>
+                <w:sz w:val="24"/>
+                <w:szCs w:val="24"/>
+                <w:lang w:val="en-US"/>
+              </w:rPr>
+            </w:pPr>
+            <w:r>
+              <w:rPr>
+                <w:rFonts w:hint="default" w:ascii="Courier New" w:hAnsi="Courier New" w:cs="Courier New"/>
+                <w:sz w:val="24"/>
+                <w:szCs w:val="24"/>
+                <w:lang w:val="en-US"/>
+              </w:rPr>
+              <w:t xml:space="preserve">        "firstname": "Batyr",</w:t>
+            </w:r>
+          </w:p>
+          <w:p>
+            <w:pPr>
+              <w:bidi w:val="0"/>
+              <w:rPr>
+                <w:rFonts w:hint="default" w:ascii="Courier New" w:hAnsi="Courier New" w:cs="Courier New"/>
+                <w:sz w:val="24"/>
+                <w:szCs w:val="24"/>
+                <w:lang w:val="en-US"/>
+              </w:rPr>
+            </w:pPr>
+            <w:r>
+              <w:rPr>
+                <w:rFonts w:hint="default" w:ascii="Courier New" w:hAnsi="Courier New" w:cs="Courier New"/>
+                <w:sz w:val="24"/>
+                <w:szCs w:val="24"/>
+                <w:lang w:val="en-US"/>
+              </w:rPr>
+              <w:t xml:space="preserve">        "lastname": "Test",</w:t>
+            </w:r>
+          </w:p>
+          <w:p>
+            <w:pPr>
+              <w:bidi w:val="0"/>
+              <w:rPr>
+                <w:rFonts w:hint="default" w:ascii="Courier New" w:hAnsi="Courier New" w:cs="Courier New"/>
+                <w:sz w:val="24"/>
+                <w:szCs w:val="24"/>
+                <w:lang w:val="en-US"/>
+              </w:rPr>
+            </w:pPr>
+            <w:r>
+              <w:rPr>
+                <w:rFonts w:hint="default" w:ascii="Courier New" w:hAnsi="Courier New" w:cs="Courier New"/>
+                <w:sz w:val="24"/>
+                <w:szCs w:val="24"/>
+                <w:lang w:val="en-US"/>
+              </w:rPr>
+              <w:t xml:space="preserve">        "totalprice": 100,</w:t>
+            </w:r>
+          </w:p>
+          <w:p>
+            <w:pPr>
+              <w:bidi w:val="0"/>
+              <w:rPr>
+                <w:rFonts w:hint="default" w:ascii="Courier New" w:hAnsi="Courier New" w:cs="Courier New"/>
+                <w:sz w:val="24"/>
+                <w:szCs w:val="24"/>
+                <w:lang w:val="en-US"/>
+              </w:rPr>
+            </w:pPr>
+            <w:r>
+              <w:rPr>
+                <w:rFonts w:hint="default" w:ascii="Courier New" w:hAnsi="Courier New" w:cs="Courier New"/>
+                <w:sz w:val="24"/>
+                <w:szCs w:val="24"/>
+                <w:lang w:val="en-US"/>
+              </w:rPr>
+              <w:t xml:space="preserve">        "depositpaid": True,</w:t>
+            </w:r>
+          </w:p>
+          <w:p>
+            <w:pPr>
+              <w:bidi w:val="0"/>
+              <w:rPr>
+                <w:rFonts w:hint="default" w:ascii="Courier New" w:hAnsi="Courier New" w:cs="Courier New"/>
+                <w:sz w:val="24"/>
+                <w:szCs w:val="24"/>
+                <w:lang w:val="en-US"/>
+              </w:rPr>
+            </w:pPr>
+            <w:r>
+              <w:rPr>
+                <w:rFonts w:hint="default" w:ascii="Courier New" w:hAnsi="Courier New" w:cs="Courier New"/>
+                <w:sz w:val="24"/>
+                <w:szCs w:val="24"/>
+                <w:lang w:val="en-US"/>
+              </w:rPr>
+              <w:t xml:space="preserve">        "bookingdates": {</w:t>
+            </w:r>
+          </w:p>
+          <w:p>
+            <w:pPr>
+              <w:bidi w:val="0"/>
+              <w:rPr>
+                <w:rFonts w:hint="default" w:ascii="Courier New" w:hAnsi="Courier New" w:cs="Courier New"/>
+                <w:sz w:val="24"/>
+                <w:szCs w:val="24"/>
+                <w:lang w:val="en-US"/>
+              </w:rPr>
+            </w:pPr>
+            <w:r>
+              <w:rPr>
+                <w:rFonts w:hint="default" w:ascii="Courier New" w:hAnsi="Courier New" w:cs="Courier New"/>
+                <w:sz w:val="24"/>
+                <w:szCs w:val="24"/>
+                <w:lang w:val="en-US"/>
+              </w:rPr>
+              <w:t xml:space="preserve">            "checkin": "2026-12-01",</w:t>
+            </w:r>
+          </w:p>
+          <w:p>
+            <w:pPr>
+              <w:bidi w:val="0"/>
+              <w:rPr>
+                <w:rFonts w:hint="default" w:ascii="Courier New" w:hAnsi="Courier New" w:cs="Courier New"/>
+                <w:sz w:val="24"/>
+                <w:szCs w:val="24"/>
+                <w:lang w:val="en-US"/>
+              </w:rPr>
+            </w:pPr>
+            <w:r>
+              <w:rPr>
+                <w:rFonts w:hint="default" w:ascii="Courier New" w:hAnsi="Courier New" w:cs="Courier New"/>
+                <w:sz w:val="24"/>
+                <w:szCs w:val="24"/>
+                <w:lang w:val="en-US"/>
+              </w:rPr>
+              <w:t xml:space="preserve">            "checkout": "2026-01-01"</w:t>
+            </w:r>
+          </w:p>
+          <w:p>
+            <w:pPr>
+              <w:bidi w:val="0"/>
+              <w:rPr>
+                <w:rFonts w:hint="default" w:ascii="Courier New" w:hAnsi="Courier New" w:cs="Courier New"/>
+                <w:sz w:val="24"/>
+                <w:szCs w:val="24"/>
+                <w:lang w:val="en-US"/>
+              </w:rPr>
+            </w:pPr>
+            <w:r>
+              <w:rPr>
+                <w:rFonts w:hint="default" w:ascii="Courier New" w:hAnsi="Courier New" w:cs="Courier New"/>
+                <w:sz w:val="24"/>
+                <w:szCs w:val="24"/>
+                <w:lang w:val="en-US"/>
+              </w:rPr>
+              <w:t xml:space="preserve">        },</w:t>
+            </w:r>
+          </w:p>
+          <w:p>
+            <w:pPr>
+              <w:bidi w:val="0"/>
+              <w:rPr>
+                <w:rFonts w:hint="default" w:ascii="Courier New" w:hAnsi="Courier New" w:cs="Courier New"/>
+                <w:sz w:val="24"/>
+                <w:szCs w:val="24"/>
+                <w:lang w:val="en-US"/>
+              </w:rPr>
+            </w:pPr>
+            <w:r>
+              <w:rPr>
+                <w:rFonts w:hint="default" w:ascii="Courier New" w:hAnsi="Courier New" w:cs="Courier New"/>
+                <w:sz w:val="24"/>
+                <w:szCs w:val="24"/>
+                <w:lang w:val="en-US"/>
+              </w:rPr>
+              <w:t xml:space="preserve">        "additionalneeds": "Breakfast"</w:t>
+            </w:r>
+          </w:p>
+          <w:p>
+            <w:pPr>
+              <w:bidi w:val="0"/>
+              <w:rPr>
+                <w:rFonts w:hint="default" w:ascii="Courier New" w:hAnsi="Courier New" w:cs="Courier New"/>
+                <w:sz w:val="24"/>
+                <w:szCs w:val="24"/>
+                <w:lang w:val="en-US"/>
+              </w:rPr>
+            </w:pPr>
+            <w:r>
+              <w:rPr>
+                <w:rFonts w:hint="default" w:ascii="Courier New" w:hAnsi="Courier New" w:cs="Courier New"/>
+                <w:sz w:val="24"/>
+                <w:szCs w:val="24"/>
+                <w:lang w:val="en-US"/>
+              </w:rPr>
+              <w:t xml:space="preserve">    }</w:t>
+            </w:r>
+          </w:p>
+          <w:p>
+            <w:pPr>
+              <w:bidi w:val="0"/>
+              <w:rPr>
+                <w:rFonts w:hint="default" w:ascii="Courier New" w:hAnsi="Courier New" w:cs="Courier New"/>
+                <w:sz w:val="24"/>
+                <w:szCs w:val="24"/>
+                <w:lang w:val="en-US"/>
+              </w:rPr>
+            </w:pPr>
+            <w:r>
+              <w:rPr>
+                <w:rFonts w:hint="default" w:ascii="Courier New" w:hAnsi="Courier New" w:cs="Courier New"/>
+                <w:sz w:val="24"/>
+                <w:szCs w:val="24"/>
+                <w:lang w:val="en-US"/>
+              </w:rPr>
+              <w:t xml:space="preserve">    response = requests.post(f"{BASE_URL}/booking", json=payload)</w:t>
+            </w:r>
+          </w:p>
+          <w:p>
+            <w:pPr>
+              <w:bidi w:val="0"/>
+              <w:rPr>
+                <w:rFonts w:hint="default" w:ascii="Courier New" w:hAnsi="Courier New" w:cs="Courier New"/>
+                <w:sz w:val="24"/>
+                <w:szCs w:val="24"/>
+              </w:rPr>
+            </w:pPr>
+            <w:r>
+              <w:rPr>
+                <w:rFonts w:hint="default" w:ascii="Courier New" w:hAnsi="Courier New" w:cs="Courier New"/>
+                <w:sz w:val="24"/>
+                <w:szCs w:val="24"/>
+                <w:lang w:val="en-US"/>
+              </w:rPr>
+              <w:t>assert response.status_code == 400</w:t>
+            </w:r>
+          </w:p>
+        </w:tc>
+      </w:tr>
+    </w:tbl>
     <w:p>
       <w:pPr>
         <w:bidi w:val="0"/>
       </w:pPr>
-      <w:r>
-        <w:t>Листинг 1 — Тестовый скрипт на базе pytest и requests</w:t>
-      </w:r>
-    </w:p>
-    <w:p>
-      <w:pPr>
-        <w:jc w:val="left"/>
-        <w:rPr>
-          <w:rFonts w:hint="default" w:ascii="Courier New" w:hAnsi="Courier New" w:cs="Courier New"/>
-          <w:sz w:val="20"/>
-          <w:szCs w:val="20"/>
-          <w:highlight w:val="lightGray"/>
-          <w:lang w:val="en-US"/>
-        </w:rPr>
-      </w:pPr>
-      <w:r>
-        <w:rPr>
-          <w:rFonts w:hint="default" w:ascii="Courier New" w:hAnsi="Courier New" w:cs="Courier New"/>
-          <w:sz w:val="20"/>
-          <w:szCs w:val="20"/>
-          <w:highlight w:val="lightGray"/>
-          <w:lang w:val="en-US"/>
-        </w:rPr>
-        <w:t>import pytest</w:t>
-      </w:r>
-    </w:p>
-    <w:p>
-      <w:pPr>
-        <w:jc w:val="left"/>
-        <w:rPr>
-          <w:rFonts w:hint="default" w:ascii="Courier New" w:hAnsi="Courier New" w:cs="Courier New"/>
-          <w:sz w:val="20"/>
-          <w:szCs w:val="20"/>
-          <w:highlight w:val="lightGray"/>
-          <w:lang w:val="en-US"/>
-        </w:rPr>
-      </w:pPr>
-      <w:r>
-        <w:rPr>
-          <w:rFonts w:hint="default" w:ascii="Courier New" w:hAnsi="Courier New" w:cs="Courier New"/>
-          <w:sz w:val="20"/>
-          <w:szCs w:val="20"/>
-          <w:highlight w:val="lightGray"/>
-          <w:lang w:val="en-US"/>
-        </w:rPr>
-        <w:t>import requests</w:t>
-      </w:r>
-    </w:p>
-    <w:p>
-      <w:pPr>
-        <w:jc w:val="left"/>
-        <w:rPr>
-          <w:rFonts w:hint="default" w:ascii="Courier New" w:hAnsi="Courier New" w:cs="Courier New"/>
-          <w:sz w:val="20"/>
-          <w:szCs w:val="20"/>
-          <w:highlight w:val="lightGray"/>
-          <w:lang w:val="en-US"/>
-        </w:rPr>
-      </w:pPr>
-    </w:p>
-    <w:p>
-      <w:pPr>
-        <w:jc w:val="left"/>
-        <w:rPr>
-          <w:rFonts w:hint="default" w:ascii="Courier New" w:hAnsi="Courier New" w:cs="Courier New"/>
-          <w:sz w:val="20"/>
-          <w:szCs w:val="20"/>
-          <w:highlight w:val="lightGray"/>
-          <w:lang w:val="en-US"/>
-        </w:rPr>
-      </w:pPr>
-      <w:r>
-        <w:rPr>
-          <w:rFonts w:hint="default" w:ascii="Courier New" w:hAnsi="Courier New" w:cs="Courier New"/>
-          <w:sz w:val="20"/>
-          <w:szCs w:val="20"/>
-          <w:highlight w:val="lightGray"/>
-          <w:lang w:val="en-US"/>
-        </w:rPr>
-        <w:t>BASE_URL = "https://restful-booker.herokuapp.com"</w:t>
-      </w:r>
-    </w:p>
-    <w:p>
-      <w:pPr>
-        <w:jc w:val="left"/>
-        <w:rPr>
-          <w:rFonts w:hint="default" w:ascii="Courier New" w:hAnsi="Courier New" w:cs="Courier New"/>
-          <w:sz w:val="20"/>
-          <w:szCs w:val="20"/>
-          <w:highlight w:val="lightGray"/>
-          <w:lang w:val="en-US"/>
-        </w:rPr>
-      </w:pPr>
-    </w:p>
-    <w:p>
-      <w:pPr>
-        <w:jc w:val="left"/>
-        <w:rPr>
-          <w:rFonts w:hint="default" w:ascii="Courier New" w:hAnsi="Courier New" w:cs="Courier New"/>
-          <w:sz w:val="20"/>
-          <w:szCs w:val="20"/>
-          <w:highlight w:val="lightGray"/>
-          <w:lang w:val="en-US"/>
-        </w:rPr>
-      </w:pPr>
-      <w:r>
-        <w:rPr>
-          <w:rFonts w:hint="default" w:ascii="Courier New" w:hAnsi="Courier New" w:cs="Courier New"/>
-          <w:sz w:val="20"/>
-          <w:szCs w:val="20"/>
-          <w:highlight w:val="lightGray"/>
-          <w:lang w:val="en-US"/>
-        </w:rPr>
-        <w:t>def test_get_all_bookings_status_and_type():</w:t>
-      </w:r>
-    </w:p>
-    <w:p>
-      <w:pPr>
-        <w:jc w:val="left"/>
-        <w:rPr>
-          <w:rFonts w:hint="default" w:ascii="Courier New" w:hAnsi="Courier New" w:cs="Courier New"/>
-          <w:sz w:val="20"/>
-          <w:szCs w:val="20"/>
-          <w:highlight w:val="lightGray"/>
-          <w:lang w:val="en-US"/>
-        </w:rPr>
-      </w:pPr>
-      <w:r>
-        <w:rPr>
-          <w:rFonts w:hint="default" w:ascii="Courier New" w:hAnsi="Courier New" w:cs="Courier New"/>
-          <w:sz w:val="20"/>
-          <w:szCs w:val="20"/>
-          <w:highlight w:val="lightGray"/>
-          <w:lang w:val="en-US"/>
-        </w:rPr>
-        <w:t xml:space="preserve">    response = requests.get(f"{BASE_URL}/booking")</w:t>
-      </w:r>
-    </w:p>
-    <w:p>
-      <w:pPr>
-        <w:jc w:val="left"/>
-        <w:rPr>
-          <w:rFonts w:hint="default" w:ascii="Courier New" w:hAnsi="Courier New" w:cs="Courier New"/>
-          <w:sz w:val="20"/>
-          <w:szCs w:val="20"/>
-          <w:highlight w:val="lightGray"/>
-          <w:lang w:val="en-US"/>
-        </w:rPr>
-      </w:pPr>
-      <w:r>
-        <w:rPr>
-          <w:rFonts w:hint="default" w:ascii="Courier New" w:hAnsi="Courier New" w:cs="Courier New"/>
-          <w:sz w:val="20"/>
-          <w:szCs w:val="20"/>
-          <w:highlight w:val="lightGray"/>
-          <w:lang w:val="en-US"/>
-        </w:rPr>
-        <w:t xml:space="preserve">    assert response.status_code == 200</w:t>
-      </w:r>
-    </w:p>
-    <w:p>
-      <w:pPr>
-        <w:jc w:val="left"/>
-        <w:rPr>
-          <w:rFonts w:hint="default" w:ascii="Courier New" w:hAnsi="Courier New" w:cs="Courier New"/>
-          <w:sz w:val="20"/>
-          <w:szCs w:val="20"/>
-          <w:highlight w:val="lightGray"/>
-          <w:lang w:val="en-US"/>
-        </w:rPr>
-      </w:pPr>
-      <w:r>
-        <w:rPr>
-          <w:rFonts w:hint="default" w:ascii="Courier New" w:hAnsi="Courier New" w:cs="Courier New"/>
-          <w:sz w:val="20"/>
-          <w:szCs w:val="20"/>
-          <w:highlight w:val="lightGray"/>
-          <w:lang w:val="en-US"/>
-        </w:rPr>
-        <w:t xml:space="preserve">    assert isinstance(response.json(), list)</w:t>
-      </w:r>
-    </w:p>
-    <w:p>
-      <w:pPr>
-        <w:jc w:val="left"/>
-        <w:rPr>
-          <w:rFonts w:hint="default" w:ascii="Courier New" w:hAnsi="Courier New" w:cs="Courier New"/>
-          <w:sz w:val="20"/>
-          <w:szCs w:val="20"/>
-          <w:highlight w:val="lightGray"/>
-          <w:lang w:val="en-US"/>
-        </w:rPr>
-      </w:pPr>
-    </w:p>
-    <w:p>
-      <w:pPr>
-        <w:jc w:val="left"/>
-        <w:rPr>
-          <w:rFonts w:hint="default" w:ascii="Courier New" w:hAnsi="Courier New" w:cs="Courier New"/>
-          <w:sz w:val="20"/>
-          <w:szCs w:val="20"/>
-          <w:highlight w:val="lightGray"/>
-          <w:lang w:val="en-US"/>
-        </w:rPr>
-      </w:pPr>
-      <w:r>
-        <w:rPr>
-          <w:rFonts w:hint="default" w:ascii="Courier New" w:hAnsi="Courier New" w:cs="Courier New"/>
-          <w:sz w:val="20"/>
-          <w:szCs w:val="20"/>
-          <w:highlight w:val="lightGray"/>
-          <w:lang w:val="en-US"/>
-        </w:rPr>
-        <w:t>def test_create_booking_valid_data():</w:t>
-      </w:r>
-    </w:p>
-    <w:p>
-      <w:pPr>
-        <w:jc w:val="left"/>
-        <w:rPr>
-          <w:rFonts w:hint="default" w:ascii="Courier New" w:hAnsi="Courier New" w:cs="Courier New"/>
-          <w:sz w:val="20"/>
-          <w:szCs w:val="20"/>
-          <w:highlight w:val="lightGray"/>
-          <w:lang w:val="en-US"/>
-        </w:rPr>
-      </w:pPr>
-      <w:r>
-        <w:rPr>
-          <w:rFonts w:hint="default" w:ascii="Courier New" w:hAnsi="Courier New" w:cs="Courier New"/>
-          <w:sz w:val="20"/>
-          <w:szCs w:val="20"/>
-          <w:highlight w:val="lightGray"/>
-          <w:lang w:val="en-US"/>
-        </w:rPr>
-        <w:t xml:space="preserve">    payload = {</w:t>
-      </w:r>
-    </w:p>
-    <w:p>
-      <w:pPr>
-        <w:jc w:val="left"/>
-        <w:rPr>
-          <w:rFonts w:hint="default" w:ascii="Courier New" w:hAnsi="Courier New" w:cs="Courier New"/>
-          <w:sz w:val="20"/>
-          <w:szCs w:val="20"/>
-          <w:highlight w:val="lightGray"/>
-          <w:lang w:val="en-US"/>
-        </w:rPr>
-      </w:pPr>
-      <w:r>
-        <w:rPr>
-          <w:rFonts w:hint="default" w:ascii="Courier New" w:hAnsi="Courier New" w:cs="Courier New"/>
-          <w:sz w:val="20"/>
-          <w:szCs w:val="20"/>
-          <w:highlight w:val="lightGray"/>
-          <w:lang w:val="en-US"/>
-        </w:rPr>
-        <w:t xml:space="preserve">        "firstname": "Batyr",</w:t>
-      </w:r>
-    </w:p>
-    <w:p>
-      <w:pPr>
-        <w:jc w:val="left"/>
-        <w:rPr>
-          <w:rFonts w:hint="default" w:ascii="Courier New" w:hAnsi="Courier New" w:cs="Courier New"/>
-          <w:sz w:val="20"/>
-          <w:szCs w:val="20"/>
-          <w:highlight w:val="lightGray"/>
-          <w:lang w:val="en-US"/>
-        </w:rPr>
-      </w:pPr>
-      <w:r>
-        <w:rPr>
-          <w:rFonts w:hint="default" w:ascii="Courier New" w:hAnsi="Courier New" w:cs="Courier New"/>
-          <w:sz w:val="20"/>
-          <w:szCs w:val="20"/>
-          <w:highlight w:val="lightGray"/>
-          <w:lang w:val="en-US"/>
-        </w:rPr>
-        <w:t xml:space="preserve">        "lastname": "Test",</w:t>
-      </w:r>
-    </w:p>
-    <w:p>
-      <w:pPr>
-        <w:jc w:val="left"/>
-        <w:rPr>
-          <w:rFonts w:hint="default" w:ascii="Courier New" w:hAnsi="Courier New" w:cs="Courier New"/>
-          <w:sz w:val="20"/>
-          <w:szCs w:val="20"/>
-          <w:highlight w:val="lightGray"/>
-          <w:lang w:val="en-US"/>
-        </w:rPr>
-      </w:pPr>
-      <w:r>
-        <w:rPr>
-          <w:rFonts w:hint="default" w:ascii="Courier New" w:hAnsi="Courier New" w:cs="Courier New"/>
-          <w:sz w:val="20"/>
-          <w:szCs w:val="20"/>
-          <w:highlight w:val="lightGray"/>
-          <w:lang w:val="en-US"/>
-        </w:rPr>
-        <w:t xml:space="preserve">        "totalprice": 200,</w:t>
-      </w:r>
-    </w:p>
-    <w:p>
-      <w:pPr>
-        <w:jc w:val="left"/>
-        <w:rPr>
-          <w:rFonts w:hint="default" w:ascii="Courier New" w:hAnsi="Courier New" w:cs="Courier New"/>
-          <w:sz w:val="20"/>
-          <w:szCs w:val="20"/>
-          <w:highlight w:val="lightGray"/>
-          <w:lang w:val="en-US"/>
-        </w:rPr>
-      </w:pPr>
-      <w:r>
-        <w:rPr>
-          <w:rFonts w:hint="default" w:ascii="Courier New" w:hAnsi="Courier New" w:cs="Courier New"/>
-          <w:sz w:val="20"/>
-          <w:szCs w:val="20"/>
-          <w:highlight w:val="lightGray"/>
-          <w:lang w:val="en-US"/>
-        </w:rPr>
-        <w:t xml:space="preserve">        "depositpaid": True,</w:t>
-      </w:r>
-    </w:p>
-    <w:p>
-      <w:pPr>
-        <w:jc w:val="left"/>
-        <w:rPr>
-          <w:rFonts w:hint="default" w:ascii="Courier New" w:hAnsi="Courier New" w:cs="Courier New"/>
-          <w:sz w:val="20"/>
-          <w:szCs w:val="20"/>
-          <w:highlight w:val="lightGray"/>
-          <w:lang w:val="en-US"/>
-        </w:rPr>
-      </w:pPr>
-      <w:r>
-        <w:rPr>
-          <w:rFonts w:hint="default" w:ascii="Courier New" w:hAnsi="Courier New" w:cs="Courier New"/>
-          <w:sz w:val="20"/>
-          <w:szCs w:val="20"/>
-          <w:highlight w:val="lightGray"/>
-          <w:lang w:val="en-US"/>
-        </w:rPr>
-        <w:t xml:space="preserve">        "bookingdates": {</w:t>
-      </w:r>
-    </w:p>
-    <w:p>
-      <w:pPr>
-        <w:jc w:val="left"/>
-        <w:rPr>
-          <w:rFonts w:hint="default" w:ascii="Courier New" w:hAnsi="Courier New" w:cs="Courier New"/>
-          <w:sz w:val="20"/>
-          <w:szCs w:val="20"/>
-          <w:highlight w:val="lightGray"/>
-          <w:lang w:val="en-US"/>
-        </w:rPr>
-      </w:pPr>
-      <w:r>
-        <w:rPr>
-          <w:rFonts w:hint="default" w:ascii="Courier New" w:hAnsi="Courier New" w:cs="Courier New"/>
-          <w:sz w:val="20"/>
-          <w:szCs w:val="20"/>
-          <w:highlight w:val="lightGray"/>
-          <w:lang w:val="en-US"/>
-        </w:rPr>
-        <w:t xml:space="preserve">            "checkin": "2026-07-01",</w:t>
-      </w:r>
-    </w:p>
-    <w:p>
-      <w:pPr>
-        <w:jc w:val="left"/>
-        <w:rPr>
-          <w:rFonts w:hint="default" w:ascii="Courier New" w:hAnsi="Courier New" w:cs="Courier New"/>
-          <w:sz w:val="20"/>
-          <w:szCs w:val="20"/>
-          <w:highlight w:val="lightGray"/>
-          <w:lang w:val="en-US"/>
-        </w:rPr>
-      </w:pPr>
-      <w:r>
-        <w:rPr>
-          <w:rFonts w:hint="default" w:ascii="Courier New" w:hAnsi="Courier New" w:cs="Courier New"/>
-          <w:sz w:val="20"/>
-          <w:szCs w:val="20"/>
-          <w:highlight w:val="lightGray"/>
-          <w:lang w:val="en-US"/>
-        </w:rPr>
-        <w:t xml:space="preserve">            "checkout": "2026-07-10"</w:t>
-      </w:r>
-    </w:p>
-    <w:p>
-      <w:pPr>
-        <w:jc w:val="left"/>
-        <w:rPr>
-          <w:rFonts w:hint="default" w:ascii="Courier New" w:hAnsi="Courier New" w:cs="Courier New"/>
-          <w:sz w:val="20"/>
-          <w:szCs w:val="20"/>
-          <w:highlight w:val="lightGray"/>
-          <w:lang w:val="en-US"/>
-        </w:rPr>
-      </w:pPr>
-      <w:r>
-        <w:rPr>
-          <w:rFonts w:hint="default" w:ascii="Courier New" w:hAnsi="Courier New" w:cs="Courier New"/>
-          <w:sz w:val="20"/>
-          <w:szCs w:val="20"/>
-          <w:highlight w:val="lightGray"/>
-          <w:lang w:val="en-US"/>
-        </w:rPr>
-        <w:t xml:space="preserve">        },</w:t>
-      </w:r>
-    </w:p>
-    <w:p>
-      <w:pPr>
-        <w:jc w:val="left"/>
-        <w:rPr>
-          <w:rFonts w:hint="default" w:ascii="Courier New" w:hAnsi="Courier New" w:cs="Courier New"/>
-          <w:sz w:val="20"/>
-          <w:szCs w:val="20"/>
-          <w:highlight w:val="lightGray"/>
-          <w:lang w:val="en-US"/>
-        </w:rPr>
-      </w:pPr>
-      <w:r>
-        <w:rPr>
-          <w:rFonts w:hint="default" w:ascii="Courier New" w:hAnsi="Courier New" w:cs="Courier New"/>
-          <w:sz w:val="20"/>
-          <w:szCs w:val="20"/>
-          <w:highlight w:val="lightGray"/>
-          <w:lang w:val="en-US"/>
-        </w:rPr>
-        <w:t xml:space="preserve">        "additionalneeds": "Dinner"</w:t>
-      </w:r>
-    </w:p>
-    <w:p>
-      <w:pPr>
-        <w:jc w:val="left"/>
-        <w:rPr>
-          <w:rFonts w:hint="default" w:ascii="Courier New" w:hAnsi="Courier New" w:cs="Courier New"/>
-          <w:sz w:val="20"/>
-          <w:szCs w:val="20"/>
-          <w:highlight w:val="lightGray"/>
-          <w:lang w:val="en-US"/>
-        </w:rPr>
-      </w:pPr>
-      <w:r>
-        <w:rPr>
-          <w:rFonts w:hint="default" w:ascii="Courier New" w:hAnsi="Courier New" w:cs="Courier New"/>
-          <w:sz w:val="20"/>
-          <w:szCs w:val="20"/>
-          <w:highlight w:val="lightGray"/>
-          <w:lang w:val="en-US"/>
-        </w:rPr>
-        <w:t xml:space="preserve">    }</w:t>
-      </w:r>
-    </w:p>
-    <w:p>
-      <w:pPr>
-        <w:jc w:val="left"/>
-        <w:rPr>
-          <w:rFonts w:hint="default" w:ascii="Courier New" w:hAnsi="Courier New" w:cs="Courier New"/>
-          <w:sz w:val="20"/>
-          <w:szCs w:val="20"/>
-          <w:highlight w:val="lightGray"/>
-          <w:lang w:val="en-US"/>
-        </w:rPr>
-      </w:pPr>
-      <w:r>
-        <w:rPr>
-          <w:rFonts w:hint="default" w:ascii="Courier New" w:hAnsi="Courier New" w:cs="Courier New"/>
-          <w:sz w:val="20"/>
-          <w:szCs w:val="20"/>
-          <w:highlight w:val="lightGray"/>
-          <w:lang w:val="en-US"/>
-        </w:rPr>
-        <w:t xml:space="preserve">    response = requests.post(f"{BASE_URL}/booking", json=payload)</w:t>
-      </w:r>
-    </w:p>
-    <w:p>
-      <w:pPr>
-        <w:jc w:val="left"/>
-        <w:rPr>
-          <w:rFonts w:hint="default" w:ascii="Courier New" w:hAnsi="Courier New" w:cs="Courier New"/>
-          <w:sz w:val="20"/>
-          <w:szCs w:val="20"/>
-          <w:highlight w:val="lightGray"/>
-          <w:lang w:val="en-US"/>
-        </w:rPr>
-      </w:pPr>
-      <w:r>
-        <w:rPr>
-          <w:rFonts w:hint="default" w:ascii="Courier New" w:hAnsi="Courier New" w:cs="Courier New"/>
-          <w:sz w:val="20"/>
-          <w:szCs w:val="20"/>
-          <w:highlight w:val="lightGray"/>
-          <w:lang w:val="en-US"/>
-        </w:rPr>
-        <w:t xml:space="preserve">    assert response.status_code == 200</w:t>
-      </w:r>
-    </w:p>
-    <w:p>
-      <w:pPr>
-        <w:jc w:val="left"/>
-        <w:rPr>
-          <w:rFonts w:hint="default" w:ascii="Courier New" w:hAnsi="Courier New" w:cs="Courier New"/>
-          <w:sz w:val="20"/>
-          <w:szCs w:val="20"/>
-          <w:highlight w:val="lightGray"/>
-          <w:lang w:val="en-US"/>
-        </w:rPr>
-      </w:pPr>
-      <w:r>
-        <w:rPr>
-          <w:rFonts w:hint="default" w:ascii="Courier New" w:hAnsi="Courier New" w:cs="Courier New"/>
-          <w:sz w:val="20"/>
-          <w:szCs w:val="20"/>
-          <w:highlight w:val="lightGray"/>
-          <w:lang w:val="en-US"/>
-        </w:rPr>
-        <w:t xml:space="preserve">    </w:t>
-      </w:r>
-    </w:p>
-    <w:p>
-      <w:pPr>
-        <w:jc w:val="left"/>
-        <w:rPr>
-          <w:rFonts w:hint="default" w:ascii="Courier New" w:hAnsi="Courier New" w:cs="Courier New"/>
-          <w:sz w:val="20"/>
-          <w:szCs w:val="20"/>
-          <w:highlight w:val="lightGray"/>
-          <w:lang w:val="en-US"/>
-        </w:rPr>
-      </w:pPr>
-      <w:r>
-        <w:rPr>
-          <w:rFonts w:hint="default" w:ascii="Courier New" w:hAnsi="Courier New" w:cs="Courier New"/>
-          <w:sz w:val="20"/>
-          <w:szCs w:val="20"/>
-          <w:highlight w:val="lightGray"/>
-          <w:lang w:val="en-US"/>
-        </w:rPr>
-        <w:t xml:space="preserve">    data = response.json()</w:t>
-      </w:r>
-    </w:p>
-    <w:p>
-      <w:pPr>
-        <w:jc w:val="left"/>
-        <w:rPr>
-          <w:rFonts w:hint="default" w:ascii="Courier New" w:hAnsi="Courier New" w:cs="Courier New"/>
-          <w:sz w:val="20"/>
-          <w:szCs w:val="20"/>
-          <w:highlight w:val="lightGray"/>
-          <w:lang w:val="en-US"/>
-        </w:rPr>
-      </w:pPr>
-      <w:r>
-        <w:rPr>
-          <w:rFonts w:hint="default" w:ascii="Courier New" w:hAnsi="Courier New" w:cs="Courier New"/>
-          <w:sz w:val="20"/>
-          <w:szCs w:val="20"/>
-          <w:highlight w:val="lightGray"/>
-          <w:lang w:val="en-US"/>
-        </w:rPr>
-        <w:t xml:space="preserve">    assert "bookingid" in data</w:t>
-      </w:r>
-    </w:p>
-    <w:p>
-      <w:pPr>
-        <w:jc w:val="left"/>
-        <w:rPr>
-          <w:rFonts w:hint="default" w:ascii="Courier New" w:hAnsi="Courier New" w:cs="Courier New"/>
-          <w:sz w:val="20"/>
-          <w:szCs w:val="20"/>
-          <w:highlight w:val="lightGray"/>
-          <w:lang w:val="en-US"/>
-        </w:rPr>
-      </w:pPr>
-      <w:r>
-        <w:rPr>
-          <w:rFonts w:hint="default" w:ascii="Courier New" w:hAnsi="Courier New" w:cs="Courier New"/>
-          <w:sz w:val="20"/>
-          <w:szCs w:val="20"/>
-          <w:highlight w:val="lightGray"/>
-          <w:lang w:val="en-US"/>
-        </w:rPr>
-        <w:t xml:space="preserve">    assert data["booking"]["firstname"] == "Batyr"</w:t>
-      </w:r>
-    </w:p>
-    <w:p>
-      <w:pPr>
-        <w:jc w:val="left"/>
-        <w:rPr>
-          <w:rFonts w:hint="default" w:ascii="Courier New" w:hAnsi="Courier New" w:cs="Courier New"/>
-          <w:sz w:val="20"/>
-          <w:szCs w:val="20"/>
-          <w:highlight w:val="lightGray"/>
-          <w:lang w:val="en-US"/>
-        </w:rPr>
-      </w:pPr>
-    </w:p>
-    <w:p>
-      <w:pPr>
-        <w:jc w:val="left"/>
-        <w:rPr>
-          <w:rFonts w:hint="default" w:ascii="Courier New" w:hAnsi="Courier New" w:cs="Courier New"/>
-          <w:sz w:val="20"/>
-          <w:szCs w:val="20"/>
-          <w:highlight w:val="lightGray"/>
-          <w:lang w:val="en-US"/>
-        </w:rPr>
-      </w:pPr>
-      <w:r>
-        <w:rPr>
-          <w:rFonts w:hint="default" w:ascii="Courier New" w:hAnsi="Courier New" w:cs="Courier New"/>
-          <w:sz w:val="20"/>
-          <w:szCs w:val="20"/>
-          <w:highlight w:val="lightGray"/>
-          <w:lang w:val="en-US"/>
-        </w:rPr>
-        <w:t>def test_update_booking_unauthorized_forbidden():</w:t>
-      </w:r>
-    </w:p>
-    <w:p>
-      <w:pPr>
-        <w:jc w:val="left"/>
-        <w:rPr>
-          <w:rFonts w:hint="default" w:ascii="Courier New" w:hAnsi="Courier New" w:cs="Courier New"/>
-          <w:sz w:val="20"/>
-          <w:szCs w:val="20"/>
-          <w:highlight w:val="lightGray"/>
-          <w:lang w:val="en-US"/>
-        </w:rPr>
-      </w:pPr>
-      <w:r>
-        <w:rPr>
-          <w:rFonts w:hint="default" w:ascii="Courier New" w:hAnsi="Courier New" w:cs="Courier New"/>
-          <w:sz w:val="20"/>
-          <w:szCs w:val="20"/>
-          <w:highlight w:val="lightGray"/>
-          <w:lang w:val="en-US"/>
-        </w:rPr>
-        <w:t xml:space="preserve">    payload = {</w:t>
-      </w:r>
-    </w:p>
-    <w:p>
-      <w:pPr>
-        <w:jc w:val="left"/>
-        <w:rPr>
-          <w:rFonts w:hint="default" w:ascii="Courier New" w:hAnsi="Courier New" w:cs="Courier New"/>
-          <w:sz w:val="20"/>
-          <w:szCs w:val="20"/>
-          <w:highlight w:val="lightGray"/>
-          <w:lang w:val="en-US"/>
-        </w:rPr>
-      </w:pPr>
-      <w:r>
-        <w:rPr>
-          <w:rFonts w:hint="default" w:ascii="Courier New" w:hAnsi="Courier New" w:cs="Courier New"/>
-          <w:sz w:val="20"/>
-          <w:szCs w:val="20"/>
-          <w:highlight w:val="lightGray"/>
-          <w:lang w:val="en-US"/>
-        </w:rPr>
-        <w:t xml:space="preserve">        "firstname": "Batyr",</w:t>
-      </w:r>
-    </w:p>
-    <w:p>
-      <w:pPr>
-        <w:jc w:val="left"/>
-        <w:rPr>
-          <w:rFonts w:hint="default" w:ascii="Courier New" w:hAnsi="Courier New" w:cs="Courier New"/>
-          <w:sz w:val="20"/>
-          <w:szCs w:val="20"/>
-          <w:highlight w:val="lightGray"/>
-          <w:lang w:val="en-US"/>
-        </w:rPr>
-      </w:pPr>
-      <w:r>
-        <w:rPr>
-          <w:rFonts w:hint="default" w:ascii="Courier New" w:hAnsi="Courier New" w:cs="Courier New"/>
-          <w:sz w:val="20"/>
-          <w:szCs w:val="20"/>
-          <w:highlight w:val="lightGray"/>
-          <w:lang w:val="en-US"/>
-        </w:rPr>
-        <w:t xml:space="preserve">        "lastname": "Updated",</w:t>
-      </w:r>
-    </w:p>
-    <w:p>
-      <w:pPr>
-        <w:jc w:val="left"/>
-        <w:rPr>
-          <w:rFonts w:hint="default" w:ascii="Courier New" w:hAnsi="Courier New" w:cs="Courier New"/>
-          <w:sz w:val="20"/>
-          <w:szCs w:val="20"/>
-          <w:highlight w:val="lightGray"/>
-          <w:lang w:val="en-US"/>
-        </w:rPr>
-      </w:pPr>
-      <w:r>
-        <w:rPr>
-          <w:rFonts w:hint="default" w:ascii="Courier New" w:hAnsi="Courier New" w:cs="Courier New"/>
-          <w:sz w:val="20"/>
-          <w:szCs w:val="20"/>
-          <w:highlight w:val="lightGray"/>
-          <w:lang w:val="en-US"/>
-        </w:rPr>
-        <w:t xml:space="preserve">        "totalprice": 180,</w:t>
-      </w:r>
-    </w:p>
-    <w:p>
-      <w:pPr>
-        <w:jc w:val="left"/>
-        <w:rPr>
-          <w:rFonts w:hint="default" w:ascii="Courier New" w:hAnsi="Courier New" w:cs="Courier New"/>
-          <w:sz w:val="20"/>
-          <w:szCs w:val="20"/>
-          <w:highlight w:val="lightGray"/>
-          <w:lang w:val="en-US"/>
-        </w:rPr>
-      </w:pPr>
-      <w:r>
-        <w:rPr>
-          <w:rFonts w:hint="default" w:ascii="Courier New" w:hAnsi="Courier New" w:cs="Courier New"/>
-          <w:sz w:val="20"/>
-          <w:szCs w:val="20"/>
-          <w:highlight w:val="lightGray"/>
-          <w:lang w:val="en-US"/>
-        </w:rPr>
-        <w:t xml:space="preserve">        "depositpaid": True,</w:t>
-      </w:r>
-    </w:p>
-    <w:p>
-      <w:pPr>
-        <w:jc w:val="left"/>
-        <w:rPr>
-          <w:rFonts w:hint="default" w:ascii="Courier New" w:hAnsi="Courier New" w:cs="Courier New"/>
-          <w:sz w:val="20"/>
-          <w:szCs w:val="20"/>
-          <w:highlight w:val="lightGray"/>
-          <w:lang w:val="en-US"/>
-        </w:rPr>
-      </w:pPr>
-      <w:r>
-        <w:rPr>
-          <w:rFonts w:hint="default" w:ascii="Courier New" w:hAnsi="Courier New" w:cs="Courier New"/>
-          <w:sz w:val="20"/>
-          <w:szCs w:val="20"/>
-          <w:highlight w:val="lightGray"/>
-          <w:lang w:val="en-US"/>
-        </w:rPr>
-        <w:t xml:space="preserve">        "bookingdates": {</w:t>
-      </w:r>
-    </w:p>
-    <w:p>
-      <w:pPr>
-        <w:jc w:val="left"/>
-        <w:rPr>
-          <w:rFonts w:hint="default" w:ascii="Courier New" w:hAnsi="Courier New" w:cs="Courier New"/>
-          <w:sz w:val="20"/>
-          <w:szCs w:val="20"/>
-          <w:highlight w:val="lightGray"/>
-          <w:lang w:val="en-US"/>
-        </w:rPr>
-      </w:pPr>
-      <w:r>
-        <w:rPr>
-          <w:rFonts w:hint="default" w:ascii="Courier New" w:hAnsi="Courier New" w:cs="Courier New"/>
-          <w:sz w:val="20"/>
-          <w:szCs w:val="20"/>
-          <w:highlight w:val="lightGray"/>
-          <w:lang w:val="en-US"/>
-        </w:rPr>
-        <w:t xml:space="preserve">            "checkin": "2026-07-01",</w:t>
-      </w:r>
-    </w:p>
-    <w:p>
-      <w:pPr>
-        <w:jc w:val="left"/>
-        <w:rPr>
-          <w:rFonts w:hint="default" w:ascii="Courier New" w:hAnsi="Courier New" w:cs="Courier New"/>
-          <w:sz w:val="20"/>
-          <w:szCs w:val="20"/>
-          <w:highlight w:val="lightGray"/>
-          <w:lang w:val="en-US"/>
-        </w:rPr>
-      </w:pPr>
-      <w:r>
-        <w:rPr>
-          <w:rFonts w:hint="default" w:ascii="Courier New" w:hAnsi="Courier New" w:cs="Courier New"/>
-          <w:sz w:val="20"/>
-          <w:szCs w:val="20"/>
-          <w:highlight w:val="lightGray"/>
-          <w:lang w:val="en-US"/>
-        </w:rPr>
-        <w:t xml:space="preserve">            "checkout": "2026-07-10"</w:t>
-      </w:r>
-    </w:p>
-    <w:p>
-      <w:pPr>
-        <w:jc w:val="left"/>
-        <w:rPr>
-          <w:rFonts w:hint="default" w:ascii="Courier New" w:hAnsi="Courier New" w:cs="Courier New"/>
-          <w:sz w:val="20"/>
-          <w:szCs w:val="20"/>
-          <w:highlight w:val="lightGray"/>
-          <w:lang w:val="en-US"/>
-        </w:rPr>
-      </w:pPr>
-      <w:r>
-        <w:rPr>
-          <w:rFonts w:hint="default" w:ascii="Courier New" w:hAnsi="Courier New" w:cs="Courier New"/>
-          <w:sz w:val="20"/>
-          <w:szCs w:val="20"/>
-          <w:highlight w:val="lightGray"/>
-          <w:lang w:val="en-US"/>
-        </w:rPr>
-        <w:t xml:space="preserve">        },</w:t>
-      </w:r>
-    </w:p>
-    <w:p>
-      <w:pPr>
-        <w:jc w:val="left"/>
-        <w:rPr>
-          <w:rFonts w:hint="default" w:ascii="Courier New" w:hAnsi="Courier New" w:cs="Courier New"/>
-          <w:sz w:val="20"/>
-          <w:szCs w:val="20"/>
-          <w:highlight w:val="lightGray"/>
-          <w:lang w:val="en-US"/>
-        </w:rPr>
-      </w:pPr>
-      <w:r>
-        <w:rPr>
-          <w:rFonts w:hint="default" w:ascii="Courier New" w:hAnsi="Courier New" w:cs="Courier New"/>
-          <w:sz w:val="20"/>
-          <w:szCs w:val="20"/>
-          <w:highlight w:val="lightGray"/>
-          <w:lang w:val="en-US"/>
-        </w:rPr>
-        <w:t xml:space="preserve">        "additionalneeds": "None"</w:t>
-      </w:r>
-    </w:p>
-    <w:p>
-      <w:pPr>
-        <w:jc w:val="left"/>
-        <w:rPr>
-          <w:rFonts w:hint="default" w:ascii="Courier New" w:hAnsi="Courier New" w:cs="Courier New"/>
-          <w:sz w:val="20"/>
-          <w:szCs w:val="20"/>
-          <w:highlight w:val="lightGray"/>
-          <w:lang w:val="en-US"/>
-        </w:rPr>
-      </w:pPr>
-      <w:r>
-        <w:rPr>
-          <w:rFonts w:hint="default" w:ascii="Courier New" w:hAnsi="Courier New" w:cs="Courier New"/>
-          <w:sz w:val="20"/>
-          <w:szCs w:val="20"/>
-          <w:highlight w:val="lightGray"/>
-          <w:lang w:val="en-US"/>
-        </w:rPr>
-        <w:t xml:space="preserve">    }</w:t>
-      </w:r>
-    </w:p>
-    <w:p>
-      <w:pPr>
-        <w:jc w:val="left"/>
-        <w:rPr>
-          <w:rFonts w:hint="default" w:ascii="Courier New" w:hAnsi="Courier New" w:cs="Courier New"/>
-          <w:sz w:val="20"/>
-          <w:szCs w:val="20"/>
-          <w:highlight w:val="lightGray"/>
-          <w:lang w:val="en-US"/>
-        </w:rPr>
-      </w:pPr>
-      <w:r>
-        <w:rPr>
-          <w:rFonts w:hint="default" w:ascii="Courier New" w:hAnsi="Courier New" w:cs="Courier New"/>
-          <w:sz w:val="20"/>
-          <w:szCs w:val="20"/>
-          <w:highlight w:val="lightGray"/>
-          <w:lang w:val="en-US"/>
-        </w:rPr>
-        <w:t xml:space="preserve">    response = requests.put(f"{BASE_URL}/booking/1", json=payload)</w:t>
-      </w:r>
-    </w:p>
-    <w:p>
-      <w:pPr>
-        <w:jc w:val="left"/>
-        <w:rPr>
-          <w:rFonts w:hint="default" w:ascii="Courier New" w:hAnsi="Courier New" w:cs="Courier New"/>
-          <w:sz w:val="20"/>
-          <w:szCs w:val="20"/>
-          <w:highlight w:val="lightGray"/>
-          <w:lang w:val="en-US"/>
-        </w:rPr>
-      </w:pPr>
-      <w:r>
-        <w:rPr>
-          <w:rFonts w:hint="default" w:ascii="Courier New" w:hAnsi="Courier New" w:cs="Courier New"/>
-          <w:sz w:val="20"/>
-          <w:szCs w:val="20"/>
-          <w:highlight w:val="lightGray"/>
-          <w:lang w:val="en-US"/>
-        </w:rPr>
-        <w:t xml:space="preserve">    assert response.status_code == 403</w:t>
-      </w:r>
-    </w:p>
-    <w:p>
-      <w:pPr>
-        <w:jc w:val="left"/>
-        <w:rPr>
-          <w:rFonts w:hint="default" w:ascii="Courier New" w:hAnsi="Courier New" w:cs="Courier New"/>
-          <w:sz w:val="20"/>
-          <w:szCs w:val="20"/>
-          <w:highlight w:val="lightGray"/>
-          <w:lang w:val="en-US"/>
-        </w:rPr>
-      </w:pPr>
-    </w:p>
-    <w:p>
-      <w:pPr>
-        <w:jc w:val="left"/>
-        <w:rPr>
-          <w:rFonts w:hint="default" w:ascii="Courier New" w:hAnsi="Courier New" w:cs="Courier New"/>
-          <w:sz w:val="20"/>
-          <w:szCs w:val="20"/>
-          <w:highlight w:val="lightGray"/>
-          <w:lang w:val="en-US"/>
-        </w:rPr>
-      </w:pPr>
-      <w:r>
-        <w:rPr>
-          <w:rFonts w:hint="default" w:ascii="Courier New" w:hAnsi="Courier New" w:cs="Courier New"/>
-          <w:sz w:val="20"/>
-          <w:szCs w:val="20"/>
-          <w:highlight w:val="lightGray"/>
-          <w:lang w:val="en-US"/>
-        </w:rPr>
-        <w:t>def test_bug_date_inversion_validation():</w:t>
-      </w:r>
-    </w:p>
-    <w:p>
-      <w:pPr>
-        <w:jc w:val="left"/>
-        <w:rPr>
-          <w:rFonts w:hint="default" w:ascii="Courier New" w:hAnsi="Courier New" w:cs="Courier New"/>
-          <w:sz w:val="20"/>
-          <w:szCs w:val="20"/>
-          <w:highlight w:val="lightGray"/>
-          <w:lang w:val="en-US"/>
-        </w:rPr>
-      </w:pPr>
-      <w:r>
-        <w:rPr>
-          <w:rFonts w:hint="default" w:ascii="Courier New" w:hAnsi="Courier New" w:cs="Courier New"/>
-          <w:sz w:val="20"/>
-          <w:szCs w:val="20"/>
-          <w:highlight w:val="lightGray"/>
-          <w:lang w:val="en-US"/>
-        </w:rPr>
-        <w:t xml:space="preserve">    payload = {</w:t>
-      </w:r>
-    </w:p>
-    <w:p>
-      <w:pPr>
-        <w:jc w:val="left"/>
-        <w:rPr>
-          <w:rFonts w:hint="default" w:ascii="Courier New" w:hAnsi="Courier New" w:cs="Courier New"/>
-          <w:sz w:val="20"/>
-          <w:szCs w:val="20"/>
-          <w:highlight w:val="lightGray"/>
-          <w:lang w:val="en-US"/>
-        </w:rPr>
-      </w:pPr>
-      <w:r>
-        <w:rPr>
-          <w:rFonts w:hint="default" w:ascii="Courier New" w:hAnsi="Courier New" w:cs="Courier New"/>
-          <w:sz w:val="20"/>
-          <w:szCs w:val="20"/>
-          <w:highlight w:val="lightGray"/>
-          <w:lang w:val="en-US"/>
-        </w:rPr>
-        <w:t xml:space="preserve">        "firstname": "Batyr",</w:t>
-      </w:r>
-    </w:p>
-    <w:p>
-      <w:pPr>
-        <w:jc w:val="left"/>
-        <w:rPr>
-          <w:rFonts w:hint="default" w:ascii="Courier New" w:hAnsi="Courier New" w:cs="Courier New"/>
-          <w:sz w:val="20"/>
-          <w:szCs w:val="20"/>
-          <w:highlight w:val="lightGray"/>
-          <w:lang w:val="en-US"/>
-        </w:rPr>
-      </w:pPr>
-      <w:r>
-        <w:rPr>
-          <w:rFonts w:hint="default" w:ascii="Courier New" w:hAnsi="Courier New" w:cs="Courier New"/>
-          <w:sz w:val="20"/>
-          <w:szCs w:val="20"/>
-          <w:highlight w:val="lightGray"/>
-          <w:lang w:val="en-US"/>
-        </w:rPr>
-        <w:t xml:space="preserve">        "lastname": "Test",</w:t>
-      </w:r>
-    </w:p>
-    <w:p>
-      <w:pPr>
-        <w:jc w:val="left"/>
-        <w:rPr>
-          <w:rFonts w:hint="default" w:ascii="Courier New" w:hAnsi="Courier New" w:cs="Courier New"/>
-          <w:sz w:val="20"/>
-          <w:szCs w:val="20"/>
-          <w:highlight w:val="lightGray"/>
-          <w:lang w:val="en-US"/>
-        </w:rPr>
-      </w:pPr>
-      <w:r>
-        <w:rPr>
-          <w:rFonts w:hint="default" w:ascii="Courier New" w:hAnsi="Courier New" w:cs="Courier New"/>
-          <w:sz w:val="20"/>
-          <w:szCs w:val="20"/>
-          <w:highlight w:val="lightGray"/>
-          <w:lang w:val="en-US"/>
-        </w:rPr>
-        <w:t xml:space="preserve">        "totalprice": 100,</w:t>
-      </w:r>
-    </w:p>
-    <w:p>
-      <w:pPr>
-        <w:jc w:val="left"/>
-        <w:rPr>
-          <w:rFonts w:hint="default" w:ascii="Courier New" w:hAnsi="Courier New" w:cs="Courier New"/>
-          <w:sz w:val="20"/>
-          <w:szCs w:val="20"/>
-          <w:highlight w:val="lightGray"/>
-          <w:lang w:val="en-US"/>
-        </w:rPr>
-      </w:pPr>
-      <w:r>
-        <w:rPr>
-          <w:rFonts w:hint="default" w:ascii="Courier New" w:hAnsi="Courier New" w:cs="Courier New"/>
-          <w:sz w:val="20"/>
-          <w:szCs w:val="20"/>
-          <w:highlight w:val="lightGray"/>
-          <w:lang w:val="en-US"/>
-        </w:rPr>
-        <w:t xml:space="preserve">        "depositpaid": True,</w:t>
-      </w:r>
-    </w:p>
-    <w:p>
-      <w:pPr>
-        <w:jc w:val="left"/>
-        <w:rPr>
-          <w:rFonts w:hint="default" w:ascii="Courier New" w:hAnsi="Courier New" w:cs="Courier New"/>
-          <w:sz w:val="20"/>
-          <w:szCs w:val="20"/>
-          <w:highlight w:val="lightGray"/>
-          <w:lang w:val="en-US"/>
-        </w:rPr>
-      </w:pPr>
-      <w:r>
-        <w:rPr>
-          <w:rFonts w:hint="default" w:ascii="Courier New" w:hAnsi="Courier New" w:cs="Courier New"/>
-          <w:sz w:val="20"/>
-          <w:szCs w:val="20"/>
-          <w:highlight w:val="lightGray"/>
-          <w:lang w:val="en-US"/>
-        </w:rPr>
-        <w:t xml:space="preserve">        "bookingdates": {</w:t>
-      </w:r>
-    </w:p>
-    <w:p>
-      <w:pPr>
-        <w:jc w:val="left"/>
-        <w:rPr>
-          <w:rFonts w:hint="default" w:ascii="Courier New" w:hAnsi="Courier New" w:cs="Courier New"/>
-          <w:sz w:val="20"/>
-          <w:szCs w:val="20"/>
-          <w:highlight w:val="lightGray"/>
-          <w:lang w:val="en-US"/>
-        </w:rPr>
-      </w:pPr>
-      <w:r>
-        <w:rPr>
-          <w:rFonts w:hint="default" w:ascii="Courier New" w:hAnsi="Courier New" w:cs="Courier New"/>
-          <w:sz w:val="20"/>
-          <w:szCs w:val="20"/>
-          <w:highlight w:val="lightGray"/>
-          <w:lang w:val="en-US"/>
-        </w:rPr>
-        <w:t xml:space="preserve">            "checkin": "2026-12-01",</w:t>
-      </w:r>
-    </w:p>
-    <w:p>
-      <w:pPr>
-        <w:jc w:val="left"/>
-        <w:rPr>
-          <w:rFonts w:hint="default" w:ascii="Courier New" w:hAnsi="Courier New" w:cs="Courier New"/>
-          <w:sz w:val="20"/>
-          <w:szCs w:val="20"/>
-          <w:highlight w:val="lightGray"/>
-          <w:lang w:val="en-US"/>
-        </w:rPr>
-      </w:pPr>
-      <w:r>
-        <w:rPr>
-          <w:rFonts w:hint="default" w:ascii="Courier New" w:hAnsi="Courier New" w:cs="Courier New"/>
-          <w:sz w:val="20"/>
-          <w:szCs w:val="20"/>
-          <w:highlight w:val="lightGray"/>
-          <w:lang w:val="en-US"/>
-        </w:rPr>
-        <w:t xml:space="preserve">            "checkout": "2026-01-01"</w:t>
-      </w:r>
-    </w:p>
-    <w:p>
-      <w:pPr>
-        <w:jc w:val="left"/>
-        <w:rPr>
-          <w:rFonts w:hint="default" w:ascii="Courier New" w:hAnsi="Courier New" w:cs="Courier New"/>
-          <w:sz w:val="20"/>
-          <w:szCs w:val="20"/>
-          <w:highlight w:val="lightGray"/>
-          <w:lang w:val="en-US"/>
-        </w:rPr>
-      </w:pPr>
-      <w:r>
-        <w:rPr>
-          <w:rFonts w:hint="default" w:ascii="Courier New" w:hAnsi="Courier New" w:cs="Courier New"/>
-          <w:sz w:val="20"/>
-          <w:szCs w:val="20"/>
-          <w:highlight w:val="lightGray"/>
-          <w:lang w:val="en-US"/>
-        </w:rPr>
-        <w:t xml:space="preserve">        },</w:t>
-      </w:r>
-    </w:p>
-    <w:p>
-      <w:pPr>
-        <w:jc w:val="left"/>
-        <w:rPr>
-          <w:rFonts w:hint="default" w:ascii="Courier New" w:hAnsi="Courier New" w:cs="Courier New"/>
-          <w:sz w:val="20"/>
-          <w:szCs w:val="20"/>
-          <w:highlight w:val="lightGray"/>
-          <w:lang w:val="en-US"/>
-        </w:rPr>
-      </w:pPr>
-      <w:r>
-        <w:rPr>
-          <w:rFonts w:hint="default" w:ascii="Courier New" w:hAnsi="Courier New" w:cs="Courier New"/>
-          <w:sz w:val="20"/>
-          <w:szCs w:val="20"/>
-          <w:highlight w:val="lightGray"/>
-          <w:lang w:val="en-US"/>
-        </w:rPr>
-        <w:t xml:space="preserve">        "additionalneeds": "Breakfast"</w:t>
-      </w:r>
-    </w:p>
-    <w:p>
-      <w:pPr>
-        <w:jc w:val="left"/>
-        <w:rPr>
-          <w:rFonts w:hint="default" w:ascii="Courier New" w:hAnsi="Courier New" w:cs="Courier New"/>
-          <w:sz w:val="20"/>
-          <w:szCs w:val="20"/>
-          <w:highlight w:val="lightGray"/>
-          <w:lang w:val="en-US"/>
-        </w:rPr>
-      </w:pPr>
-      <w:r>
-        <w:rPr>
-          <w:rFonts w:hint="default" w:ascii="Courier New" w:hAnsi="Courier New" w:cs="Courier New"/>
-          <w:sz w:val="20"/>
-          <w:szCs w:val="20"/>
-          <w:highlight w:val="lightGray"/>
-          <w:lang w:val="en-US"/>
-        </w:rPr>
-        <w:t xml:space="preserve">    }</w:t>
-      </w:r>
-    </w:p>
-    <w:p>
-      <w:pPr>
-        <w:jc w:val="left"/>
-        <w:rPr>
-          <w:rFonts w:hint="default" w:ascii="Courier New" w:hAnsi="Courier New" w:cs="Courier New"/>
-          <w:sz w:val="20"/>
-          <w:szCs w:val="20"/>
-          <w:highlight w:val="lightGray"/>
-          <w:lang w:val="en-US"/>
-        </w:rPr>
-      </w:pPr>
-      <w:r>
-        <w:rPr>
-          <w:rFonts w:hint="default" w:ascii="Courier New" w:hAnsi="Courier New" w:cs="Courier New"/>
-          <w:sz w:val="20"/>
-          <w:szCs w:val="20"/>
-          <w:highlight w:val="lightGray"/>
-          <w:lang w:val="en-US"/>
-        </w:rPr>
-        <w:t xml:space="preserve">    response = requests.post(f"{BASE_URL}/booking", json=payload)</w:t>
-      </w:r>
-    </w:p>
-    <w:p>
-      <w:pPr>
-        <w:ind w:left="480" w:leftChars="200" w:firstLine="0" w:firstLineChars="0"/>
-        <w:jc w:val="left"/>
-        <w:rPr>
-          <w:rFonts w:hint="default" w:ascii="Courier New" w:hAnsi="Courier New" w:cs="Courier New"/>
-          <w:sz w:val="20"/>
-          <w:szCs w:val="20"/>
-          <w:highlight w:val="lightGray"/>
-          <w:lang w:val="en-US"/>
-        </w:rPr>
-      </w:pPr>
-      <w:r>
-        <w:rPr>
-          <w:rFonts w:hint="default" w:ascii="Courier New" w:hAnsi="Courier New" w:cs="Courier New"/>
-          <w:sz w:val="20"/>
-          <w:szCs w:val="20"/>
-          <w:highlight w:val="lightGray"/>
-          <w:lang w:val="en-US"/>
-        </w:rPr>
-        <w:t>assert response.status_code == 400</w:t>
+    </w:p>
+    <w:p>
+      <w:pPr>
+        <w:bidi w:val="0"/>
+        <w:rPr>
+          <w:rFonts w:hint="default"/>
+          <w:lang w:val="ru-RU"/>
+        </w:rPr>
+      </w:pPr>
+      <w:r>
+        <w:t>Тест test_bug_date_inversion_validation намеренно завершается с ошибкой (FAILED), фиксируя отказ сервера возвращать статус-код 400 при инверсии дат</w:t>
+      </w:r>
+      <w:r>
+        <w:rPr>
+          <w:rFonts w:hint="default"/>
+          <w:lang w:val="ru-RU"/>
+        </w:rPr>
+        <w:t>.</w:t>
       </w:r>
     </w:p>
     <w:p>
@@ -10104,62 +10056,147 @@
         <w:jc w:val="center"/>
         <w:rPr>
           <w:rFonts w:hint="default"/>
+          <w:sz w:val="24"/>
+          <w:szCs w:val="24"/>
+          <w:lang w:val="en-US"/>
+        </w:rPr>
+      </w:pPr>
+      <w:r>
+        <w:rPr>
+          <w:rFonts w:hint="default" w:ascii="Times New Roman" w:hAnsi="Times New Roman" w:cs="Times New Roman"/>
+          <w:i/>
+          <w:iCs/>
+          <w:sz w:val="24"/>
+          <w:szCs w:val="24"/>
+        </w:rPr>
+        <w:t xml:space="preserve">Рисунок </w:t>
+      </w:r>
+      <w:r>
+        <w:rPr>
+          <w:rFonts w:hint="default" w:ascii="Times New Roman" w:hAnsi="Times New Roman" w:cs="Times New Roman"/>
+          <w:i/>
+          <w:iCs/>
+          <w:sz w:val="24"/>
+          <w:szCs w:val="24"/>
+        </w:rPr>
+        <w:fldChar w:fldCharType="begin"/>
+      </w:r>
+      <w:r>
+        <w:rPr>
+          <w:rFonts w:hint="default" w:ascii="Times New Roman" w:hAnsi="Times New Roman" w:cs="Times New Roman"/>
+          <w:i/>
+          <w:iCs/>
+          <w:sz w:val="24"/>
+          <w:szCs w:val="24"/>
+        </w:rPr>
+        <w:instrText xml:space="preserve"> SEQ Рисунок \* ARABIC </w:instrText>
+      </w:r>
+      <w:r>
+        <w:rPr>
+          <w:rFonts w:hint="default" w:ascii="Times New Roman" w:hAnsi="Times New Roman" w:cs="Times New Roman"/>
+          <w:i/>
+          <w:iCs/>
+          <w:sz w:val="24"/>
+          <w:szCs w:val="24"/>
+        </w:rPr>
+        <w:fldChar w:fldCharType="separate"/>
+      </w:r>
+      <w:r>
+        <w:rPr>
+          <w:rFonts w:hint="default" w:ascii="Times New Roman" w:hAnsi="Times New Roman" w:cs="Times New Roman"/>
+          <w:i/>
+          <w:iCs/>
+          <w:sz w:val="24"/>
+          <w:szCs w:val="24"/>
+        </w:rPr>
+        <w:t>8</w:t>
+      </w:r>
+      <w:r>
+        <w:rPr>
+          <w:rFonts w:hint="default" w:ascii="Times New Roman" w:hAnsi="Times New Roman" w:cs="Times New Roman"/>
+          <w:i/>
+          <w:iCs/>
+          <w:sz w:val="24"/>
+          <w:szCs w:val="24"/>
+        </w:rPr>
+        <w:fldChar w:fldCharType="end"/>
+      </w:r>
+      <w:r>
+        <w:rPr>
+          <w:rFonts w:hint="default" w:ascii="Times New Roman" w:hAnsi="Times New Roman" w:cs="Times New Roman"/>
+          <w:i/>
+          <w:iCs/>
+          <w:sz w:val="24"/>
+          <w:szCs w:val="24"/>
           <w:lang w:val="ru-RU"/>
         </w:rPr>
-      </w:pPr>
-      <w:r>
-        <w:t xml:space="preserve">Рисунок </w:t>
-      </w:r>
-      <w:r>
-        <w:fldChar w:fldCharType="begin"/>
-      </w:r>
-      <w:r>
-        <w:instrText xml:space="preserve"> SEQ Рисунок \* ARABIC </w:instrText>
-      </w:r>
-      <w:r>
-        <w:fldChar w:fldCharType="separate"/>
-      </w:r>
-      <w:r>
-        <w:t>8</w:t>
-      </w:r>
-      <w:r>
-        <w:fldChar w:fldCharType="end"/>
-      </w:r>
-      <w:r>
-        <w:rPr>
+        <w:t xml:space="preserve"> </w:t>
+      </w:r>
+      <w:r>
+        <w:rPr>
+          <w:rFonts w:hint="default" w:ascii="Times New Roman" w:hAnsi="Times New Roman" w:eastAsia="SimSun" w:cs="Times New Roman"/>
+          <w:i/>
+          <w:iCs/>
+          <w:sz w:val="24"/>
+          <w:szCs w:val="24"/>
+        </w:rPr>
+        <w:t>—</w:t>
+      </w:r>
+      <w:r>
+        <w:rPr>
+          <w:rFonts w:hint="default" w:ascii="Times New Roman" w:hAnsi="Times New Roman" w:cs="Times New Roman"/>
+          <w:i/>
+          <w:iCs/>
+          <w:sz w:val="24"/>
+          <w:szCs w:val="24"/>
           <w:lang w:val="ru-RU"/>
         </w:rPr>
-        <w:t xml:space="preserve"> - Результаты автоматического прогона тест-кейсов в терминале с использованием pytest</w:t>
-      </w:r>
-    </w:p>
-    <w:p>
-      <w:pPr>
-        <w:jc w:val="center"/>
-      </w:pPr>
-      <w:r>
-        <w:br w:type="page"/>
+        <w:t xml:space="preserve"> Результаты автоматического прогона тест-кейсов в терминале с </w:t>
+      </w:r>
+      <w:bookmarkStart w:id="6" w:name="_GoBack"/>
+      <w:bookmarkEnd w:id="6"/>
+      <w:r>
+        <w:rPr>
+          <w:rFonts w:hint="default" w:ascii="Times New Roman" w:hAnsi="Times New Roman" w:cs="Times New Roman"/>
+          <w:i/>
+          <w:iCs/>
+          <w:sz w:val="24"/>
+          <w:szCs w:val="24"/>
+          <w:lang w:val="ru-RU"/>
+        </w:rPr>
+        <w:t>использованием pytest</w:t>
       </w:r>
     </w:p>
     <w:p>
       <w:pPr>
         <w:pStyle w:val="2"/>
+        <w:numPr>
+          <w:ilvl w:val="0"/>
+          <w:numId w:val="1"/>
+        </w:numPr>
         <w:bidi w:val="0"/>
+        <w:ind w:left="0" w:leftChars="0" w:firstLine="0" w:firstLineChars="0"/>
         <w:jc w:val="both"/>
       </w:pPr>
       <w:bookmarkStart w:id="5" w:name="_Toc4136"/>
       <w:r>
-        <w:t>5. Результат и вывод</w:t>
+        <w:t>Результат и вывод</w:t>
       </w:r>
       <w:bookmarkEnd w:id="5"/>
     </w:p>
     <w:p>
       <w:pPr>
         <w:pStyle w:val="3"/>
+        <w:numPr>
+          <w:ilvl w:val="1"/>
+          <w:numId w:val="1"/>
+        </w:numPr>
         <w:bidi w:val="0"/>
+        <w:ind w:left="0" w:leftChars="0" w:firstLine="0" w:firstLineChars="0"/>
         <w:jc w:val="both"/>
       </w:pPr>
       <w:r>
-        <w:t>5.1. Анализ качества продукта</w:t>
+        <w:t>Анализ качества продукта</w:t>
       </w:r>
     </w:p>
     <w:p>
@@ -10187,42 +10224,106 @@
     </w:p>
     <w:p>
       <w:pPr>
+        <w:bidi w:val="0"/>
+        <w:rPr>
+          <w:b/>
+          <w:bCs/>
+        </w:rPr>
+      </w:pPr>
+      <w:r>
+        <w:rPr>
+          <w:b/>
+          <w:bCs/>
+        </w:rPr>
+        <w:t>Анализ покрытия и тест-кейсов:</w:t>
+      </w:r>
+    </w:p>
+    <w:p>
+      <w:pPr>
+        <w:bidi w:val="0"/>
+        <w:ind w:left="480" w:leftChars="200" w:firstLine="0" w:firstLineChars="0"/>
+      </w:pPr>
+      <w:r>
+        <w:rPr>
+          <w:b/>
+          <w:bCs/>
+        </w:rPr>
+        <w:t>Насколько хорошо покрыты тестами функции</w:t>
+      </w:r>
+      <w:r>
+        <w:rPr>
+          <w:rFonts w:hint="default"/>
+          <w:b/>
+          <w:bCs/>
+          <w:lang w:val="ru-RU"/>
+        </w:rPr>
+        <w:t>?</w:t>
+      </w:r>
+      <w:r>
+        <w:t xml:space="preserve"> Разработанная тестовая матрица и автоматизированные скрипты покрывают базовый жизненный цикл сущности бронирования (создание, чтение, обновление). Однако текущее покрытие нельзя назвать исчерпывающим. Полностью отсутствуют проверки деструктивных методов и сквозные интеграционные сценарии (например, попытка изменения несуществующей или уже удаленной записи). Тестами покрыты преимущественно критические пути, в то время как глубокая проверка заголовков авторизации и типов содержимого требует расширения.</w:t>
+      </w:r>
+    </w:p>
+    <w:p>
+      <w:pPr>
+        <w:bidi w:val="0"/>
+        <w:ind w:left="480" w:leftChars="200" w:firstLine="0" w:firstLineChars="0"/>
+      </w:pPr>
+      <w:r>
+        <w:rPr>
+          <w:b/>
+          <w:bCs/>
+        </w:rPr>
+        <w:t>Что стоит улучшить в тест-кейсах</w:t>
+      </w:r>
+      <w:r>
+        <w:rPr>
+          <w:rFonts w:hint="default"/>
+          <w:b/>
+          <w:bCs/>
+          <w:lang w:val="ru-RU"/>
+        </w:rPr>
+        <w:t>?</w:t>
+      </w:r>
+      <w:r>
+        <w:t xml:space="preserve"> В существующей тестовой базе рекомендуется детализировать предусловия для каждого шага, чтобы снизить зависимость тестов от текущего состояния удаленной демонстрационной базы данных. Также необходимо внедрить технику попарного тестирования для комбинаций полей фильтрации бронирований и расширить негативные сценарии в области передачи некорректных типов данных (инъекции строк в числовые поля цен) для более жесткой проверки отказоустойчивости API.</w:t>
+      </w:r>
+    </w:p>
+    <w:p>
+      <w:pPr>
         <w:pStyle w:val="3"/>
+        <w:numPr>
+          <w:ilvl w:val="1"/>
+          <w:numId w:val="1"/>
+        </w:numPr>
         <w:bidi w:val="0"/>
+        <w:ind w:left="0" w:leftChars="0" w:firstLine="0" w:firstLineChars="0"/>
         <w:jc w:val="both"/>
       </w:pPr>
       <w:r>
-        <w:t>5.2. Вывод</w:t>
-      </w:r>
-    </w:p>
-    <w:p>
-      <w:pPr>
-        <w:pStyle w:val="20"/>
-        <w:keepNext w:val="0"/>
-        <w:keepLines w:val="0"/>
-        <w:widowControl/>
-        <w:suppressLineNumbers w:val="0"/>
-        <w:jc w:val="both"/>
-      </w:pPr>
-      <w:r>
-        <w:t>В ходе выполнения практической работы все поставленные цели были успешно достигнуты. Были практически освоены современные методологии проектирования тест-кейсов, составлена комплексная тестовая матрица и проведен ручной прогон сценариев с детальным документированием обнаруженных багов. Также были закреплены навыки автоматизации тестирования на Python с помощью pytest, что позволило программно изолировать и зафиксировать ошибки бизнес-логики. Данную версию программного продукта выпускать в релиз категорически запрещается. Веб-приложение рекомендуется отправить на доработку слоя серверных контроллеров для внедрения строгой валидации DTO.</w:t>
-      </w:r>
-    </w:p>
-    <w:p>
-      <w:pPr>
-        <w:jc w:val="both"/>
-        <w:rPr>
-          <w:rFonts w:hint="default" w:ascii="Courier New" w:hAnsi="Courier New" w:cs="Courier New"/>
-          <w:sz w:val="20"/>
-          <w:szCs w:val="20"/>
-          <w:highlight w:val="lightGray"/>
+        <w:t>Вывод</w:t>
+      </w:r>
+    </w:p>
+    <w:p>
+      <w:pPr>
+        <w:bidi w:val="0"/>
+        <w:rPr>
+          <w:rFonts w:hint="default"/>
           <w:lang w:val="en-US"/>
         </w:rPr>
       </w:pPr>
+      <w:r>
+        <w:t>В ходе выполнения практической работы все поставленные цели были успешно достигнуты. Были практически освоены современные методологии проектирования тест-кейсов, составлена комплексная тестовая матрица и проведен ручной прогон сценариев с детальным документированием обнаруженных дефектов. Также были закреплены навыки автоматизации тестирования на Python с помощью фреймворка pytest, что позволило программно изолировать ошибки бизнес-логики. В процессе выполнения возникли трудности с обработкой неожиданных ответов сервера класса Internal Server Error (500), которые были решены путем внедрения дополнительных проверок (assert) и логирования структуры JSON-ответов. Разработанный комплекс тестов наглядно доказал необходимость отправки исследуемого API на доработку слоя серверных контроллеров.</w:t>
+      </w:r>
     </w:p>
     <w:sectPr>
       <w:pgSz w:w="11906" w:h="16838"/>
       <w:pgMar w:top="1134" w:right="850" w:bottom="1134" w:left="1701" w:header="708" w:footer="708" w:gutter="0"/>
+      <w:pgBorders>
+        <w:top w:val="none" w:sz="0" w:space="0"/>
+        <w:left w:val="none" w:sz="0" w:space="0"/>
+        <w:bottom w:val="none" w:sz="0" w:space="0"/>
+        <w:right w:val="none" w:sz="0" w:space="0"/>
+      </w:pgBorders>
       <w:pgNumType w:fmt="decimal"/>
       <w:cols w:space="720" w:num="1"/>
       <w:docGrid w:linePitch="360" w:charSpace="0"/>
@@ -10391,7 +10492,7 @@
   <w:footnote w:type="separator" w:id="0">
     <w:p>
       <w:pPr>
-        <w:spacing w:line="360" w:lineRule="auto"/>
+        <w:spacing w:before="0" w:after="0" w:line="360" w:lineRule="auto"/>
       </w:pPr>
       <w:r>
         <w:separator/>
@@ -10401,7 +10502,7 @@
   <w:footnote w:type="continuationSeparator" w:id="1">
     <w:p>
       <w:pPr>
-        <w:spacing w:line="360" w:lineRule="auto"/>
+        <w:spacing w:before="0" w:after="0" w:line="360" w:lineRule="auto"/>
       </w:pPr>
       <w:r>
         <w:continuationSeparator/>
@@ -10554,25 +10655,6 @@
     </w:lvl>
   </w:abstractNum>
   <w:abstractNum w:abstractNumId="7">
-    <w:nsid w:val="2CD698C2"/>
-    <w:multiLevelType w:val="singleLevel"/>
-    <w:tmpl w:val="2CD698C2"/>
-    <w:lvl w:ilvl="0" w:tentative="0">
-      <w:start w:val="1"/>
-      <w:numFmt w:val="decimal"/>
-      <w:suff w:val="space"/>
-      <w:lvlText w:val="%1."/>
-      <w:lvlJc w:val="left"/>
-      <w:rPr>
-        <w:rFonts w:hint="default"/>
-        <w:b/>
-        <w:bCs/>
-        <w:sz w:val="24"/>
-        <w:szCs w:val="24"/>
-      </w:rPr>
-    </w:lvl>
-  </w:abstractNum>
-  <w:abstractNum w:abstractNumId="8">
     <w:nsid w:val="342B22DD"/>
     <w:multiLevelType w:val="singleLevel"/>
     <w:tmpl w:val="342B22DD"/>
@@ -10592,7 +10674,7 @@
       </w:rPr>
     </w:lvl>
   </w:abstractNum>
-  <w:abstractNum w:abstractNumId="9">
+  <w:abstractNum w:abstractNumId="8">
     <w:nsid w:val="4857F064"/>
     <w:multiLevelType w:val="singleLevel"/>
     <w:tmpl w:val="4857F064"/>
@@ -10612,7 +10694,7 @@
       </w:rPr>
     </w:lvl>
   </w:abstractNum>
-  <w:abstractNum w:abstractNumId="10">
+  <w:abstractNum w:abstractNumId="9">
     <w:nsid w:val="7B3C716F"/>
     <w:multiLevelType w:val="multilevel"/>
     <w:tmpl w:val="7B3C716F"/>
@@ -10729,36 +10811,33 @@
     </w:lvl>
   </w:abstractNum>
   <w:num w:numId="1">
-    <w:abstractNumId w:val="10"/>
+    <w:abstractNumId w:val="9"/>
   </w:num>
   <w:num w:numId="2">
+    <w:abstractNumId w:val="0"/>
+  </w:num>
+  <w:num w:numId="3">
+    <w:abstractNumId w:val="6"/>
+  </w:num>
+  <w:num w:numId="4">
+    <w:abstractNumId w:val="3"/>
+  </w:num>
+  <w:num w:numId="5">
+    <w:abstractNumId w:val="4"/>
+  </w:num>
+  <w:num w:numId="6">
+    <w:abstractNumId w:val="1"/>
+  </w:num>
+  <w:num w:numId="7">
+    <w:abstractNumId w:val="5"/>
+  </w:num>
+  <w:num w:numId="8">
+    <w:abstractNumId w:val="8"/>
+  </w:num>
+  <w:num w:numId="9">
     <w:abstractNumId w:val="7"/>
   </w:num>
-  <w:num w:numId="3">
-    <w:abstractNumId w:val="0"/>
-  </w:num>
-  <w:num w:numId="4">
-    <w:abstractNumId w:val="6"/>
-  </w:num>
-  <w:num w:numId="5">
-    <w:abstractNumId w:val="3"/>
-  </w:num>
-  <w:num w:numId="6">
-    <w:abstractNumId w:val="4"/>
-  </w:num>
-  <w:num w:numId="7">
-    <w:abstractNumId w:val="1"/>
-  </w:num>
-  <w:num w:numId="8">
-    <w:abstractNumId w:val="5"/>
-  </w:num>
-  <w:num w:numId="9">
-    <w:abstractNumId w:val="9"/>
-  </w:num>
   <w:num w:numId="10">
-    <w:abstractNumId w:val="8"/>
-  </w:num>
-  <w:num w:numId="11">
     <w:abstractNumId w:val="2"/>
   </w:num>
 </w:numbering>
@@ -10778,7 +10857,7 @@
     <w:lsdException w:qFormat="1" w:unhideWhenUsed="0" w:uiPriority="0" w:semiHidden="0" w:name="Normal"/>
     <w:lsdException w:qFormat="1" w:unhideWhenUsed="0" w:uiPriority="9" w:semiHidden="0" w:name="heading 1"/>
     <w:lsdException w:qFormat="1" w:uiPriority="9" w:semiHidden="0" w:name="heading 2"/>
-    <w:lsdException w:qFormat="1" w:uiPriority="9" w:name="heading 3"/>
+    <w:lsdException w:qFormat="1" w:uiPriority="9" w:semiHidden="0" w:name="heading 3"/>
     <w:lsdException w:qFormat="1" w:uiPriority="9" w:name="heading 4"/>
     <w:lsdException w:qFormat="1" w:uiPriority="9" w:name="heading 5"/>
     <w:lsdException w:qFormat="1" w:uiPriority="9" w:name="heading 6"/>
@@ -10932,7 +11011,8 @@
     <w:qFormat/>
     <w:uiPriority w:val="0"/>
     <w:pPr>
-      <w:spacing w:line="360" w:lineRule="auto"/>
+      <w:spacing w:after="240" w:line="360" w:lineRule="auto"/>
+      <w:jc w:val="both"/>
     </w:pPr>
     <w:rPr>
       <w:rFonts w:ascii="Times New Roman" w:hAnsi="Times New Roman" w:eastAsia="Times New Roman" w:cs="Times New Roman"/>
@@ -10946,7 +11026,8 @@
     <w:qFormat/>
     <w:uiPriority w:val="9"/>
     <w:pPr>
-      <w:spacing w:line="360" w:lineRule="auto"/>
+      <w:spacing w:after="240" w:line="360" w:lineRule="auto"/>
+      <w:jc w:val="both"/>
       <w:outlineLvl w:val="0"/>
     </w:pPr>
     <w:rPr>
@@ -10965,7 +11046,8 @@
     <w:qFormat/>
     <w:uiPriority w:val="9"/>
     <w:pPr>
-      <w:spacing w:line="360" w:lineRule="auto"/>
+      <w:spacing w:after="240" w:line="360" w:lineRule="auto"/>
+      <w:jc w:val="both"/>
       <w:outlineLvl w:val="1"/>
     </w:pPr>
     <w:rPr>
@@ -10980,12 +11062,12 @@
   </w:style>
   <w:style w:type="paragraph" w:styleId="4">
     <w:name w:val="heading 3"/>
-    <w:semiHidden/>
     <w:unhideWhenUsed/>
     <w:qFormat/>
     <w:uiPriority w:val="9"/>
     <w:pPr>
-      <w:spacing w:line="360" w:lineRule="auto"/>
+      <w:spacing w:after="240" w:line="360" w:lineRule="auto"/>
+      <w:jc w:val="both"/>
       <w:outlineLvl w:val="2"/>
     </w:pPr>
     <w:rPr>
@@ -11003,7 +11085,8 @@
     <w:qFormat/>
     <w:uiPriority w:val="9"/>
     <w:pPr>
-      <w:spacing w:line="360" w:lineRule="auto"/>
+      <w:spacing w:after="240" w:line="360" w:lineRule="auto"/>
+      <w:jc w:val="both"/>
       <w:outlineLvl w:val="3"/>
     </w:pPr>
     <w:rPr>
@@ -11023,7 +11106,8 @@
     <w:qFormat/>
     <w:uiPriority w:val="9"/>
     <w:pPr>
-      <w:spacing w:line="360" w:lineRule="auto"/>
+      <w:spacing w:after="240" w:line="360" w:lineRule="auto"/>
+      <w:jc w:val="both"/>
       <w:outlineLvl w:val="4"/>
     </w:pPr>
     <w:rPr>
@@ -11041,7 +11125,8 @@
     <w:qFormat/>
     <w:uiPriority w:val="9"/>
     <w:pPr>
-      <w:spacing w:line="360" w:lineRule="auto"/>
+      <w:spacing w:after="240" w:line="360" w:lineRule="auto"/>
+      <w:jc w:val="both"/>
       <w:outlineLvl w:val="5"/>
     </w:pPr>
     <w:rPr>
@@ -11118,13 +11203,14 @@
   </w:style>
   <w:style w:type="paragraph" w:styleId="14">
     <w:name w:val="endnote text"/>
-    <w:link w:val="25"/>
+    <w:link w:val="26"/>
     <w:semiHidden/>
     <w:unhideWhenUsed/>
     <w:qFormat/>
     <w:uiPriority w:val="99"/>
     <w:pPr>
-      <w:spacing w:line="360" w:lineRule="auto"/>
+      <w:spacing w:after="240" w:line="360" w:lineRule="auto"/>
+      <w:jc w:val="both"/>
     </w:pPr>
     <w:rPr>
       <w:rFonts w:ascii="Times New Roman" w:hAnsi="Times New Roman" w:eastAsia="Times New Roman" w:cs="Times New Roman"/>
@@ -11148,13 +11234,14 @@
   </w:style>
   <w:style w:type="paragraph" w:styleId="16">
     <w:name w:val="footnote text"/>
-    <w:link w:val="24"/>
+    <w:link w:val="25"/>
     <w:semiHidden/>
     <w:unhideWhenUsed/>
     <w:qFormat/>
     <w:uiPriority w:val="99"/>
     <w:pPr>
-      <w:spacing w:line="360" w:lineRule="auto"/>
+      <w:spacing w:after="240" w:line="360" w:lineRule="auto"/>
+      <w:jc w:val="both"/>
     </w:pPr>
     <w:rPr>
       <w:rFonts w:ascii="Times New Roman" w:hAnsi="Times New Roman" w:eastAsia="Times New Roman" w:cs="Times New Roman"/>
@@ -11181,7 +11268,8 @@
     <w:qFormat/>
     <w:uiPriority w:val="10"/>
     <w:pPr>
-      <w:spacing w:line="360" w:lineRule="auto"/>
+      <w:spacing w:after="240" w:line="360" w:lineRule="auto"/>
+      <w:jc w:val="both"/>
     </w:pPr>
     <w:rPr>
       <w:rFonts w:ascii="Times New Roman" w:hAnsi="Times New Roman" w:eastAsia="Times New Roman" w:cs="Times New Roman"/>
@@ -11210,9 +11298,9 @@
     <w:qFormat/>
     <w:uiPriority w:val="99"/>
     <w:pPr>
-      <w:spacing w:before="0" w:beforeAutospacing="0" w:after="0" w:afterAutospacing="0" w:line="360" w:lineRule="auto"/>
+      <w:spacing w:before="0" w:beforeAutospacing="0" w:after="240" w:afterAutospacing="0" w:line="360" w:lineRule="auto"/>
       <w:ind w:left="0" w:right="0"/>
-      <w:jc w:val="left"/>
+      <w:jc w:val="both"/>
     </w:pPr>
     <w:rPr>
       <w:rFonts w:ascii="Times New Roman" w:hAnsi="Times New Roman" w:eastAsia="SimSun" w:cs="Times New Roman"/>
@@ -11247,7 +11335,8 @@
         <w:tab w:val="left" w:pos="13740"/>
         <w:tab w:val="left" w:pos="14656"/>
       </w:tabs>
-      <w:jc w:val="left"/>
+      <w:spacing w:after="240" w:line="360" w:lineRule="auto"/>
+      <w:jc w:val="both"/>
     </w:pPr>
     <w:rPr>
       <w:rFonts w:hint="eastAsia" w:ascii="SimSun" w:hAnsi="SimSun" w:eastAsia="SimSun" w:cs="SimSun"/>
@@ -11257,12 +11346,32 @@
       <w:lang w:val="en-US" w:eastAsia="zh-CN" w:bidi="ar"/>
     </w:rPr>
   </w:style>
-  <w:style w:type="paragraph" w:customStyle="1" w:styleId="22">
+  <w:style w:type="table" w:styleId="22">
+    <w:name w:val="Table Grid"/>
+    <w:basedOn w:val="9"/>
+    <w:uiPriority w:val="39"/>
+    <w:pPr>
+      <w:widowControl w:val="0"/>
+      <w:jc w:val="both"/>
+    </w:pPr>
+    <w:tblPr>
+      <w:tblBorders>
+        <w:top w:val="single" w:color="auto" w:sz="4" w:space="0"/>
+        <w:left w:val="single" w:color="auto" w:sz="4" w:space="0"/>
+        <w:bottom w:val="single" w:color="auto" w:sz="4" w:space="0"/>
+        <w:right w:val="single" w:color="auto" w:sz="4" w:space="0"/>
+        <w:insideH w:val="single" w:color="auto" w:sz="4" w:space="0"/>
+        <w:insideV w:val="single" w:color="auto" w:sz="4" w:space="0"/>
+      </w:tblBorders>
+    </w:tblPr>
+  </w:style>
+  <w:style w:type="paragraph" w:customStyle="1" w:styleId="23">
     <w:name w:val="Strong1"/>
     <w:qFormat/>
     <w:uiPriority w:val="0"/>
     <w:pPr>
-      <w:spacing w:line="360" w:lineRule="auto"/>
+      <w:spacing w:after="240" w:line="360" w:lineRule="auto"/>
+      <w:jc w:val="both"/>
     </w:pPr>
     <w:rPr>
       <w:rFonts w:ascii="Times New Roman" w:hAnsi="Times New Roman" w:eastAsia="Times New Roman" w:cs="Times New Roman"/>
@@ -11273,12 +11382,13 @@
       <w:lang w:val="zh-CN" w:eastAsia="zh-CN" w:bidi="ar-SA"/>
     </w:rPr>
   </w:style>
-  <w:style w:type="paragraph" w:styleId="23">
+  <w:style w:type="paragraph" w:styleId="24">
     <w:name w:val="List Paragraph"/>
     <w:qFormat/>
     <w:uiPriority w:val="0"/>
     <w:pPr>
-      <w:spacing w:line="360" w:lineRule="auto"/>
+      <w:spacing w:after="240" w:line="360" w:lineRule="auto"/>
+      <w:jc w:val="both"/>
     </w:pPr>
     <w:rPr>
       <w:rFonts w:ascii="Times New Roman" w:hAnsi="Times New Roman" w:eastAsia="Times New Roman" w:cs="Times New Roman"/>
@@ -11287,7 +11397,7 @@
       <w:lang w:val="zh-CN" w:eastAsia="zh-CN" w:bidi="ar-SA"/>
     </w:rPr>
   </w:style>
-  <w:style w:type="character" w:customStyle="1" w:styleId="24">
+  <w:style w:type="character" w:customStyle="1" w:styleId="25">
     <w:name w:val="Footnote Text Char"/>
     <w:link w:val="16"/>
     <w:semiHidden/>
@@ -11299,7 +11409,7 @@
       <w:szCs w:val="20"/>
     </w:rPr>
   </w:style>
-  <w:style w:type="character" w:customStyle="1" w:styleId="25">
+  <w:style w:type="character" w:customStyle="1" w:styleId="26">
     <w:name w:val="Endnote Text Char"/>
     <w:link w:val="14"/>
     <w:semiHidden/>
@@ -11311,12 +11421,14 @@
       <w:szCs w:val="20"/>
     </w:rPr>
   </w:style>
-  <w:style w:type="paragraph" w:customStyle="1" w:styleId="26">
+  <w:style w:type="paragraph" w:customStyle="1" w:styleId="27">
     <w:name w:val="WPSOffice手动目录 1"/>
     <w:qFormat/>
     <w:uiPriority w:val="0"/>
     <w:pPr>
+      <w:spacing w:after="240" w:line="360" w:lineRule="auto"/>
       <w:ind w:leftChars="0"/>
+      <w:jc w:val="both"/>
     </w:pPr>
     <w:rPr>
       <w:rFonts w:ascii="Times New Roman" w:hAnsi="Times New Roman" w:eastAsia="SimSun" w:cs="Times New Roman"/>
